--- a/docs/系统设计文档.docx
+++ b/docs/系统设计文档.docx
@@ -1084,6 +1084,819 @@
     </w:p>
     <w:p>
       <w:pPr>
+        <w:pStyle w:val="Heading2"/>
+        <w:spacing w:before="0" w:after="120" w:line="264" w:lineRule="auto"/>
+      </w:pPr>
+      <w:r>
+        <w:rPr>
+          <w:rFonts w:ascii="Calibri" w:hAnsi="Calibri" w:eastAsia="Microsoft YaHei"/>
+          <w:b w:val="0"/>
+        </w:rPr>
+        <w:t>2.1 应用入口与整体架构对应</w:t>
+      </w:r>
+    </w:p>
+    <w:p>
+      <w:pPr>
+        <w:spacing w:before="0" w:after="120" w:line="264" w:lineRule="auto"/>
+      </w:pPr>
+      <w:r>
+        <w:rPr>
+          <w:rFonts w:ascii="Calibri" w:hAnsi="Calibri" w:eastAsia="Microsoft YaHei"/>
+          <w:b w:val="0"/>
+        </w:rPr>
+        <w:t>应用入口截图可以帮助说明架构图中的服务边界。前端页面由 Gateway 托管和转发，学生端、教师端看到的是不同业务工作台；后台则按身份、学习、评测、AI、协作和统计报告等逻辑服务组织。</w:t>
+      </w:r>
+    </w:p>
+    <w:p>
+      <w:pPr>
+        <w:jc w:val="center"/>
+      </w:pPr>
+      <w:r>
+        <w:drawing>
+          <wp:inline xmlns:a="http://schemas.openxmlformats.org/drawingml/2006/main" xmlns:pic="http://schemas.openxmlformats.org/drawingml/2006/picture">
+            <wp:extent cx="5577840" cy="3796030"/>
+            <wp:docPr id="2" name="Picture 2"/>
+            <wp:cNvGraphicFramePr>
+              <a:graphicFrameLocks noChangeAspect="1"/>
+            </wp:cNvGraphicFramePr>
+            <a:graphic>
+              <a:graphicData uri="http://schemas.openxmlformats.org/drawingml/2006/picture">
+                <pic:pic>
+                  <pic:nvPicPr>
+                    <pic:cNvPr id="0" name="live-login-overview.png"/>
+                    <pic:cNvPicPr/>
+                  </pic:nvPicPr>
+                  <pic:blipFill>
+                    <a:blip r:embed="rId12"/>
+                    <a:stretch>
+                      <a:fillRect/>
+                    </a:stretch>
+                  </pic:blipFill>
+                  <pic:spPr>
+                    <a:xfrm>
+                      <a:off x="0" y="0"/>
+                      <a:ext cx="5577840" cy="3796030"/>
+                    </a:xfrm>
+                    <a:prstGeom prst="rect"/>
+                  </pic:spPr>
+                </pic:pic>
+              </a:graphicData>
+            </a:graphic>
+          </wp:inline>
+        </w:drawing>
+      </w:r>
+    </w:p>
+    <w:p>
+      <w:pPr>
+        <w:keepNext w:val="0"/>
+        <w:spacing w:before="40" w:after="160" w:line="264" w:lineRule="auto"/>
+        <w:jc w:val="center"/>
+      </w:pPr>
+      <w:r>
+        <w:rPr>
+          <w:rFonts w:ascii="Calibri" w:hAnsi="Calibri" w:eastAsia="Microsoft YaHei"/>
+          <w:b w:val="0"/>
+          <w:color w:val="667085"/>
+          <w:sz w:val="19"/>
+        </w:rPr>
+        <w:t>图 2-1 系统总览入口界面。</w:t>
+      </w:r>
+    </w:p>
+    <w:p>
+      <w:pPr>
+        <w:spacing w:before="0" w:after="120" w:line="264" w:lineRule="auto"/>
+      </w:pPr>
+      <w:r>
+        <w:rPr>
+          <w:rFonts w:ascii="Calibri" w:hAnsi="Calibri" w:eastAsia="Microsoft YaHei"/>
+          <w:b w:val="0"/>
+        </w:rPr>
+        <w:t>总览入口体现了系统面向学生和教师两类角色的主路径。页面本身不直接访问各个数据文件，而是通过前端 ApiClient 请求 Gateway，再由 Gateway 按路由转发到对应逻辑服务。</w:t>
+      </w:r>
+    </w:p>
+    <w:p>
+      <w:pPr>
+        <w:jc w:val="center"/>
+      </w:pPr>
+      <w:r>
+        <w:drawing>
+          <wp:inline xmlns:a="http://schemas.openxmlformats.org/drawingml/2006/main" xmlns:pic="http://schemas.openxmlformats.org/drawingml/2006/picture">
+            <wp:extent cx="5577840" cy="3796030"/>
+            <wp:docPr id="3" name="Picture 3"/>
+            <wp:cNvGraphicFramePr>
+              <a:graphicFrameLocks noChangeAspect="1"/>
+            </wp:cNvGraphicFramePr>
+            <a:graphic>
+              <a:graphicData uri="http://schemas.openxmlformats.org/drawingml/2006/picture">
+                <pic:pic>
+                  <pic:nvPicPr>
+                    <pic:cNvPr id="0" name="live-student-ai.png"/>
+                    <pic:cNvPicPr/>
+                  </pic:nvPicPr>
+                  <pic:blipFill>
+                    <a:blip r:embed="rId13"/>
+                    <a:stretch>
+                      <a:fillRect/>
+                    </a:stretch>
+                  </pic:blipFill>
+                  <pic:spPr>
+                    <a:xfrm>
+                      <a:off x="0" y="0"/>
+                      <a:ext cx="5577840" cy="3796030"/>
+                    </a:xfrm>
+                    <a:prstGeom prst="rect"/>
+                  </pic:spPr>
+                </pic:pic>
+              </a:graphicData>
+            </a:graphic>
+          </wp:inline>
+        </w:drawing>
+      </w:r>
+    </w:p>
+    <w:p>
+      <w:pPr>
+        <w:keepNext w:val="0"/>
+        <w:spacing w:before="40" w:after="160" w:line="264" w:lineRule="auto"/>
+        <w:jc w:val="center"/>
+      </w:pPr>
+      <w:r>
+        <w:rPr>
+          <w:rFonts w:ascii="Calibri" w:hAnsi="Calibri" w:eastAsia="Microsoft YaHei"/>
+          <w:b w:val="0"/>
+          <w:color w:val="667085"/>
+          <w:sz w:val="19"/>
+        </w:rPr>
+        <w:t>图 2-2 学生端 AI 工作台界面。</w:t>
+      </w:r>
+    </w:p>
+    <w:p>
+      <w:pPr>
+        <w:spacing w:before="0" w:after="120" w:line="264" w:lineRule="auto"/>
+      </w:pPr>
+      <w:r>
+        <w:rPr>
+          <w:rFonts w:ascii="Calibri" w:hAnsi="Calibri" w:eastAsia="Microsoft YaHei"/>
+          <w:b w:val="0"/>
+        </w:rPr>
+        <w:t>学生端 AI 工作台集中展示学习计划、薄弱点、任务草稿和行动项。该界面背后主要调用 ai-service 的 student-ai 工作流，同时依赖 learning-service 提供课程、目标、任务和笔记上下文。</w:t>
+      </w:r>
+    </w:p>
+    <w:p>
+      <w:pPr>
+        <w:jc w:val="center"/>
+      </w:pPr>
+      <w:r>
+        <w:drawing>
+          <wp:inline xmlns:a="http://schemas.openxmlformats.org/drawingml/2006/main" xmlns:pic="http://schemas.openxmlformats.org/drawingml/2006/picture">
+            <wp:extent cx="5577840" cy="3796030"/>
+            <wp:docPr id="4" name="Picture 4"/>
+            <wp:cNvGraphicFramePr>
+              <a:graphicFrameLocks noChangeAspect="1"/>
+            </wp:cNvGraphicFramePr>
+            <a:graphic>
+              <a:graphicData uri="http://schemas.openxmlformats.org/drawingml/2006/picture">
+                <pic:pic>
+                  <pic:nvPicPr>
+                    <pic:cNvPr id="0" name="live-teacher-ai.png"/>
+                    <pic:cNvPicPr/>
+                  </pic:nvPicPr>
+                  <pic:blipFill>
+                    <a:blip r:embed="rId14"/>
+                    <a:stretch>
+                      <a:fillRect/>
+                    </a:stretch>
+                  </pic:blipFill>
+                  <pic:spPr>
+                    <a:xfrm>
+                      <a:off x="0" y="0"/>
+                      <a:ext cx="5577840" cy="3796030"/>
+                    </a:xfrm>
+                    <a:prstGeom prst="rect"/>
+                  </pic:spPr>
+                </pic:pic>
+              </a:graphicData>
+            </a:graphic>
+          </wp:inline>
+        </w:drawing>
+      </w:r>
+    </w:p>
+    <w:p>
+      <w:pPr>
+        <w:keepNext w:val="0"/>
+        <w:spacing w:before="40" w:after="160" w:line="264" w:lineRule="auto"/>
+        <w:jc w:val="center"/>
+      </w:pPr>
+      <w:r>
+        <w:rPr>
+          <w:rFonts w:ascii="Calibri" w:hAnsi="Calibri" w:eastAsia="Microsoft YaHei"/>
+          <w:b w:val="0"/>
+          <w:color w:val="667085"/>
+          <w:sz w:val="19"/>
+        </w:rPr>
+        <w:t>图 2-3 教师端 AI 工作台界面。</w:t>
+      </w:r>
+    </w:p>
+    <w:p>
+      <w:pPr>
+        <w:spacing w:before="0" w:after="120" w:line="264" w:lineRule="auto"/>
+      </w:pPr>
+      <w:r>
+        <w:rPr>
+          <w:rFonts w:ascii="Calibri" w:hAnsi="Calibri" w:eastAsia="Microsoft YaHei"/>
+          <w:b w:val="0"/>
+        </w:rPr>
+        <w:t>教师端 AI 工作台面向教学计划、学生干预、作业讲评和报告摘要等场景。它与学生端共用 Provider 抽象和结构化输出机制，但权限上要求 teacher/admin 角色，并且更多依赖 assessment-service 与 analytics/report 的过程证据。</w:t>
+      </w:r>
+    </w:p>
+    <w:tbl>
+      <w:tblPr>
+        <w:tblStyle w:val="TableGrid"/>
+        <w:tblW w:type="dxa" w:w="9360"/>
+        <w:jc w:val="left"/>
+        <w:tblLayout w:type="fixed"/>
+        <w:tblLook w:firstColumn="1" w:firstRow="1" w:lastColumn="0" w:lastRow="0" w:noHBand="0" w:noVBand="1" w:val="04A0"/>
+        <w:tblInd w:w="120" w:type="dxa"/>
+        <w:tblBorders>
+          <w:top w:val="single" w:sz="6" w:space="0" w:color="D8DEE9"/>
+          <w:left w:val="single" w:sz="6" w:space="0" w:color="D8DEE9"/>
+          <w:bottom w:val="single" w:sz="6" w:space="0" w:color="D8DEE9"/>
+          <w:right w:val="single" w:sz="6" w:space="0" w:color="D8DEE9"/>
+          <w:insideH w:val="single" w:sz="6" w:space="0" w:color="D8DEE9"/>
+          <w:insideV w:val="single" w:sz="6" w:space="0" w:color="D8DEE9"/>
+        </w:tblBorders>
+      </w:tblPr>
+      <w:tblGrid>
+        <w:gridCol w:w="1700"/>
+        <w:gridCol w:w="2200"/>
+        <w:gridCol w:w="3000"/>
+        <w:gridCol w:w="2460"/>
+      </w:tblGrid>
+      <w:tr>
+        <w:tc>
+          <w:tcPr>
+            <w:tcW w:type="dxa" w:w="1700"/>
+            <w:shd w:fill="F2F4F7"/>
+            <w:vAlign w:val="center"/>
+            <w:tcMar>
+              <w:top w:w="80" w:type="dxa"/>
+              <w:bottom w:w="80" w:type="dxa"/>
+              <w:start w:w="120" w:type="dxa"/>
+              <w:end w:w="120" w:type="dxa"/>
+            </w:tcMar>
+          </w:tcPr>
+          <w:p>
+            <w:pPr>
+              <w:spacing w:before="0" w:after="0" w:line="264" w:lineRule="auto"/>
+              <w:jc w:val="center"/>
+            </w:pPr>
+            <w:r/>
+            <w:r>
+              <w:rPr>
+                <w:rFonts w:ascii="Calibri" w:hAnsi="Calibri" w:eastAsia="Microsoft YaHei"/>
+                <w:b/>
+                <w:color w:val="172033"/>
+                <w:sz w:val="21"/>
+              </w:rPr>
+              <w:t>界面入口</w:t>
+            </w:r>
+          </w:p>
+        </w:tc>
+        <w:tc>
+          <w:tcPr>
+            <w:tcW w:type="dxa" w:w="2200"/>
+            <w:shd w:fill="F2F4F7"/>
+            <w:vAlign w:val="center"/>
+            <w:tcMar>
+              <w:top w:w="80" w:type="dxa"/>
+              <w:bottom w:w="80" w:type="dxa"/>
+              <w:start w:w="120" w:type="dxa"/>
+              <w:end w:w="120" w:type="dxa"/>
+            </w:tcMar>
+          </w:tcPr>
+          <w:p>
+            <w:pPr>
+              <w:spacing w:before="0" w:after="0" w:line="264" w:lineRule="auto"/>
+              <w:jc w:val="center"/>
+            </w:pPr>
+            <w:r/>
+            <w:r>
+              <w:rPr>
+                <w:rFonts w:ascii="Calibri" w:hAnsi="Calibri" w:eastAsia="Microsoft YaHei"/>
+                <w:b/>
+                <w:color w:val="172033"/>
+                <w:sz w:val="21"/>
+              </w:rPr>
+              <w:t>主要后端服务</w:t>
+            </w:r>
+          </w:p>
+        </w:tc>
+        <w:tc>
+          <w:tcPr>
+            <w:tcW w:type="dxa" w:w="3000"/>
+            <w:shd w:fill="F2F4F7"/>
+            <w:vAlign w:val="center"/>
+            <w:tcMar>
+              <w:top w:w="80" w:type="dxa"/>
+              <w:bottom w:w="80" w:type="dxa"/>
+              <w:start w:w="120" w:type="dxa"/>
+              <w:end w:w="120" w:type="dxa"/>
+            </w:tcMar>
+          </w:tcPr>
+          <w:p>
+            <w:pPr>
+              <w:spacing w:before="0" w:after="0" w:line="264" w:lineRule="auto"/>
+              <w:jc w:val="center"/>
+            </w:pPr>
+            <w:r/>
+            <w:r>
+              <w:rPr>
+                <w:rFonts w:ascii="Calibri" w:hAnsi="Calibri" w:eastAsia="Microsoft YaHei"/>
+                <w:b/>
+                <w:color w:val="172033"/>
+                <w:sz w:val="21"/>
+              </w:rPr>
+              <w:t>核心数据对象</w:t>
+            </w:r>
+          </w:p>
+        </w:tc>
+        <w:tc>
+          <w:tcPr>
+            <w:tcW w:type="dxa" w:w="2460"/>
+            <w:shd w:fill="F2F4F7"/>
+            <w:vAlign w:val="center"/>
+            <w:tcMar>
+              <w:top w:w="80" w:type="dxa"/>
+              <w:bottom w:w="80" w:type="dxa"/>
+              <w:start w:w="120" w:type="dxa"/>
+              <w:end w:w="120" w:type="dxa"/>
+            </w:tcMar>
+          </w:tcPr>
+          <w:p>
+            <w:pPr>
+              <w:spacing w:before="0" w:after="0" w:line="264" w:lineRule="auto"/>
+              <w:jc w:val="center"/>
+            </w:pPr>
+            <w:r/>
+            <w:r>
+              <w:rPr>
+                <w:rFonts w:ascii="Calibri" w:hAnsi="Calibri" w:eastAsia="Microsoft YaHei"/>
+                <w:b/>
+                <w:color w:val="172033"/>
+                <w:sz w:val="21"/>
+              </w:rPr>
+              <w:t>设计说明</w:t>
+            </w:r>
+          </w:p>
+        </w:tc>
+      </w:tr>
+      <w:tr>
+        <w:tc>
+          <w:tcPr>
+            <w:tcW w:type="dxa" w:w="1700"/>
+            <w:vAlign w:val="center"/>
+            <w:tcMar>
+              <w:top w:w="80" w:type="dxa"/>
+              <w:bottom w:w="80" w:type="dxa"/>
+              <w:start w:w="120" w:type="dxa"/>
+              <w:end w:w="120" w:type="dxa"/>
+            </w:tcMar>
+          </w:tcPr>
+          <w:p>
+            <w:pPr>
+              <w:spacing w:before="0" w:after="0" w:line="264" w:lineRule="auto"/>
+              <w:jc w:val="center"/>
+            </w:pPr>
+            <w:r/>
+            <w:r>
+              <w:rPr>
+                <w:rFonts w:ascii="Calibri" w:hAnsi="Calibri" w:eastAsia="Microsoft YaHei"/>
+                <w:b w:val="0"/>
+                <w:sz w:val="20"/>
+              </w:rPr>
+              <w:t>学生 AI 工作台</w:t>
+            </w:r>
+          </w:p>
+        </w:tc>
+        <w:tc>
+          <w:tcPr>
+            <w:tcW w:type="dxa" w:w="2200"/>
+            <w:vAlign w:val="center"/>
+            <w:tcMar>
+              <w:top w:w="80" w:type="dxa"/>
+              <w:bottom w:w="80" w:type="dxa"/>
+              <w:start w:w="120" w:type="dxa"/>
+              <w:end w:w="120" w:type="dxa"/>
+            </w:tcMar>
+          </w:tcPr>
+          <w:p>
+            <w:pPr>
+              <w:spacing w:before="0" w:after="0" w:line="264" w:lineRule="auto"/>
+              <w:jc w:val="left"/>
+            </w:pPr>
+            <w:r/>
+            <w:r>
+              <w:rPr>
+                <w:rFonts w:ascii="Calibri" w:hAnsi="Calibri" w:eastAsia="Microsoft YaHei"/>
+                <w:b w:val="0"/>
+                <w:sz w:val="20"/>
+              </w:rPr>
+              <w:t>gateway、ai、learning、assessment</w:t>
+            </w:r>
+          </w:p>
+        </w:tc>
+        <w:tc>
+          <w:tcPr>
+            <w:tcW w:type="dxa" w:w="3000"/>
+            <w:vAlign w:val="center"/>
+            <w:tcMar>
+              <w:top w:w="80" w:type="dxa"/>
+              <w:bottom w:w="80" w:type="dxa"/>
+              <w:start w:w="120" w:type="dxa"/>
+              <w:end w:w="120" w:type="dxa"/>
+            </w:tcMar>
+          </w:tcPr>
+          <w:p>
+            <w:pPr>
+              <w:spacing w:before="0" w:after="0" w:line="264" w:lineRule="auto"/>
+              <w:jc w:val="left"/>
+            </w:pPr>
+            <w:r/>
+            <w:r>
+              <w:rPr>
+                <w:rFonts w:ascii="Calibri" w:hAnsi="Calibri" w:eastAsia="Microsoft YaHei"/>
+                <w:b w:val="0"/>
+                <w:sz w:val="20"/>
+              </w:rPr>
+              <w:t>StudentAiResult、StudentTaskDraft、LearningGoal、StudyTask、Assignment</w:t>
+            </w:r>
+          </w:p>
+        </w:tc>
+        <w:tc>
+          <w:tcPr>
+            <w:tcW w:type="dxa" w:w="2460"/>
+            <w:vAlign w:val="center"/>
+            <w:tcMar>
+              <w:top w:w="80" w:type="dxa"/>
+              <w:bottom w:w="80" w:type="dxa"/>
+              <w:start w:w="120" w:type="dxa"/>
+              <w:end w:w="120" w:type="dxa"/>
+            </w:tcMar>
+          </w:tcPr>
+          <w:p>
+            <w:pPr>
+              <w:spacing w:before="0" w:after="0" w:line="264" w:lineRule="auto"/>
+              <w:jc w:val="left"/>
+            </w:pPr>
+            <w:r/>
+            <w:r>
+              <w:rPr>
+                <w:rFonts w:ascii="Calibri" w:hAnsi="Calibri" w:eastAsia="Microsoft YaHei"/>
+                <w:b w:val="0"/>
+                <w:sz w:val="20"/>
+              </w:rPr>
+              <w:t>AI 建议与学习任务、作业上下文绑定，结果保存后可在时间线和行动项中继续使用。</w:t>
+            </w:r>
+          </w:p>
+        </w:tc>
+      </w:tr>
+      <w:tr>
+        <w:tc>
+          <w:tcPr>
+            <w:tcW w:type="dxa" w:w="1700"/>
+            <w:vAlign w:val="center"/>
+            <w:tcMar>
+              <w:top w:w="80" w:type="dxa"/>
+              <w:bottom w:w="80" w:type="dxa"/>
+              <w:start w:w="120" w:type="dxa"/>
+              <w:end w:w="120" w:type="dxa"/>
+            </w:tcMar>
+          </w:tcPr>
+          <w:p>
+            <w:pPr>
+              <w:spacing w:before="0" w:after="0" w:line="264" w:lineRule="auto"/>
+              <w:jc w:val="center"/>
+            </w:pPr>
+            <w:r/>
+            <w:r>
+              <w:rPr>
+                <w:rFonts w:ascii="Calibri" w:hAnsi="Calibri" w:eastAsia="Microsoft YaHei"/>
+                <w:b w:val="0"/>
+                <w:sz w:val="20"/>
+              </w:rPr>
+              <w:t>教师 AI 工作台</w:t>
+            </w:r>
+          </w:p>
+        </w:tc>
+        <w:tc>
+          <w:tcPr>
+            <w:tcW w:type="dxa" w:w="2200"/>
+            <w:vAlign w:val="center"/>
+            <w:tcMar>
+              <w:top w:w="80" w:type="dxa"/>
+              <w:bottom w:w="80" w:type="dxa"/>
+              <w:start w:w="120" w:type="dxa"/>
+              <w:end w:w="120" w:type="dxa"/>
+            </w:tcMar>
+          </w:tcPr>
+          <w:p>
+            <w:pPr>
+              <w:spacing w:before="0" w:after="0" w:line="264" w:lineRule="auto"/>
+              <w:jc w:val="left"/>
+            </w:pPr>
+            <w:r/>
+            <w:r>
+              <w:rPr>
+                <w:rFonts w:ascii="Calibri" w:hAnsi="Calibri" w:eastAsia="Microsoft YaHei"/>
+                <w:b w:val="0"/>
+                <w:sz w:val="20"/>
+              </w:rPr>
+              <w:t>gateway、ai、assessment、analytics、report</w:t>
+            </w:r>
+          </w:p>
+        </w:tc>
+        <w:tc>
+          <w:tcPr>
+            <w:tcW w:type="dxa" w:w="3000"/>
+            <w:vAlign w:val="center"/>
+            <w:tcMar>
+              <w:top w:w="80" w:type="dxa"/>
+              <w:bottom w:w="80" w:type="dxa"/>
+              <w:start w:w="120" w:type="dxa"/>
+              <w:end w:w="120" w:type="dxa"/>
+            </w:tcMar>
+          </w:tcPr>
+          <w:p>
+            <w:pPr>
+              <w:spacing w:before="0" w:after="0" w:line="264" w:lineRule="auto"/>
+              <w:jc w:val="left"/>
+            </w:pPr>
+            <w:r/>
+            <w:r>
+              <w:rPr>
+                <w:rFonts w:ascii="Calibri" w:hAnsi="Calibri" w:eastAsia="Microsoft YaHei"/>
+                <w:b w:val="0"/>
+                <w:sz w:val="20"/>
+              </w:rPr>
+              <w:t>TeacherAiResult、TeacherAiDraft、Submission、Rubric、MasteryRecord</w:t>
+            </w:r>
+          </w:p>
+        </w:tc>
+        <w:tc>
+          <w:tcPr>
+            <w:tcW w:type="dxa" w:w="2460"/>
+            <w:vAlign w:val="center"/>
+            <w:tcMar>
+              <w:top w:w="80" w:type="dxa"/>
+              <w:bottom w:w="80" w:type="dxa"/>
+              <w:start w:w="120" w:type="dxa"/>
+              <w:end w:w="120" w:type="dxa"/>
+            </w:tcMar>
+          </w:tcPr>
+          <w:p>
+            <w:pPr>
+              <w:spacing w:before="0" w:after="0" w:line="264" w:lineRule="auto"/>
+              <w:jc w:val="left"/>
+            </w:pPr>
+            <w:r/>
+            <w:r>
+              <w:rPr>
+                <w:rFonts w:ascii="Calibri" w:hAnsi="Calibri" w:eastAsia="Microsoft YaHei"/>
+                <w:b w:val="0"/>
+                <w:sz w:val="20"/>
+              </w:rPr>
+              <w:t>AI 先生成草稿和建议，由教师确认后再进入反馈、干预或报告流程。</w:t>
+            </w:r>
+          </w:p>
+        </w:tc>
+      </w:tr>
+      <w:tr>
+        <w:tc>
+          <w:tcPr>
+            <w:tcW w:type="dxa" w:w="1700"/>
+            <w:vAlign w:val="center"/>
+            <w:tcMar>
+              <w:top w:w="80" w:type="dxa"/>
+              <w:bottom w:w="80" w:type="dxa"/>
+              <w:start w:w="120" w:type="dxa"/>
+              <w:end w:w="120" w:type="dxa"/>
+            </w:tcMar>
+          </w:tcPr>
+          <w:p>
+            <w:pPr>
+              <w:spacing w:before="0" w:after="0" w:line="264" w:lineRule="auto"/>
+              <w:jc w:val="center"/>
+            </w:pPr>
+            <w:r/>
+            <w:r>
+              <w:rPr>
+                <w:rFonts w:ascii="Calibri" w:hAnsi="Calibri" w:eastAsia="Microsoft YaHei"/>
+                <w:b w:val="0"/>
+                <w:sz w:val="20"/>
+              </w:rPr>
+              <w:t>协作与活动入口</w:t>
+            </w:r>
+          </w:p>
+        </w:tc>
+        <w:tc>
+          <w:tcPr>
+            <w:tcW w:type="dxa" w:w="2200"/>
+            <w:vAlign w:val="center"/>
+            <w:tcMar>
+              <w:top w:w="80" w:type="dxa"/>
+              <w:bottom w:w="80" w:type="dxa"/>
+              <w:start w:w="120" w:type="dxa"/>
+              <w:end w:w="120" w:type="dxa"/>
+            </w:tcMar>
+          </w:tcPr>
+          <w:p>
+            <w:pPr>
+              <w:spacing w:before="0" w:after="0" w:line="264" w:lineRule="auto"/>
+              <w:jc w:val="left"/>
+            </w:pPr>
+            <w:r/>
+            <w:r>
+              <w:rPr>
+                <w:rFonts w:ascii="Calibri" w:hAnsi="Calibri" w:eastAsia="Microsoft YaHei"/>
+                <w:b w:val="0"/>
+                <w:sz w:val="20"/>
+              </w:rPr>
+              <w:t>gateway、collaboration、notification</w:t>
+            </w:r>
+          </w:p>
+        </w:tc>
+        <w:tc>
+          <w:tcPr>
+            <w:tcW w:type="dxa" w:w="3000"/>
+            <w:vAlign w:val="center"/>
+            <w:tcMar>
+              <w:top w:w="80" w:type="dxa"/>
+              <w:bottom w:w="80" w:type="dxa"/>
+              <w:start w:w="120" w:type="dxa"/>
+              <w:end w:w="120" w:type="dxa"/>
+            </w:tcMar>
+          </w:tcPr>
+          <w:p>
+            <w:pPr>
+              <w:spacing w:before="0" w:after="0" w:line="264" w:lineRule="auto"/>
+              <w:jc w:val="left"/>
+            </w:pPr>
+            <w:r/>
+            <w:r>
+              <w:rPr>
+                <w:rFonts w:ascii="Calibri" w:hAnsi="Calibri" w:eastAsia="Microsoft YaHei"/>
+                <w:b w:val="0"/>
+                <w:sz w:val="20"/>
+              </w:rPr>
+              <w:t>RoomMessage、ActivityLog、CollaborationEvent、Mention</w:t>
+            </w:r>
+          </w:p>
+        </w:tc>
+        <w:tc>
+          <w:tcPr>
+            <w:tcW w:type="dxa" w:w="2460"/>
+            <w:vAlign w:val="center"/>
+            <w:tcMar>
+              <w:top w:w="80" w:type="dxa"/>
+              <w:bottom w:w="80" w:type="dxa"/>
+              <w:start w:w="120" w:type="dxa"/>
+              <w:end w:w="120" w:type="dxa"/>
+            </w:tcMar>
+          </w:tcPr>
+          <w:p>
+            <w:pPr>
+              <w:spacing w:before="0" w:after="0" w:line="264" w:lineRule="auto"/>
+              <w:jc w:val="left"/>
+            </w:pPr>
+            <w:r/>
+            <w:r>
+              <w:rPr>
+                <w:rFonts w:ascii="Calibri" w:hAnsi="Calibri" w:eastAsia="Microsoft YaHei"/>
+                <w:b w:val="0"/>
+                <w:sz w:val="20"/>
+              </w:rPr>
+              <w:t>协作消息和活动记录通过 SSE 形成轻量实时提示，页面再重新拉取最新数据。</w:t>
+            </w:r>
+          </w:p>
+        </w:tc>
+      </w:tr>
+      <w:tr>
+        <w:tc>
+          <w:tcPr>
+            <w:tcW w:type="dxa" w:w="1700"/>
+            <w:vAlign w:val="center"/>
+            <w:tcMar>
+              <w:top w:w="80" w:type="dxa"/>
+              <w:bottom w:w="80" w:type="dxa"/>
+              <w:start w:w="120" w:type="dxa"/>
+              <w:end w:w="120" w:type="dxa"/>
+            </w:tcMar>
+          </w:tcPr>
+          <w:p>
+            <w:pPr>
+              <w:spacing w:before="0" w:after="0" w:line="264" w:lineRule="auto"/>
+              <w:jc w:val="center"/>
+            </w:pPr>
+            <w:r/>
+            <w:r>
+              <w:rPr>
+                <w:rFonts w:ascii="Calibri" w:hAnsi="Calibri" w:eastAsia="Microsoft YaHei"/>
+                <w:b w:val="0"/>
+                <w:sz w:val="20"/>
+              </w:rPr>
+              <w:t>学习与作业入口</w:t>
+            </w:r>
+          </w:p>
+        </w:tc>
+        <w:tc>
+          <w:tcPr>
+            <w:tcW w:type="dxa" w:w="2200"/>
+            <w:vAlign w:val="center"/>
+            <w:tcMar>
+              <w:top w:w="80" w:type="dxa"/>
+              <w:bottom w:w="80" w:type="dxa"/>
+              <w:start w:w="120" w:type="dxa"/>
+              <w:end w:w="120" w:type="dxa"/>
+            </w:tcMar>
+          </w:tcPr>
+          <w:p>
+            <w:pPr>
+              <w:spacing w:before="0" w:after="0" w:line="264" w:lineRule="auto"/>
+              <w:jc w:val="left"/>
+            </w:pPr>
+            <w:r/>
+            <w:r>
+              <w:rPr>
+                <w:rFonts w:ascii="Calibri" w:hAnsi="Calibri" w:eastAsia="Microsoft YaHei"/>
+                <w:b w:val="0"/>
+                <w:sz w:val="20"/>
+              </w:rPr>
+              <w:t>gateway、learning、assessment</w:t>
+            </w:r>
+          </w:p>
+        </w:tc>
+        <w:tc>
+          <w:tcPr>
+            <w:tcW w:type="dxa" w:w="3000"/>
+            <w:vAlign w:val="center"/>
+            <w:tcMar>
+              <w:top w:w="80" w:type="dxa"/>
+              <w:bottom w:w="80" w:type="dxa"/>
+              <w:start w:w="120" w:type="dxa"/>
+              <w:end w:w="120" w:type="dxa"/>
+            </w:tcMar>
+          </w:tcPr>
+          <w:p>
+            <w:pPr>
+              <w:spacing w:before="0" w:after="0" w:line="264" w:lineRule="auto"/>
+              <w:jc w:val="left"/>
+            </w:pPr>
+            <w:r/>
+            <w:r>
+              <w:rPr>
+                <w:rFonts w:ascii="Calibri" w:hAnsi="Calibri" w:eastAsia="Microsoft YaHei"/>
+                <w:b w:val="0"/>
+                <w:sz w:val="20"/>
+              </w:rPr>
+              <w:t>Course、LearningGoal、StudyTask、Assignment、Submission</w:t>
+            </w:r>
+          </w:p>
+        </w:tc>
+        <w:tc>
+          <w:tcPr>
+            <w:tcW w:type="dxa" w:w="2460"/>
+            <w:vAlign w:val="center"/>
+            <w:tcMar>
+              <w:top w:w="80" w:type="dxa"/>
+              <w:bottom w:w="80" w:type="dxa"/>
+              <w:start w:w="120" w:type="dxa"/>
+              <w:end w:w="120" w:type="dxa"/>
+            </w:tcMar>
+          </w:tcPr>
+          <w:p>
+            <w:pPr>
+              <w:spacing w:before="0" w:after="0" w:line="264" w:lineRule="auto"/>
+              <w:jc w:val="left"/>
+            </w:pPr>
+            <w:r/>
+            <w:r>
+              <w:rPr>
+                <w:rFonts w:ascii="Calibri" w:hAnsi="Calibri" w:eastAsia="Microsoft YaHei"/>
+                <w:b w:val="0"/>
+                <w:sz w:val="20"/>
+              </w:rPr>
+              <w:t>课程学习和作业评测保持独立服务边界，页面通过统一 API 组合展示。</w:t>
+            </w:r>
+          </w:p>
+        </w:tc>
+      </w:tr>
+    </w:tbl>
+    <w:p>
+      <w:pPr>
+        <w:spacing w:before="0" w:after="40" w:line="264" w:lineRule="auto"/>
+      </w:pPr>
+    </w:p>
+    <w:p>
+      <w:pPr>
         <w:pStyle w:val="Heading1"/>
         <w:spacing w:before="0" w:after="120" w:line="264" w:lineRule="auto"/>
       </w:pPr>
@@ -1564,6 +2377,862 @@
                 <w:sz w:val="20"/>
               </w:rPr>
               <w:t>统计分析、报告导出和运维导入审计等扩展能力。</w:t>
+            </w:r>
+          </w:p>
+        </w:tc>
+      </w:tr>
+    </w:tbl>
+    <w:p>
+      <w:pPr>
+        <w:spacing w:before="0" w:after="40" w:line="264" w:lineRule="auto"/>
+      </w:pPr>
+    </w:p>
+    <w:p>
+      <w:pPr>
+        <w:pStyle w:val="Heading2"/>
+        <w:spacing w:before="0" w:after="120" w:line="264" w:lineRule="auto"/>
+      </w:pPr>
+      <w:r>
+        <w:rPr>
+          <w:rFonts w:ascii="Calibri" w:hAnsi="Calibri" w:eastAsia="Microsoft YaHei"/>
+          <w:b w:val="0"/>
+        </w:rPr>
+        <w:t>3.1 前端页面与后端服务对应关系</w:t>
+      </w:r>
+    </w:p>
+    <w:p>
+      <w:pPr>
+        <w:spacing w:before="0" w:after="120" w:line="264" w:lineRule="auto"/>
+      </w:pPr>
+      <w:r>
+        <w:rPr>
+          <w:rFonts w:ascii="Calibri" w:hAnsi="Calibri" w:eastAsia="Microsoft YaHei"/>
+          <w:b w:val="0"/>
+        </w:rPr>
+        <w:t>前端页面不是按后端服务一一拆成多个独立应用，而是在同一个浏览器端项目中按学生端和教师端组织视图。每个视图通过 ApiClient 请求 Gateway，Gateway 再把请求分发给 learning、assessment、ai 或 collaboration 等服务。</w:t>
+      </w:r>
+    </w:p>
+    <w:p>
+      <w:pPr>
+        <w:jc w:val="center"/>
+      </w:pPr>
+      <w:r>
+        <w:drawing>
+          <wp:inline xmlns:a="http://schemas.openxmlformats.org/drawingml/2006/main" xmlns:pic="http://schemas.openxmlformats.org/drawingml/2006/picture">
+            <wp:extent cx="5577840" cy="3796030"/>
+            <wp:docPr id="5" name="Picture 5"/>
+            <wp:cNvGraphicFramePr>
+              <a:graphicFrameLocks noChangeAspect="1"/>
+            </wp:cNvGraphicFramePr>
+            <a:graphic>
+              <a:graphicData uri="http://schemas.openxmlformats.org/drawingml/2006/picture">
+                <pic:pic>
+                  <pic:nvPicPr>
+                    <pic:cNvPr id="0" name="live-student-learning.png"/>
+                    <pic:cNvPicPr/>
+                  </pic:nvPicPr>
+                  <pic:blipFill>
+                    <a:blip r:embed="rId15"/>
+                    <a:stretch>
+                      <a:fillRect/>
+                    </a:stretch>
+                  </pic:blipFill>
+                  <pic:spPr>
+                    <a:xfrm>
+                      <a:off x="0" y="0"/>
+                      <a:ext cx="5577840" cy="3796030"/>
+                    </a:xfrm>
+                    <a:prstGeom prst="rect"/>
+                  </pic:spPr>
+                </pic:pic>
+              </a:graphicData>
+            </a:graphic>
+          </wp:inline>
+        </w:drawing>
+      </w:r>
+    </w:p>
+    <w:p>
+      <w:pPr>
+        <w:keepNext w:val="0"/>
+        <w:spacing w:before="40" w:after="160" w:line="264" w:lineRule="auto"/>
+        <w:jc w:val="center"/>
+      </w:pPr>
+      <w:r>
+        <w:rPr>
+          <w:rFonts w:ascii="Calibri" w:hAnsi="Calibri" w:eastAsia="Microsoft YaHei"/>
+          <w:b w:val="0"/>
+          <w:color w:val="667085"/>
+          <w:sz w:val="19"/>
+        </w:rPr>
+        <w:t>图 3-1 学生学习任务页面。</w:t>
+      </w:r>
+    </w:p>
+    <w:p>
+      <w:pPr>
+        <w:spacing w:before="0" w:after="120" w:line="264" w:lineRule="auto"/>
+      </w:pPr>
+      <w:r>
+        <w:rPr>
+          <w:rFonts w:ascii="Calibri" w:hAnsi="Calibri" w:eastAsia="Microsoft YaHei"/>
+          <w:b w:val="0"/>
+        </w:rPr>
+        <w:t>学习任务页面主要对应 learning-service。页面展示课程、目标、任务状态和进度，服务端通过 LearningGoal、StudyTask、LearningNote 等领域对象维护学习过程；当任务完成时，还可能产生活动日志事件供 Dashboard 或协作页刷新。</w:t>
+      </w:r>
+    </w:p>
+    <w:p>
+      <w:pPr>
+        <w:jc w:val="center"/>
+      </w:pPr>
+      <w:r>
+        <w:drawing>
+          <wp:inline xmlns:a="http://schemas.openxmlformats.org/drawingml/2006/main" xmlns:pic="http://schemas.openxmlformats.org/drawingml/2006/picture">
+            <wp:extent cx="5577840" cy="3796030"/>
+            <wp:docPr id="6" name="Picture 6"/>
+            <wp:cNvGraphicFramePr>
+              <a:graphicFrameLocks noChangeAspect="1"/>
+            </wp:cNvGraphicFramePr>
+            <a:graphic>
+              <a:graphicData uri="http://schemas.openxmlformats.org/drawingml/2006/picture">
+                <pic:pic>
+                  <pic:nvPicPr>
+                    <pic:cNvPr id="0" name="live-teacher-assignments.png"/>
+                    <pic:cNvPicPr/>
+                  </pic:nvPicPr>
+                  <pic:blipFill>
+                    <a:blip r:embed="rId16"/>
+                    <a:stretch>
+                      <a:fillRect/>
+                    </a:stretch>
+                  </pic:blipFill>
+                  <pic:spPr>
+                    <a:xfrm>
+                      <a:off x="0" y="0"/>
+                      <a:ext cx="5577840" cy="3796030"/>
+                    </a:xfrm>
+                    <a:prstGeom prst="rect"/>
+                  </pic:spPr>
+                </pic:pic>
+              </a:graphicData>
+            </a:graphic>
+          </wp:inline>
+        </w:drawing>
+      </w:r>
+    </w:p>
+    <w:p>
+      <w:pPr>
+        <w:keepNext w:val="0"/>
+        <w:spacing w:before="40" w:after="160" w:line="264" w:lineRule="auto"/>
+        <w:jc w:val="center"/>
+      </w:pPr>
+      <w:r>
+        <w:rPr>
+          <w:rFonts w:ascii="Calibri" w:hAnsi="Calibri" w:eastAsia="Microsoft YaHei"/>
+          <w:b w:val="0"/>
+          <w:color w:val="667085"/>
+          <w:sz w:val="19"/>
+        </w:rPr>
+        <w:t>图 3-2 教师作业管理页面。</w:t>
+      </w:r>
+    </w:p>
+    <w:p>
+      <w:pPr>
+        <w:spacing w:before="0" w:after="120" w:line="264" w:lineRule="auto"/>
+      </w:pPr>
+      <w:r>
+        <w:rPr>
+          <w:rFonts w:ascii="Calibri" w:hAnsi="Calibri" w:eastAsia="Microsoft YaHei"/>
+          <w:b w:val="0"/>
+        </w:rPr>
+        <w:t>教师作业管理页面主要对应 assessment-service。页面涉及 Assignment、Rubric、Submission、Question 和 PracticeSession 等对象，教师可以从这里进入发布、查看提交、批改和讲评等流程。</w:t>
+      </w:r>
+    </w:p>
+    <w:tbl>
+      <w:tblPr>
+        <w:tblStyle w:val="TableGrid"/>
+        <w:tblW w:type="dxa" w:w="9360"/>
+        <w:jc w:val="left"/>
+        <w:tblLayout w:type="fixed"/>
+        <w:tblLook w:firstColumn="1" w:firstRow="1" w:lastColumn="0" w:lastRow="0" w:noHBand="0" w:noVBand="1" w:val="04A0"/>
+        <w:tblInd w:w="120" w:type="dxa"/>
+        <w:tblBorders>
+          <w:top w:val="single" w:sz="6" w:space="0" w:color="D8DEE9"/>
+          <w:left w:val="single" w:sz="6" w:space="0" w:color="D8DEE9"/>
+          <w:bottom w:val="single" w:sz="6" w:space="0" w:color="D8DEE9"/>
+          <w:right w:val="single" w:sz="6" w:space="0" w:color="D8DEE9"/>
+          <w:insideH w:val="single" w:sz="6" w:space="0" w:color="D8DEE9"/>
+          <w:insideV w:val="single" w:sz="6" w:space="0" w:color="D8DEE9"/>
+        </w:tblBorders>
+      </w:tblPr>
+      <w:tblGrid>
+        <w:gridCol w:w="1800"/>
+        <w:gridCol w:w="2100"/>
+        <w:gridCol w:w="3000"/>
+        <w:gridCol w:w="2460"/>
+      </w:tblGrid>
+      <w:tr>
+        <w:tc>
+          <w:tcPr>
+            <w:tcW w:type="dxa" w:w="1800"/>
+            <w:shd w:fill="F2F4F7"/>
+            <w:vAlign w:val="center"/>
+            <w:tcMar>
+              <w:top w:w="80" w:type="dxa"/>
+              <w:bottom w:w="80" w:type="dxa"/>
+              <w:start w:w="120" w:type="dxa"/>
+              <w:end w:w="120" w:type="dxa"/>
+            </w:tcMar>
+          </w:tcPr>
+          <w:p>
+            <w:pPr>
+              <w:spacing w:before="0" w:after="0" w:line="264" w:lineRule="auto"/>
+              <w:jc w:val="center"/>
+            </w:pPr>
+            <w:r/>
+            <w:r>
+              <w:rPr>
+                <w:rFonts w:ascii="Calibri" w:hAnsi="Calibri" w:eastAsia="Microsoft YaHei"/>
+                <w:b/>
+                <w:color w:val="172033"/>
+                <w:sz w:val="21"/>
+              </w:rPr>
+              <w:t>页面或入口</w:t>
+            </w:r>
+          </w:p>
+        </w:tc>
+        <w:tc>
+          <w:tcPr>
+            <w:tcW w:type="dxa" w:w="2100"/>
+            <w:shd w:fill="F2F4F7"/>
+            <w:vAlign w:val="center"/>
+            <w:tcMar>
+              <w:top w:w="80" w:type="dxa"/>
+              <w:bottom w:w="80" w:type="dxa"/>
+              <w:start w:w="120" w:type="dxa"/>
+              <w:end w:w="120" w:type="dxa"/>
+            </w:tcMar>
+          </w:tcPr>
+          <w:p>
+            <w:pPr>
+              <w:spacing w:before="0" w:after="0" w:line="264" w:lineRule="auto"/>
+              <w:jc w:val="center"/>
+            </w:pPr>
+            <w:r/>
+            <w:r>
+              <w:rPr>
+                <w:rFonts w:ascii="Calibri" w:hAnsi="Calibri" w:eastAsia="Microsoft YaHei"/>
+                <w:b/>
+                <w:color w:val="172033"/>
+                <w:sz w:val="21"/>
+              </w:rPr>
+              <w:t>对应服务</w:t>
+            </w:r>
+          </w:p>
+        </w:tc>
+        <w:tc>
+          <w:tcPr>
+            <w:tcW w:type="dxa" w:w="3000"/>
+            <w:shd w:fill="F2F4F7"/>
+            <w:vAlign w:val="center"/>
+            <w:tcMar>
+              <w:top w:w="80" w:type="dxa"/>
+              <w:bottom w:w="80" w:type="dxa"/>
+              <w:start w:w="120" w:type="dxa"/>
+              <w:end w:w="120" w:type="dxa"/>
+            </w:tcMar>
+          </w:tcPr>
+          <w:p>
+            <w:pPr>
+              <w:spacing w:before="0" w:after="0" w:line="264" w:lineRule="auto"/>
+              <w:jc w:val="center"/>
+            </w:pPr>
+            <w:r/>
+            <w:r>
+              <w:rPr>
+                <w:rFonts w:ascii="Calibri" w:hAnsi="Calibri" w:eastAsia="Microsoft YaHei"/>
+                <w:b/>
+                <w:color w:val="172033"/>
+                <w:sz w:val="21"/>
+              </w:rPr>
+              <w:t>主要接口方向</w:t>
+            </w:r>
+          </w:p>
+        </w:tc>
+        <w:tc>
+          <w:tcPr>
+            <w:tcW w:type="dxa" w:w="2460"/>
+            <w:shd w:fill="F2F4F7"/>
+            <w:vAlign w:val="center"/>
+            <w:tcMar>
+              <w:top w:w="80" w:type="dxa"/>
+              <w:bottom w:w="80" w:type="dxa"/>
+              <w:start w:w="120" w:type="dxa"/>
+              <w:end w:w="120" w:type="dxa"/>
+            </w:tcMar>
+          </w:tcPr>
+          <w:p>
+            <w:pPr>
+              <w:spacing w:before="0" w:after="0" w:line="264" w:lineRule="auto"/>
+              <w:jc w:val="center"/>
+            </w:pPr>
+            <w:r/>
+            <w:r>
+              <w:rPr>
+                <w:rFonts w:ascii="Calibri" w:hAnsi="Calibri" w:eastAsia="Microsoft YaHei"/>
+                <w:b/>
+                <w:color w:val="172033"/>
+                <w:sz w:val="21"/>
+              </w:rPr>
+              <w:t>说明</w:t>
+            </w:r>
+          </w:p>
+        </w:tc>
+      </w:tr>
+      <w:tr>
+        <w:tc>
+          <w:tcPr>
+            <w:tcW w:type="dxa" w:w="1800"/>
+            <w:vAlign w:val="center"/>
+            <w:tcMar>
+              <w:top w:w="80" w:type="dxa"/>
+              <w:bottom w:w="80" w:type="dxa"/>
+              <w:start w:w="120" w:type="dxa"/>
+              <w:end w:w="120" w:type="dxa"/>
+            </w:tcMar>
+          </w:tcPr>
+          <w:p>
+            <w:pPr>
+              <w:spacing w:before="0" w:after="0" w:line="264" w:lineRule="auto"/>
+              <w:jc w:val="center"/>
+            </w:pPr>
+            <w:r/>
+            <w:r>
+              <w:rPr>
+                <w:rFonts w:ascii="Calibri" w:hAnsi="Calibri" w:eastAsia="Microsoft YaHei"/>
+                <w:b w:val="0"/>
+                <w:sz w:val="20"/>
+              </w:rPr>
+              <w:t>学生学习任务</w:t>
+            </w:r>
+          </w:p>
+        </w:tc>
+        <w:tc>
+          <w:tcPr>
+            <w:tcW w:type="dxa" w:w="2100"/>
+            <w:vAlign w:val="center"/>
+            <w:tcMar>
+              <w:top w:w="80" w:type="dxa"/>
+              <w:bottom w:w="80" w:type="dxa"/>
+              <w:start w:w="120" w:type="dxa"/>
+              <w:end w:w="120" w:type="dxa"/>
+            </w:tcMar>
+          </w:tcPr>
+          <w:p>
+            <w:pPr>
+              <w:spacing w:before="0" w:after="0" w:line="264" w:lineRule="auto"/>
+              <w:jc w:val="left"/>
+            </w:pPr>
+            <w:r/>
+            <w:r>
+              <w:rPr>
+                <w:rFonts w:ascii="Calibri" w:hAnsi="Calibri" w:eastAsia="Microsoft YaHei"/>
+                <w:b w:val="0"/>
+                <w:sz w:val="20"/>
+              </w:rPr>
+              <w:t>learning-service</w:t>
+            </w:r>
+          </w:p>
+        </w:tc>
+        <w:tc>
+          <w:tcPr>
+            <w:tcW w:type="dxa" w:w="3000"/>
+            <w:vAlign w:val="center"/>
+            <w:tcMar>
+              <w:top w:w="80" w:type="dxa"/>
+              <w:bottom w:w="80" w:type="dxa"/>
+              <w:start w:w="120" w:type="dxa"/>
+              <w:end w:w="120" w:type="dxa"/>
+            </w:tcMar>
+          </w:tcPr>
+          <w:p>
+            <w:pPr>
+              <w:spacing w:before="0" w:after="0" w:line="264" w:lineRule="auto"/>
+              <w:jc w:val="left"/>
+            </w:pPr>
+            <w:r/>
+            <w:r>
+              <w:rPr>
+                <w:rFonts w:ascii="Calibri" w:hAnsi="Calibri" w:eastAsia="Microsoft YaHei"/>
+                <w:b w:val="0"/>
+                <w:sz w:val="20"/>
+              </w:rPr>
+              <w:t>目标、任务、笔记、学习路径</w:t>
+            </w:r>
+          </w:p>
+        </w:tc>
+        <w:tc>
+          <w:tcPr>
+            <w:tcW w:type="dxa" w:w="2460"/>
+            <w:vAlign w:val="center"/>
+            <w:tcMar>
+              <w:top w:w="80" w:type="dxa"/>
+              <w:bottom w:w="80" w:type="dxa"/>
+              <w:start w:w="120" w:type="dxa"/>
+              <w:end w:w="120" w:type="dxa"/>
+            </w:tcMar>
+          </w:tcPr>
+          <w:p>
+            <w:pPr>
+              <w:spacing w:before="0" w:after="0" w:line="264" w:lineRule="auto"/>
+              <w:jc w:val="left"/>
+            </w:pPr>
+            <w:r/>
+            <w:r>
+              <w:rPr>
+                <w:rFonts w:ascii="Calibri" w:hAnsi="Calibri" w:eastAsia="Microsoft YaHei"/>
+                <w:b w:val="0"/>
+                <w:sz w:val="20"/>
+              </w:rPr>
+              <w:t>前端把课程学习过程组织成可执行任务，后端负责进度计算和数据保存。</w:t>
+            </w:r>
+          </w:p>
+        </w:tc>
+      </w:tr>
+      <w:tr>
+        <w:tc>
+          <w:tcPr>
+            <w:tcW w:type="dxa" w:w="1800"/>
+            <w:vAlign w:val="center"/>
+            <w:tcMar>
+              <w:top w:w="80" w:type="dxa"/>
+              <w:bottom w:w="80" w:type="dxa"/>
+              <w:start w:w="120" w:type="dxa"/>
+              <w:end w:w="120" w:type="dxa"/>
+            </w:tcMar>
+          </w:tcPr>
+          <w:p>
+            <w:pPr>
+              <w:spacing w:before="0" w:after="0" w:line="264" w:lineRule="auto"/>
+              <w:jc w:val="center"/>
+            </w:pPr>
+            <w:r/>
+            <w:r>
+              <w:rPr>
+                <w:rFonts w:ascii="Calibri" w:hAnsi="Calibri" w:eastAsia="Microsoft YaHei"/>
+                <w:b w:val="0"/>
+                <w:sz w:val="20"/>
+              </w:rPr>
+              <w:t>学生作业与练习</w:t>
+            </w:r>
+          </w:p>
+        </w:tc>
+        <w:tc>
+          <w:tcPr>
+            <w:tcW w:type="dxa" w:w="2100"/>
+            <w:vAlign w:val="center"/>
+            <w:tcMar>
+              <w:top w:w="80" w:type="dxa"/>
+              <w:bottom w:w="80" w:type="dxa"/>
+              <w:start w:w="120" w:type="dxa"/>
+              <w:end w:w="120" w:type="dxa"/>
+            </w:tcMar>
+          </w:tcPr>
+          <w:p>
+            <w:pPr>
+              <w:spacing w:before="0" w:after="0" w:line="264" w:lineRule="auto"/>
+              <w:jc w:val="left"/>
+            </w:pPr>
+            <w:r/>
+            <w:r>
+              <w:rPr>
+                <w:rFonts w:ascii="Calibri" w:hAnsi="Calibri" w:eastAsia="Microsoft YaHei"/>
+                <w:b w:val="0"/>
+                <w:sz w:val="20"/>
+              </w:rPr>
+              <w:t>assessment-service</w:t>
+            </w:r>
+          </w:p>
+        </w:tc>
+        <w:tc>
+          <w:tcPr>
+            <w:tcW w:type="dxa" w:w="3000"/>
+            <w:vAlign w:val="center"/>
+            <w:tcMar>
+              <w:top w:w="80" w:type="dxa"/>
+              <w:bottom w:w="80" w:type="dxa"/>
+              <w:start w:w="120" w:type="dxa"/>
+              <w:end w:w="120" w:type="dxa"/>
+            </w:tcMar>
+          </w:tcPr>
+          <w:p>
+            <w:pPr>
+              <w:spacing w:before="0" w:after="0" w:line="264" w:lineRule="auto"/>
+              <w:jc w:val="left"/>
+            </w:pPr>
+            <w:r/>
+            <w:r>
+              <w:rPr>
+                <w:rFonts w:ascii="Calibri" w:hAnsi="Calibri" w:eastAsia="Microsoft YaHei"/>
+                <w:b w:val="0"/>
+                <w:sz w:val="20"/>
+              </w:rPr>
+              <w:t>作业详情、提交、自测、错题和掌握度</w:t>
+            </w:r>
+          </w:p>
+        </w:tc>
+        <w:tc>
+          <w:tcPr>
+            <w:tcW w:type="dxa" w:w="2460"/>
+            <w:vAlign w:val="center"/>
+            <w:tcMar>
+              <w:top w:w="80" w:type="dxa"/>
+              <w:bottom w:w="80" w:type="dxa"/>
+              <w:start w:w="120" w:type="dxa"/>
+              <w:end w:w="120" w:type="dxa"/>
+            </w:tcMar>
+          </w:tcPr>
+          <w:p>
+            <w:pPr>
+              <w:spacing w:before="0" w:after="0" w:line="264" w:lineRule="auto"/>
+              <w:jc w:val="left"/>
+            </w:pPr>
+            <w:r/>
+            <w:r>
+              <w:rPr>
+                <w:rFonts w:ascii="Calibri" w:hAnsi="Calibri" w:eastAsia="Microsoft YaHei"/>
+                <w:b w:val="0"/>
+                <w:sz w:val="20"/>
+              </w:rPr>
+              <w:t>作业、练习和错题保持在评测服务中，便于教师端复用同一组证据。</w:t>
+            </w:r>
+          </w:p>
+        </w:tc>
+      </w:tr>
+      <w:tr>
+        <w:tc>
+          <w:tcPr>
+            <w:tcW w:type="dxa" w:w="1800"/>
+            <w:vAlign w:val="center"/>
+            <w:tcMar>
+              <w:top w:w="80" w:type="dxa"/>
+              <w:bottom w:w="80" w:type="dxa"/>
+              <w:start w:w="120" w:type="dxa"/>
+              <w:end w:w="120" w:type="dxa"/>
+            </w:tcMar>
+          </w:tcPr>
+          <w:p>
+            <w:pPr>
+              <w:spacing w:before="0" w:after="0" w:line="264" w:lineRule="auto"/>
+              <w:jc w:val="center"/>
+            </w:pPr>
+            <w:r/>
+            <w:r>
+              <w:rPr>
+                <w:rFonts w:ascii="Calibri" w:hAnsi="Calibri" w:eastAsia="Microsoft YaHei"/>
+                <w:b w:val="0"/>
+                <w:sz w:val="20"/>
+              </w:rPr>
+              <w:t>学生/教师 AI 面板</w:t>
+            </w:r>
+          </w:p>
+        </w:tc>
+        <w:tc>
+          <w:tcPr>
+            <w:tcW w:type="dxa" w:w="2100"/>
+            <w:vAlign w:val="center"/>
+            <w:tcMar>
+              <w:top w:w="80" w:type="dxa"/>
+              <w:bottom w:w="80" w:type="dxa"/>
+              <w:start w:w="120" w:type="dxa"/>
+              <w:end w:w="120" w:type="dxa"/>
+            </w:tcMar>
+          </w:tcPr>
+          <w:p>
+            <w:pPr>
+              <w:spacing w:before="0" w:after="0" w:line="264" w:lineRule="auto"/>
+              <w:jc w:val="left"/>
+            </w:pPr>
+            <w:r/>
+            <w:r>
+              <w:rPr>
+                <w:rFonts w:ascii="Calibri" w:hAnsi="Calibri" w:eastAsia="Microsoft YaHei"/>
+                <w:b w:val="0"/>
+                <w:sz w:val="20"/>
+              </w:rPr>
+              <w:t>ai-service</w:t>
+            </w:r>
+          </w:p>
+        </w:tc>
+        <w:tc>
+          <w:tcPr>
+            <w:tcW w:type="dxa" w:w="3000"/>
+            <w:vAlign w:val="center"/>
+            <w:tcMar>
+              <w:top w:w="80" w:type="dxa"/>
+              <w:bottom w:w="80" w:type="dxa"/>
+              <w:start w:w="120" w:type="dxa"/>
+              <w:end w:w="120" w:type="dxa"/>
+            </w:tcMar>
+          </w:tcPr>
+          <w:p>
+            <w:pPr>
+              <w:spacing w:before="0" w:after="0" w:line="264" w:lineRule="auto"/>
+              <w:jc w:val="left"/>
+            </w:pPr>
+            <w:r/>
+            <w:r>
+              <w:rPr>
+                <w:rFonts w:ascii="Calibri" w:hAnsi="Calibri" w:eastAsia="Microsoft YaHei"/>
+                <w:b w:val="0"/>
+                <w:sz w:val="20"/>
+              </w:rPr>
+              <w:t>student-ai、teacher-ai、provider-health</w:t>
+            </w:r>
+          </w:p>
+        </w:tc>
+        <w:tc>
+          <w:tcPr>
+            <w:tcW w:type="dxa" w:w="2460"/>
+            <w:vAlign w:val="center"/>
+            <w:tcMar>
+              <w:top w:w="80" w:type="dxa"/>
+              <w:bottom w:w="80" w:type="dxa"/>
+              <w:start w:w="120" w:type="dxa"/>
+              <w:end w:w="120" w:type="dxa"/>
+            </w:tcMar>
+          </w:tcPr>
+          <w:p>
+            <w:pPr>
+              <w:spacing w:before="0" w:after="0" w:line="264" w:lineRule="auto"/>
+              <w:jc w:val="left"/>
+            </w:pPr>
+            <w:r/>
+            <w:r>
+              <w:rPr>
+                <w:rFonts w:ascii="Calibri" w:hAnsi="Calibri" w:eastAsia="Microsoft YaHei"/>
+                <w:b w:val="0"/>
+                <w:sz w:val="20"/>
+              </w:rPr>
+              <w:t>AI 结果统一归档，前端按 result、draft、action 渲染卡片和确认操作。</w:t>
+            </w:r>
+          </w:p>
+        </w:tc>
+      </w:tr>
+      <w:tr>
+        <w:tc>
+          <w:tcPr>
+            <w:tcW w:type="dxa" w:w="1800"/>
+            <w:vAlign w:val="center"/>
+            <w:tcMar>
+              <w:top w:w="80" w:type="dxa"/>
+              <w:bottom w:w="80" w:type="dxa"/>
+              <w:start w:w="120" w:type="dxa"/>
+              <w:end w:w="120" w:type="dxa"/>
+            </w:tcMar>
+          </w:tcPr>
+          <w:p>
+            <w:pPr>
+              <w:spacing w:before="0" w:after="0" w:line="264" w:lineRule="auto"/>
+              <w:jc w:val="center"/>
+            </w:pPr>
+            <w:r/>
+            <w:r>
+              <w:rPr>
+                <w:rFonts w:ascii="Calibri" w:hAnsi="Calibri" w:eastAsia="Microsoft YaHei"/>
+                <w:b w:val="0"/>
+                <w:sz w:val="20"/>
+              </w:rPr>
+              <w:t>教师作业管理</w:t>
+            </w:r>
+          </w:p>
+        </w:tc>
+        <w:tc>
+          <w:tcPr>
+            <w:tcW w:type="dxa" w:w="2100"/>
+            <w:vAlign w:val="center"/>
+            <w:tcMar>
+              <w:top w:w="80" w:type="dxa"/>
+              <w:bottom w:w="80" w:type="dxa"/>
+              <w:start w:w="120" w:type="dxa"/>
+              <w:end w:w="120" w:type="dxa"/>
+            </w:tcMar>
+          </w:tcPr>
+          <w:p>
+            <w:pPr>
+              <w:spacing w:before="0" w:after="0" w:line="264" w:lineRule="auto"/>
+              <w:jc w:val="left"/>
+            </w:pPr>
+            <w:r/>
+            <w:r>
+              <w:rPr>
+                <w:rFonts w:ascii="Calibri" w:hAnsi="Calibri" w:eastAsia="Microsoft YaHei"/>
+                <w:b w:val="0"/>
+                <w:sz w:val="20"/>
+              </w:rPr>
+              <w:t>assessment-service</w:t>
+            </w:r>
+          </w:p>
+        </w:tc>
+        <w:tc>
+          <w:tcPr>
+            <w:tcW w:type="dxa" w:w="3000"/>
+            <w:vAlign w:val="center"/>
+            <w:tcMar>
+              <w:top w:w="80" w:type="dxa"/>
+              <w:bottom w:w="80" w:type="dxa"/>
+              <w:start w:w="120" w:type="dxa"/>
+              <w:end w:w="120" w:type="dxa"/>
+            </w:tcMar>
+          </w:tcPr>
+          <w:p>
+            <w:pPr>
+              <w:spacing w:before="0" w:after="0" w:line="264" w:lineRule="auto"/>
+              <w:jc w:val="left"/>
+            </w:pPr>
+            <w:r/>
+            <w:r>
+              <w:rPr>
+                <w:rFonts w:ascii="Calibri" w:hAnsi="Calibri" w:eastAsia="Microsoft YaHei"/>
+                <w:b w:val="0"/>
+                <w:sz w:val="20"/>
+              </w:rPr>
+              <w:t>作业发布、批改、Rubric 和反馈</w:t>
+            </w:r>
+          </w:p>
+        </w:tc>
+        <w:tc>
+          <w:tcPr>
+            <w:tcW w:type="dxa" w:w="2460"/>
+            <w:vAlign w:val="center"/>
+            <w:tcMar>
+              <w:top w:w="80" w:type="dxa"/>
+              <w:bottom w:w="80" w:type="dxa"/>
+              <w:start w:w="120" w:type="dxa"/>
+              <w:end w:w="120" w:type="dxa"/>
+            </w:tcMar>
+          </w:tcPr>
+          <w:p>
+            <w:pPr>
+              <w:spacing w:before="0" w:after="0" w:line="264" w:lineRule="auto"/>
+              <w:jc w:val="left"/>
+            </w:pPr>
+            <w:r/>
+            <w:r>
+              <w:rPr>
+                <w:rFonts w:ascii="Calibri" w:hAnsi="Calibri" w:eastAsia="Microsoft YaHei"/>
+                <w:b w:val="0"/>
+                <w:sz w:val="20"/>
+              </w:rPr>
+              <w:t>教师侧页面不直接修改学生 AI 结果，而是读取作业和过程证据后生成反馈。</w:t>
+            </w:r>
+          </w:p>
+        </w:tc>
+      </w:tr>
+      <w:tr>
+        <w:tc>
+          <w:tcPr>
+            <w:tcW w:type="dxa" w:w="1800"/>
+            <w:vAlign w:val="center"/>
+            <w:tcMar>
+              <w:top w:w="80" w:type="dxa"/>
+              <w:bottom w:w="80" w:type="dxa"/>
+              <w:start w:w="120" w:type="dxa"/>
+              <w:end w:w="120" w:type="dxa"/>
+            </w:tcMar>
+          </w:tcPr>
+          <w:p>
+            <w:pPr>
+              <w:spacing w:before="0" w:after="0" w:line="264" w:lineRule="auto"/>
+              <w:jc w:val="center"/>
+            </w:pPr>
+            <w:r/>
+            <w:r>
+              <w:rPr>
+                <w:rFonts w:ascii="Calibri" w:hAnsi="Calibri" w:eastAsia="Microsoft YaHei"/>
+                <w:b w:val="0"/>
+                <w:sz w:val="20"/>
+              </w:rPr>
+              <w:t>协作空间</w:t>
+            </w:r>
+          </w:p>
+        </w:tc>
+        <w:tc>
+          <w:tcPr>
+            <w:tcW w:type="dxa" w:w="2100"/>
+            <w:vAlign w:val="center"/>
+            <w:tcMar>
+              <w:top w:w="80" w:type="dxa"/>
+              <w:bottom w:w="80" w:type="dxa"/>
+              <w:start w:w="120" w:type="dxa"/>
+              <w:end w:w="120" w:type="dxa"/>
+            </w:tcMar>
+          </w:tcPr>
+          <w:p>
+            <w:pPr>
+              <w:spacing w:before="0" w:after="0" w:line="264" w:lineRule="auto"/>
+              <w:jc w:val="left"/>
+            </w:pPr>
+            <w:r/>
+            <w:r>
+              <w:rPr>
+                <w:rFonts w:ascii="Calibri" w:hAnsi="Calibri" w:eastAsia="Microsoft YaHei"/>
+                <w:b w:val="0"/>
+                <w:sz w:val="20"/>
+              </w:rPr>
+              <w:t>collaboration-service</w:t>
+            </w:r>
+          </w:p>
+        </w:tc>
+        <w:tc>
+          <w:tcPr>
+            <w:tcW w:type="dxa" w:w="3000"/>
+            <w:vAlign w:val="center"/>
+            <w:tcMar>
+              <w:top w:w="80" w:type="dxa"/>
+              <w:bottom w:w="80" w:type="dxa"/>
+              <w:start w:w="120" w:type="dxa"/>
+              <w:end w:w="120" w:type="dxa"/>
+            </w:tcMar>
+          </w:tcPr>
+          <w:p>
+            <w:pPr>
+              <w:spacing w:before="0" w:after="0" w:line="264" w:lineRule="auto"/>
+              <w:jc w:val="left"/>
+            </w:pPr>
+            <w:r/>
+            <w:r>
+              <w:rPr>
+                <w:rFonts w:ascii="Calibri" w:hAnsi="Calibri" w:eastAsia="Microsoft YaHei"/>
+                <w:b w:val="0"/>
+                <w:sz w:val="20"/>
+              </w:rPr>
+              <w:t>消息、回复、任务、活动日志、SSE</w:t>
+            </w:r>
+          </w:p>
+        </w:tc>
+        <w:tc>
+          <w:tcPr>
+            <w:tcW w:type="dxa" w:w="2460"/>
+            <w:vAlign w:val="center"/>
+            <w:tcMar>
+              <w:top w:w="80" w:type="dxa"/>
+              <w:bottom w:w="80" w:type="dxa"/>
+              <w:start w:w="120" w:type="dxa"/>
+              <w:end w:w="120" w:type="dxa"/>
+            </w:tcMar>
+          </w:tcPr>
+          <w:p>
+            <w:pPr>
+              <w:spacing w:before="0" w:after="0" w:line="264" w:lineRule="auto"/>
+              <w:jc w:val="left"/>
+            </w:pPr>
+            <w:r/>
+            <w:r>
+              <w:rPr>
+                <w:rFonts w:ascii="Calibri" w:hAnsi="Calibri" w:eastAsia="Microsoft YaHei"/>
+                <w:b w:val="0"/>
+                <w:sz w:val="20"/>
+              </w:rPr>
+              <w:t>协作数据独立保存，避免学习和评测服务直接承担消息系统职责。</w:t>
             </w:r>
           </w:p>
         </w:tc>
@@ -5845,6 +7514,1553 @@
     </w:p>
     <w:p>
       <w:pPr>
+        <w:pStyle w:val="Heading2"/>
+        <w:spacing w:before="0" w:after="120" w:line="264" w:lineRule="auto"/>
+      </w:pPr>
+      <w:r>
+        <w:rPr>
+          <w:rFonts w:ascii="Calibri" w:hAnsi="Calibri" w:eastAsia="Microsoft YaHei"/>
+          <w:b w:val="0"/>
+        </w:rPr>
+        <w:t>8.11 学生端 AI 界面设计</w:t>
+      </w:r>
+    </w:p>
+    <w:p>
+      <w:pPr>
+        <w:spacing w:before="0" w:after="120" w:line="264" w:lineRule="auto"/>
+      </w:pPr>
+      <w:r>
+        <w:rPr>
+          <w:rFonts w:ascii="Calibri" w:hAnsi="Calibri" w:eastAsia="Microsoft YaHei"/>
+          <w:b w:val="0"/>
+        </w:rPr>
+        <w:t>学生端 AI 界面强调“建议可以继续转化为学习动作”。系统不把模型回答当成一段普通文本展示，而是拆成摘要、证据、行动项、任务草稿和可确认操作，让学生可以从 AI 建议继续进入任务、作业或笔记流程。</w:t>
+      </w:r>
+    </w:p>
+    <w:p>
+      <w:pPr>
+        <w:jc w:val="center"/>
+      </w:pPr>
+      <w:r>
+        <w:drawing>
+          <wp:inline xmlns:a="http://schemas.openxmlformats.org/drawingml/2006/main" xmlns:pic="http://schemas.openxmlformats.org/drawingml/2006/picture">
+            <wp:extent cx="5577840" cy="3796030"/>
+            <wp:docPr id="7" name="Picture 7"/>
+            <wp:cNvGraphicFramePr>
+              <a:graphicFrameLocks noChangeAspect="1"/>
+            </wp:cNvGraphicFramePr>
+            <a:graphic>
+              <a:graphicData uri="http://schemas.openxmlformats.org/drawingml/2006/picture">
+                <pic:pic>
+                  <pic:nvPicPr>
+                    <pic:cNvPr id="0" name="live-student-ai-insight.png"/>
+                    <pic:cNvPicPr/>
+                  </pic:nvPicPr>
+                  <pic:blipFill>
+                    <a:blip r:embed="rId17"/>
+                    <a:stretch>
+                      <a:fillRect/>
+                    </a:stretch>
+                  </pic:blipFill>
+                  <pic:spPr>
+                    <a:xfrm>
+                      <a:off x="0" y="0"/>
+                      <a:ext cx="5577840" cy="3796030"/>
+                    </a:xfrm>
+                    <a:prstGeom prst="rect"/>
+                  </pic:spPr>
+                </pic:pic>
+              </a:graphicData>
+            </a:graphic>
+          </wp:inline>
+        </w:drawing>
+      </w:r>
+    </w:p>
+    <w:p>
+      <w:pPr>
+        <w:keepNext w:val="0"/>
+        <w:spacing w:before="40" w:after="160" w:line="264" w:lineRule="auto"/>
+        <w:jc w:val="center"/>
+      </w:pPr>
+      <w:r>
+        <w:rPr>
+          <w:rFonts w:ascii="Calibri" w:hAnsi="Calibri" w:eastAsia="Microsoft YaHei"/>
+          <w:b w:val="0"/>
+          <w:color w:val="667085"/>
+          <w:sz w:val="19"/>
+        </w:rPr>
+        <w:t>图 8-1 学生端 AI 薄弱点分析界面。</w:t>
+      </w:r>
+    </w:p>
+    <w:p>
+      <w:pPr>
+        <w:spacing w:before="0" w:after="120" w:line="264" w:lineRule="auto"/>
+      </w:pPr>
+      <w:r>
+        <w:rPr>
+          <w:rFonts w:ascii="Calibri" w:hAnsi="Calibri" w:eastAsia="Microsoft YaHei"/>
+          <w:b w:val="0"/>
+        </w:rPr>
+        <w:t>薄弱点分析界面对应 student-ai 的 weakness_insight 工作流。后端根据练习、错题、作业或学习任务证据生成 weaknesses、evidence 和 actions，前端按结构化字段渲染为卡片，而不是直接显示原始模型文本。</w:t>
+      </w:r>
+    </w:p>
+    <w:p>
+      <w:pPr>
+        <w:jc w:val="center"/>
+      </w:pPr>
+      <w:r>
+        <w:drawing>
+          <wp:inline xmlns:a="http://schemas.openxmlformats.org/drawingml/2006/main" xmlns:pic="http://schemas.openxmlformats.org/drawingml/2006/picture">
+            <wp:extent cx="5577840" cy="3796030"/>
+            <wp:docPr id="8" name="Picture 8"/>
+            <wp:cNvGraphicFramePr>
+              <a:graphicFrameLocks noChangeAspect="1"/>
+            </wp:cNvGraphicFramePr>
+            <a:graphic>
+              <a:graphicData uri="http://schemas.openxmlformats.org/drawingml/2006/picture">
+                <pic:pic>
+                  <pic:nvPicPr>
+                    <pic:cNvPr id="0" name="live-student-note-ai-result.png"/>
+                    <pic:cNvPicPr/>
+                  </pic:nvPicPr>
+                  <pic:blipFill>
+                    <a:blip r:embed="rId18"/>
+                    <a:stretch>
+                      <a:fillRect/>
+                    </a:stretch>
+                  </pic:blipFill>
+                  <pic:spPr>
+                    <a:xfrm>
+                      <a:off x="0" y="0"/>
+                      <a:ext cx="5577840" cy="3796030"/>
+                    </a:xfrm>
+                    <a:prstGeom prst="rect"/>
+                  </pic:spPr>
+                </pic:pic>
+              </a:graphicData>
+            </a:graphic>
+          </wp:inline>
+        </w:drawing>
+      </w:r>
+    </w:p>
+    <w:p>
+      <w:pPr>
+        <w:keepNext w:val="0"/>
+        <w:spacing w:before="40" w:after="160" w:line="264" w:lineRule="auto"/>
+        <w:jc w:val="center"/>
+      </w:pPr>
+      <w:r>
+        <w:rPr>
+          <w:rFonts w:ascii="Calibri" w:hAnsi="Calibri" w:eastAsia="Microsoft YaHei"/>
+          <w:b w:val="0"/>
+          <w:color w:val="667085"/>
+          <w:sz w:val="19"/>
+        </w:rPr>
+        <w:t>图 8-2 学生端 AI 笔记整理结果界面。</w:t>
+      </w:r>
+    </w:p>
+    <w:p>
+      <w:pPr>
+        <w:spacing w:before="0" w:after="120" w:line="264" w:lineRule="auto"/>
+      </w:pPr>
+      <w:r>
+        <w:rPr>
+          <w:rFonts w:ascii="Calibri" w:hAnsi="Calibri" w:eastAsia="Microsoft YaHei"/>
+          <w:b w:val="0"/>
+        </w:rPr>
+        <w:t>笔记整理界面对应 note_organize 工作流。AI 输出会被 normalize 为 cards 和 assignmentParagraphs，学生确认后可以保存为学习笔记；如果 Provider 不可用，fallback 仍会返回可展示的卡片结构，避免页面流程中断。</w:t>
+      </w:r>
+    </w:p>
+    <w:tbl>
+      <w:tblPr>
+        <w:tblStyle w:val="TableGrid"/>
+        <w:tblW w:type="dxa" w:w="9360"/>
+        <w:jc w:val="left"/>
+        <w:tblLayout w:type="fixed"/>
+        <w:tblLook w:firstColumn="1" w:firstRow="1" w:lastColumn="0" w:lastRow="0" w:noHBand="0" w:noVBand="1" w:val="04A0"/>
+        <w:tblInd w:w="120" w:type="dxa"/>
+        <w:tblBorders>
+          <w:top w:val="single" w:sz="6" w:space="0" w:color="D8DEE9"/>
+          <w:left w:val="single" w:sz="6" w:space="0" w:color="D8DEE9"/>
+          <w:bottom w:val="single" w:sz="6" w:space="0" w:color="D8DEE9"/>
+          <w:right w:val="single" w:sz="6" w:space="0" w:color="D8DEE9"/>
+          <w:insideH w:val="single" w:sz="6" w:space="0" w:color="D8DEE9"/>
+          <w:insideV w:val="single" w:sz="6" w:space="0" w:color="D8DEE9"/>
+        </w:tblBorders>
+      </w:tblPr>
+      <w:tblGrid>
+        <w:gridCol w:w="2100"/>
+        <w:gridCol w:w="3400"/>
+        <w:gridCol w:w="3860"/>
+      </w:tblGrid>
+      <w:tr>
+        <w:tc>
+          <w:tcPr>
+            <w:tcW w:type="dxa" w:w="2100"/>
+            <w:shd w:fill="F2F4F7"/>
+            <w:vAlign w:val="center"/>
+            <w:tcMar>
+              <w:top w:w="80" w:type="dxa"/>
+              <w:bottom w:w="80" w:type="dxa"/>
+              <w:start w:w="120" w:type="dxa"/>
+              <w:end w:w="120" w:type="dxa"/>
+            </w:tcMar>
+          </w:tcPr>
+          <w:p>
+            <w:pPr>
+              <w:spacing w:before="0" w:after="0" w:line="264" w:lineRule="auto"/>
+              <w:jc w:val="center"/>
+            </w:pPr>
+            <w:r/>
+            <w:r>
+              <w:rPr>
+                <w:rFonts w:ascii="Calibri" w:hAnsi="Calibri" w:eastAsia="Microsoft YaHei"/>
+                <w:b/>
+                <w:color w:val="172033"/>
+                <w:sz w:val="21"/>
+              </w:rPr>
+              <w:t>学生 AI 界面元素</w:t>
+            </w:r>
+          </w:p>
+        </w:tc>
+        <w:tc>
+          <w:tcPr>
+            <w:tcW w:type="dxa" w:w="3400"/>
+            <w:shd w:fill="F2F4F7"/>
+            <w:vAlign w:val="center"/>
+            <w:tcMar>
+              <w:top w:w="80" w:type="dxa"/>
+              <w:bottom w:w="80" w:type="dxa"/>
+              <w:start w:w="120" w:type="dxa"/>
+              <w:end w:w="120" w:type="dxa"/>
+            </w:tcMar>
+          </w:tcPr>
+          <w:p>
+            <w:pPr>
+              <w:spacing w:before="0" w:after="0" w:line="264" w:lineRule="auto"/>
+              <w:jc w:val="center"/>
+            </w:pPr>
+            <w:r/>
+            <w:r>
+              <w:rPr>
+                <w:rFonts w:ascii="Calibri" w:hAnsi="Calibri" w:eastAsia="Microsoft YaHei"/>
+                <w:b/>
+                <w:color w:val="172033"/>
+                <w:sz w:val="21"/>
+              </w:rPr>
+              <w:t>后端结构</w:t>
+            </w:r>
+          </w:p>
+        </w:tc>
+        <w:tc>
+          <w:tcPr>
+            <w:tcW w:type="dxa" w:w="3860"/>
+            <w:shd w:fill="F2F4F7"/>
+            <w:vAlign w:val="center"/>
+            <w:tcMar>
+              <w:top w:w="80" w:type="dxa"/>
+              <w:bottom w:w="80" w:type="dxa"/>
+              <w:start w:w="120" w:type="dxa"/>
+              <w:end w:w="120" w:type="dxa"/>
+            </w:tcMar>
+          </w:tcPr>
+          <w:p>
+            <w:pPr>
+              <w:spacing w:before="0" w:after="0" w:line="264" w:lineRule="auto"/>
+              <w:jc w:val="center"/>
+            </w:pPr>
+            <w:r/>
+            <w:r>
+              <w:rPr>
+                <w:rFonts w:ascii="Calibri" w:hAnsi="Calibri" w:eastAsia="Microsoft YaHei"/>
+                <w:b/>
+                <w:color w:val="172033"/>
+                <w:sz w:val="21"/>
+              </w:rPr>
+              <w:t>设计意义</w:t>
+            </w:r>
+          </w:p>
+        </w:tc>
+      </w:tr>
+      <w:tr>
+        <w:tc>
+          <w:tcPr>
+            <w:tcW w:type="dxa" w:w="2100"/>
+            <w:vAlign w:val="center"/>
+            <w:tcMar>
+              <w:top w:w="80" w:type="dxa"/>
+              <w:bottom w:w="80" w:type="dxa"/>
+              <w:start w:w="120" w:type="dxa"/>
+              <w:end w:w="120" w:type="dxa"/>
+            </w:tcMar>
+          </w:tcPr>
+          <w:p>
+            <w:pPr>
+              <w:spacing w:before="0" w:after="0" w:line="264" w:lineRule="auto"/>
+              <w:jc w:val="center"/>
+            </w:pPr>
+            <w:r/>
+            <w:r>
+              <w:rPr>
+                <w:rFonts w:ascii="Calibri" w:hAnsi="Calibri" w:eastAsia="Microsoft YaHei"/>
+                <w:b w:val="0"/>
+                <w:sz w:val="20"/>
+              </w:rPr>
+              <w:t>分析摘要</w:t>
+            </w:r>
+          </w:p>
+        </w:tc>
+        <w:tc>
+          <w:tcPr>
+            <w:tcW w:type="dxa" w:w="3400"/>
+            <w:vAlign w:val="center"/>
+            <w:tcMar>
+              <w:top w:w="80" w:type="dxa"/>
+              <w:bottom w:w="80" w:type="dxa"/>
+              <w:start w:w="120" w:type="dxa"/>
+              <w:end w:w="120" w:type="dxa"/>
+            </w:tcMar>
+          </w:tcPr>
+          <w:p>
+            <w:pPr>
+              <w:spacing w:before="0" w:after="0" w:line="264" w:lineRule="auto"/>
+              <w:jc w:val="left"/>
+            </w:pPr>
+            <w:r/>
+            <w:r>
+              <w:rPr>
+                <w:rFonts w:ascii="Calibri" w:hAnsi="Calibri" w:eastAsia="Microsoft YaHei"/>
+                <w:b w:val="0"/>
+                <w:sz w:val="20"/>
+              </w:rPr>
+              <w:t>result.summary、weaknesses、score、rank</w:t>
+            </w:r>
+          </w:p>
+        </w:tc>
+        <w:tc>
+          <w:tcPr>
+            <w:tcW w:type="dxa" w:w="3860"/>
+            <w:vAlign w:val="center"/>
+            <w:tcMar>
+              <w:top w:w="80" w:type="dxa"/>
+              <w:bottom w:w="80" w:type="dxa"/>
+              <w:start w:w="120" w:type="dxa"/>
+              <w:end w:w="120" w:type="dxa"/>
+            </w:tcMar>
+          </w:tcPr>
+          <w:p>
+            <w:pPr>
+              <w:spacing w:before="0" w:after="0" w:line="264" w:lineRule="auto"/>
+              <w:jc w:val="left"/>
+            </w:pPr>
+            <w:r/>
+            <w:r>
+              <w:rPr>
+                <w:rFonts w:ascii="Calibri" w:hAnsi="Calibri" w:eastAsia="Microsoft YaHei"/>
+                <w:b w:val="0"/>
+                <w:sz w:val="20"/>
+              </w:rPr>
+              <w:t>把模型判断压缩成页面可快速阅读的信息。</w:t>
+            </w:r>
+          </w:p>
+        </w:tc>
+      </w:tr>
+      <w:tr>
+        <w:tc>
+          <w:tcPr>
+            <w:tcW w:type="dxa" w:w="2100"/>
+            <w:vAlign w:val="center"/>
+            <w:tcMar>
+              <w:top w:w="80" w:type="dxa"/>
+              <w:bottom w:w="80" w:type="dxa"/>
+              <w:start w:w="120" w:type="dxa"/>
+              <w:end w:w="120" w:type="dxa"/>
+            </w:tcMar>
+          </w:tcPr>
+          <w:p>
+            <w:pPr>
+              <w:spacing w:before="0" w:after="0" w:line="264" w:lineRule="auto"/>
+              <w:jc w:val="center"/>
+            </w:pPr>
+            <w:r/>
+            <w:r>
+              <w:rPr>
+                <w:rFonts w:ascii="Calibri" w:hAnsi="Calibri" w:eastAsia="Microsoft YaHei"/>
+                <w:b w:val="0"/>
+                <w:sz w:val="20"/>
+              </w:rPr>
+              <w:t>证据列表</w:t>
+            </w:r>
+          </w:p>
+        </w:tc>
+        <w:tc>
+          <w:tcPr>
+            <w:tcW w:type="dxa" w:w="3400"/>
+            <w:vAlign w:val="center"/>
+            <w:tcMar>
+              <w:top w:w="80" w:type="dxa"/>
+              <w:bottom w:w="80" w:type="dxa"/>
+              <w:start w:w="120" w:type="dxa"/>
+              <w:end w:w="120" w:type="dxa"/>
+            </w:tcMar>
+          </w:tcPr>
+          <w:p>
+            <w:pPr>
+              <w:spacing w:before="0" w:after="0" w:line="264" w:lineRule="auto"/>
+              <w:jc w:val="left"/>
+            </w:pPr>
+            <w:r/>
+            <w:r>
+              <w:rPr>
+                <w:rFonts w:ascii="Calibri" w:hAnsi="Calibri" w:eastAsia="Microsoft YaHei"/>
+                <w:b w:val="0"/>
+                <w:sz w:val="20"/>
+              </w:rPr>
+              <w:t>evidence、sourceEvidenceIds、courseId、assignmentId</w:t>
+            </w:r>
+          </w:p>
+        </w:tc>
+        <w:tc>
+          <w:tcPr>
+            <w:tcW w:type="dxa" w:w="3860"/>
+            <w:vAlign w:val="center"/>
+            <w:tcMar>
+              <w:top w:w="80" w:type="dxa"/>
+              <w:bottom w:w="80" w:type="dxa"/>
+              <w:start w:w="120" w:type="dxa"/>
+              <w:end w:w="120" w:type="dxa"/>
+            </w:tcMar>
+          </w:tcPr>
+          <w:p>
+            <w:pPr>
+              <w:spacing w:before="0" w:after="0" w:line="264" w:lineRule="auto"/>
+              <w:jc w:val="left"/>
+            </w:pPr>
+            <w:r/>
+            <w:r>
+              <w:rPr>
+                <w:rFonts w:ascii="Calibri" w:hAnsi="Calibri" w:eastAsia="Microsoft YaHei"/>
+                <w:b w:val="0"/>
+                <w:sz w:val="20"/>
+              </w:rPr>
+              <w:t>说明 AI 建议来自哪些学习或评测数据，减少空泛建议。</w:t>
+            </w:r>
+          </w:p>
+        </w:tc>
+      </w:tr>
+      <w:tr>
+        <w:tc>
+          <w:tcPr>
+            <w:tcW w:type="dxa" w:w="2100"/>
+            <w:vAlign w:val="center"/>
+            <w:tcMar>
+              <w:top w:w="80" w:type="dxa"/>
+              <w:bottom w:w="80" w:type="dxa"/>
+              <w:start w:w="120" w:type="dxa"/>
+              <w:end w:w="120" w:type="dxa"/>
+            </w:tcMar>
+          </w:tcPr>
+          <w:p>
+            <w:pPr>
+              <w:spacing w:before="0" w:after="0" w:line="264" w:lineRule="auto"/>
+              <w:jc w:val="center"/>
+            </w:pPr>
+            <w:r/>
+            <w:r>
+              <w:rPr>
+                <w:rFonts w:ascii="Calibri" w:hAnsi="Calibri" w:eastAsia="Microsoft YaHei"/>
+                <w:b w:val="0"/>
+                <w:sz w:val="20"/>
+              </w:rPr>
+              <w:t>行动项</w:t>
+            </w:r>
+          </w:p>
+        </w:tc>
+        <w:tc>
+          <w:tcPr>
+            <w:tcW w:type="dxa" w:w="3400"/>
+            <w:vAlign w:val="center"/>
+            <w:tcMar>
+              <w:top w:w="80" w:type="dxa"/>
+              <w:bottom w:w="80" w:type="dxa"/>
+              <w:start w:w="120" w:type="dxa"/>
+              <w:end w:w="120" w:type="dxa"/>
+            </w:tcMar>
+          </w:tcPr>
+          <w:p>
+            <w:pPr>
+              <w:spacing w:before="0" w:after="0" w:line="264" w:lineRule="auto"/>
+              <w:jc w:val="left"/>
+            </w:pPr>
+            <w:r/>
+            <w:r>
+              <w:rPr>
+                <w:rFonts w:ascii="Calibri" w:hAnsi="Calibri" w:eastAsia="Microsoft YaHei"/>
+                <w:b w:val="0"/>
+                <w:sz w:val="20"/>
+              </w:rPr>
+              <w:t>actions.status、actions.note</w:t>
+            </w:r>
+          </w:p>
+        </w:tc>
+        <w:tc>
+          <w:tcPr>
+            <w:tcW w:type="dxa" w:w="3860"/>
+            <w:vAlign w:val="center"/>
+            <w:tcMar>
+              <w:top w:w="80" w:type="dxa"/>
+              <w:bottom w:w="80" w:type="dxa"/>
+              <w:start w:w="120" w:type="dxa"/>
+              <w:end w:w="120" w:type="dxa"/>
+            </w:tcMar>
+          </w:tcPr>
+          <w:p>
+            <w:pPr>
+              <w:spacing w:before="0" w:after="0" w:line="264" w:lineRule="auto"/>
+              <w:jc w:val="left"/>
+            </w:pPr>
+            <w:r/>
+            <w:r>
+              <w:rPr>
+                <w:rFonts w:ascii="Calibri" w:hAnsi="Calibri" w:eastAsia="Microsoft YaHei"/>
+                <w:b w:val="0"/>
+                <w:sz w:val="20"/>
+              </w:rPr>
+              <w:t>支持 completed、dismissed、converted 等状态，便于后续追踪。</w:t>
+            </w:r>
+          </w:p>
+        </w:tc>
+      </w:tr>
+      <w:tr>
+        <w:tc>
+          <w:tcPr>
+            <w:tcW w:type="dxa" w:w="2100"/>
+            <w:vAlign w:val="center"/>
+            <w:tcMar>
+              <w:top w:w="80" w:type="dxa"/>
+              <w:bottom w:w="80" w:type="dxa"/>
+              <w:start w:w="120" w:type="dxa"/>
+              <w:end w:w="120" w:type="dxa"/>
+            </w:tcMar>
+          </w:tcPr>
+          <w:p>
+            <w:pPr>
+              <w:spacing w:before="0" w:after="0" w:line="264" w:lineRule="auto"/>
+              <w:jc w:val="center"/>
+            </w:pPr>
+            <w:r/>
+            <w:r>
+              <w:rPr>
+                <w:rFonts w:ascii="Calibri" w:hAnsi="Calibri" w:eastAsia="Microsoft YaHei"/>
+                <w:b w:val="0"/>
+                <w:sz w:val="20"/>
+              </w:rPr>
+              <w:t>任务草稿</w:t>
+            </w:r>
+          </w:p>
+        </w:tc>
+        <w:tc>
+          <w:tcPr>
+            <w:tcW w:type="dxa" w:w="3400"/>
+            <w:vAlign w:val="center"/>
+            <w:tcMar>
+              <w:top w:w="80" w:type="dxa"/>
+              <w:bottom w:w="80" w:type="dxa"/>
+              <w:start w:w="120" w:type="dxa"/>
+              <w:end w:w="120" w:type="dxa"/>
+            </w:tcMar>
+          </w:tcPr>
+          <w:p>
+            <w:pPr>
+              <w:spacing w:before="0" w:after="0" w:line="264" w:lineRule="auto"/>
+              <w:jc w:val="left"/>
+            </w:pPr>
+            <w:r/>
+            <w:r>
+              <w:rPr>
+                <w:rFonts w:ascii="Calibri" w:hAnsi="Calibri" w:eastAsia="Microsoft YaHei"/>
+                <w:b w:val="0"/>
+                <w:sz w:val="20"/>
+              </w:rPr>
+              <w:t>StudentTaskDraftRecord</w:t>
+            </w:r>
+          </w:p>
+        </w:tc>
+        <w:tc>
+          <w:tcPr>
+            <w:tcW w:type="dxa" w:w="3860"/>
+            <w:vAlign w:val="center"/>
+            <w:tcMar>
+              <w:top w:w="80" w:type="dxa"/>
+              <w:bottom w:w="80" w:type="dxa"/>
+              <w:start w:w="120" w:type="dxa"/>
+              <w:end w:w="120" w:type="dxa"/>
+            </w:tcMar>
+          </w:tcPr>
+          <w:p>
+            <w:pPr>
+              <w:spacing w:before="0" w:after="0" w:line="264" w:lineRule="auto"/>
+              <w:jc w:val="left"/>
+            </w:pPr>
+            <w:r/>
+            <w:r>
+              <w:rPr>
+                <w:rFonts w:ascii="Calibri" w:hAnsi="Calibri" w:eastAsia="Microsoft YaHei"/>
+                <w:b w:val="0"/>
+                <w:sz w:val="20"/>
+              </w:rPr>
+              <w:t>AI 只生成草稿，学生确认后才调用 learning-service 创建正式任务。</w:t>
+            </w:r>
+          </w:p>
+        </w:tc>
+      </w:tr>
+      <w:tr>
+        <w:tc>
+          <w:tcPr>
+            <w:tcW w:type="dxa" w:w="2100"/>
+            <w:vAlign w:val="center"/>
+            <w:tcMar>
+              <w:top w:w="80" w:type="dxa"/>
+              <w:bottom w:w="80" w:type="dxa"/>
+              <w:start w:w="120" w:type="dxa"/>
+              <w:end w:w="120" w:type="dxa"/>
+            </w:tcMar>
+          </w:tcPr>
+          <w:p>
+            <w:pPr>
+              <w:spacing w:before="0" w:after="0" w:line="264" w:lineRule="auto"/>
+              <w:jc w:val="center"/>
+            </w:pPr>
+            <w:r/>
+            <w:r>
+              <w:rPr>
+                <w:rFonts w:ascii="Calibri" w:hAnsi="Calibri" w:eastAsia="Microsoft YaHei"/>
+                <w:b w:val="0"/>
+                <w:sz w:val="20"/>
+              </w:rPr>
+              <w:t>笔记卡片</w:t>
+            </w:r>
+          </w:p>
+        </w:tc>
+        <w:tc>
+          <w:tcPr>
+            <w:tcW w:type="dxa" w:w="3400"/>
+            <w:vAlign w:val="center"/>
+            <w:tcMar>
+              <w:top w:w="80" w:type="dxa"/>
+              <w:bottom w:w="80" w:type="dxa"/>
+              <w:start w:w="120" w:type="dxa"/>
+              <w:end w:w="120" w:type="dxa"/>
+            </w:tcMar>
+          </w:tcPr>
+          <w:p>
+            <w:pPr>
+              <w:spacing w:before="0" w:after="0" w:line="264" w:lineRule="auto"/>
+              <w:jc w:val="left"/>
+            </w:pPr>
+            <w:r/>
+            <w:r>
+              <w:rPr>
+                <w:rFonts w:ascii="Calibri" w:hAnsi="Calibri" w:eastAsia="Microsoft YaHei"/>
+                <w:b w:val="0"/>
+                <w:sz w:val="20"/>
+              </w:rPr>
+              <w:t>cards、assignmentParagraphs</w:t>
+            </w:r>
+          </w:p>
+        </w:tc>
+        <w:tc>
+          <w:tcPr>
+            <w:tcW w:type="dxa" w:w="3860"/>
+            <w:vAlign w:val="center"/>
+            <w:tcMar>
+              <w:top w:w="80" w:type="dxa"/>
+              <w:bottom w:w="80" w:type="dxa"/>
+              <w:start w:w="120" w:type="dxa"/>
+              <w:end w:w="120" w:type="dxa"/>
+            </w:tcMar>
+          </w:tcPr>
+          <w:p>
+            <w:pPr>
+              <w:spacing w:before="0" w:after="0" w:line="264" w:lineRule="auto"/>
+              <w:jc w:val="left"/>
+            </w:pPr>
+            <w:r/>
+            <w:r>
+              <w:rPr>
+                <w:rFonts w:ascii="Calibri" w:hAnsi="Calibri" w:eastAsia="Microsoft YaHei"/>
+                <w:b w:val="0"/>
+                <w:sz w:val="20"/>
+              </w:rPr>
+              <w:t>把模型输出转成可保存、可复习的学习资料。</w:t>
+            </w:r>
+          </w:p>
+        </w:tc>
+      </w:tr>
+    </w:tbl>
+    <w:p>
+      <w:pPr>
+        <w:spacing w:before="0" w:after="40" w:line="264" w:lineRule="auto"/>
+      </w:pPr>
+    </w:p>
+    <w:p>
+      <w:pPr>
+        <w:pStyle w:val="Heading2"/>
+        <w:spacing w:before="0" w:after="120" w:line="264" w:lineRule="auto"/>
+      </w:pPr>
+      <w:r>
+        <w:rPr>
+          <w:rFonts w:ascii="Calibri" w:hAnsi="Calibri" w:eastAsia="Microsoft YaHei"/>
+          <w:b w:val="0"/>
+        </w:rPr>
+        <w:t>8.12 教师端 AI 界面设计</w:t>
+      </w:r>
+    </w:p>
+    <w:p>
+      <w:pPr>
+        <w:spacing w:before="0" w:after="120" w:line="264" w:lineRule="auto"/>
+      </w:pPr>
+      <w:r>
+        <w:rPr>
+          <w:rFonts w:ascii="Calibri" w:hAnsi="Calibri" w:eastAsia="Microsoft YaHei"/>
+          <w:b w:val="0"/>
+        </w:rPr>
+        <w:t>教师端 AI 界面强调“辅助教师判断和生成草稿”。教师看到的 AI 结果一般包含班级或学生证据、风险提示、建议动作和可编辑草稿，最终发送、保存或采用仍需要教师确认。</w:t>
+      </w:r>
+    </w:p>
+    <w:p>
+      <w:pPr>
+        <w:jc w:val="center"/>
+      </w:pPr>
+      <w:r>
+        <w:drawing>
+          <wp:inline xmlns:a="http://schemas.openxmlformats.org/drawingml/2006/main" xmlns:pic="http://schemas.openxmlformats.org/drawingml/2006/picture">
+            <wp:extent cx="5577840" cy="3796030"/>
+            <wp:docPr id="9" name="Picture 9"/>
+            <wp:cNvGraphicFramePr>
+              <a:graphicFrameLocks noChangeAspect="1"/>
+            </wp:cNvGraphicFramePr>
+            <a:graphic>
+              <a:graphicData uri="http://schemas.openxmlformats.org/drawingml/2006/picture">
+                <pic:pic>
+                  <pic:nvPicPr>
+                    <pic:cNvPr id="0" name="live-teacher-ai.png"/>
+                    <pic:cNvPicPr/>
+                  </pic:nvPicPr>
+                  <pic:blipFill>
+                    <a:blip r:embed="rId14"/>
+                    <a:stretch>
+                      <a:fillRect/>
+                    </a:stretch>
+                  </pic:blipFill>
+                  <pic:spPr>
+                    <a:xfrm>
+                      <a:off x="0" y="0"/>
+                      <a:ext cx="5577840" cy="3796030"/>
+                    </a:xfrm>
+                    <a:prstGeom prst="rect"/>
+                  </pic:spPr>
+                </pic:pic>
+              </a:graphicData>
+            </a:graphic>
+          </wp:inline>
+        </w:drawing>
+      </w:r>
+    </w:p>
+    <w:p>
+      <w:pPr>
+        <w:keepNext w:val="0"/>
+        <w:spacing w:before="40" w:after="160" w:line="264" w:lineRule="auto"/>
+        <w:jc w:val="center"/>
+      </w:pPr>
+      <w:r>
+        <w:rPr>
+          <w:rFonts w:ascii="Calibri" w:hAnsi="Calibri" w:eastAsia="Microsoft YaHei"/>
+          <w:b w:val="0"/>
+          <w:color w:val="667085"/>
+          <w:sz w:val="19"/>
+        </w:rPr>
+        <w:t>图 8-3 教师端 AI 教学计划详情界面。</w:t>
+      </w:r>
+    </w:p>
+    <w:p>
+      <w:pPr>
+        <w:spacing w:before="0" w:after="120" w:line="264" w:lineRule="auto"/>
+      </w:pPr>
+      <w:r>
+        <w:rPr>
+          <w:rFonts w:ascii="Calibri" w:hAnsi="Calibri" w:eastAsia="Microsoft YaHei"/>
+          <w:b w:val="0"/>
+        </w:rPr>
+        <w:t>教学计划详情界面对应 teacher-ai 的 teaching_plan 工作流。后端结合课程进度、班级掌握度和活动数据生成计划草稿，前端把 summary、actions、risks、draft 等字段拆开展示，方便教师检查后再使用。</w:t>
+      </w:r>
+    </w:p>
+    <w:p>
+      <w:pPr>
+        <w:jc w:val="center"/>
+      </w:pPr>
+      <w:r>
+        <w:drawing>
+          <wp:inline xmlns:a="http://schemas.openxmlformats.org/drawingml/2006/main" xmlns:pic="http://schemas.openxmlformats.org/drawingml/2006/picture">
+            <wp:extent cx="5577840" cy="3796030"/>
+            <wp:docPr id="10" name="Picture 10"/>
+            <wp:cNvGraphicFramePr>
+              <a:graphicFrameLocks noChangeAspect="1"/>
+            </wp:cNvGraphicFramePr>
+            <a:graphic>
+              <a:graphicData uri="http://schemas.openxmlformats.org/drawingml/2006/picture">
+                <pic:pic>
+                  <pic:nvPicPr>
+                    <pic:cNvPr id="0" name="live-teacher-intervention.png"/>
+                    <pic:cNvPicPr/>
+                  </pic:nvPicPr>
+                  <pic:blipFill>
+                    <a:blip r:embed="rId19"/>
+                    <a:stretch>
+                      <a:fillRect/>
+                    </a:stretch>
+                  </pic:blipFill>
+                  <pic:spPr>
+                    <a:xfrm>
+                      <a:off x="0" y="0"/>
+                      <a:ext cx="5577840" cy="3796030"/>
+                    </a:xfrm>
+                    <a:prstGeom prst="rect"/>
+                  </pic:spPr>
+                </pic:pic>
+              </a:graphicData>
+            </a:graphic>
+          </wp:inline>
+        </w:drawing>
+      </w:r>
+    </w:p>
+    <w:p>
+      <w:pPr>
+        <w:keepNext w:val="0"/>
+        <w:spacing w:before="40" w:after="160" w:line="264" w:lineRule="auto"/>
+        <w:jc w:val="center"/>
+      </w:pPr>
+      <w:r>
+        <w:rPr>
+          <w:rFonts w:ascii="Calibri" w:hAnsi="Calibri" w:eastAsia="Microsoft YaHei"/>
+          <w:b w:val="0"/>
+          <w:color w:val="667085"/>
+          <w:sz w:val="19"/>
+        </w:rPr>
+        <w:t>图 8-4 教师端 AI 干预确认界面。</w:t>
+      </w:r>
+    </w:p>
+    <w:p>
+      <w:pPr>
+        <w:spacing w:before="0" w:after="120" w:line="264" w:lineRule="auto"/>
+      </w:pPr>
+      <w:r>
+        <w:rPr>
+          <w:rFonts w:ascii="Calibri" w:hAnsi="Calibri" w:eastAsia="Microsoft YaHei"/>
+          <w:b w:val="0"/>
+        </w:rPr>
+        <w:t>干预确认界面对应 student_intervention 工作流。系统会读取学生 AI timeline、作业提交、练习结果和活动记录生成干预草稿，但 TeacherAiDraftRecord 在确认前只是草稿状态，不会直接变成已发送反馈。</w:t>
+      </w:r>
+    </w:p>
+    <w:tbl>
+      <w:tblPr>
+        <w:tblStyle w:val="TableGrid"/>
+        <w:tblW w:type="dxa" w:w="9360"/>
+        <w:jc w:val="left"/>
+        <w:tblLayout w:type="fixed"/>
+        <w:tblLook w:firstColumn="1" w:firstRow="1" w:lastColumn="0" w:lastRow="0" w:noHBand="0" w:noVBand="1" w:val="04A0"/>
+        <w:tblInd w:w="120" w:type="dxa"/>
+        <w:tblBorders>
+          <w:top w:val="single" w:sz="6" w:space="0" w:color="D8DEE9"/>
+          <w:left w:val="single" w:sz="6" w:space="0" w:color="D8DEE9"/>
+          <w:bottom w:val="single" w:sz="6" w:space="0" w:color="D8DEE9"/>
+          <w:right w:val="single" w:sz="6" w:space="0" w:color="D8DEE9"/>
+          <w:insideH w:val="single" w:sz="6" w:space="0" w:color="D8DEE9"/>
+          <w:insideV w:val="single" w:sz="6" w:space="0" w:color="D8DEE9"/>
+        </w:tblBorders>
+      </w:tblPr>
+      <w:tblGrid>
+        <w:gridCol w:w="1700"/>
+        <w:gridCol w:w="3000"/>
+        <w:gridCol w:w="2700"/>
+        <w:gridCol w:w="1960"/>
+      </w:tblGrid>
+      <w:tr>
+        <w:tc>
+          <w:tcPr>
+            <w:tcW w:type="dxa" w:w="1700"/>
+            <w:shd w:fill="F2F4F7"/>
+            <w:vAlign w:val="center"/>
+            <w:tcMar>
+              <w:top w:w="80" w:type="dxa"/>
+              <w:bottom w:w="80" w:type="dxa"/>
+              <w:start w:w="120" w:type="dxa"/>
+              <w:end w:w="120" w:type="dxa"/>
+            </w:tcMar>
+          </w:tcPr>
+          <w:p>
+            <w:pPr>
+              <w:spacing w:before="0" w:after="0" w:line="264" w:lineRule="auto"/>
+              <w:jc w:val="center"/>
+            </w:pPr>
+            <w:r/>
+            <w:r>
+              <w:rPr>
+                <w:rFonts w:ascii="Calibri" w:hAnsi="Calibri" w:eastAsia="Microsoft YaHei"/>
+                <w:b/>
+                <w:color w:val="172033"/>
+                <w:sz w:val="21"/>
+              </w:rPr>
+              <w:t>教师 AI 流程</w:t>
+            </w:r>
+          </w:p>
+        </w:tc>
+        <w:tc>
+          <w:tcPr>
+            <w:tcW w:type="dxa" w:w="3000"/>
+            <w:shd w:fill="F2F4F7"/>
+            <w:vAlign w:val="center"/>
+            <w:tcMar>
+              <w:top w:w="80" w:type="dxa"/>
+              <w:bottom w:w="80" w:type="dxa"/>
+              <w:start w:w="120" w:type="dxa"/>
+              <w:end w:w="120" w:type="dxa"/>
+            </w:tcMar>
+          </w:tcPr>
+          <w:p>
+            <w:pPr>
+              <w:spacing w:before="0" w:after="0" w:line="264" w:lineRule="auto"/>
+              <w:jc w:val="center"/>
+            </w:pPr>
+            <w:r/>
+            <w:r>
+              <w:rPr>
+                <w:rFonts w:ascii="Calibri" w:hAnsi="Calibri" w:eastAsia="Microsoft YaHei"/>
+                <w:b/>
+                <w:color w:val="172033"/>
+                <w:sz w:val="21"/>
+              </w:rPr>
+              <w:t>输入证据</w:t>
+            </w:r>
+          </w:p>
+        </w:tc>
+        <w:tc>
+          <w:tcPr>
+            <w:tcW w:type="dxa" w:w="2700"/>
+            <w:shd w:fill="F2F4F7"/>
+            <w:vAlign w:val="center"/>
+            <w:tcMar>
+              <w:top w:w="80" w:type="dxa"/>
+              <w:bottom w:w="80" w:type="dxa"/>
+              <w:start w:w="120" w:type="dxa"/>
+              <w:end w:w="120" w:type="dxa"/>
+            </w:tcMar>
+          </w:tcPr>
+          <w:p>
+            <w:pPr>
+              <w:spacing w:before="0" w:after="0" w:line="264" w:lineRule="auto"/>
+              <w:jc w:val="center"/>
+            </w:pPr>
+            <w:r/>
+            <w:r>
+              <w:rPr>
+                <w:rFonts w:ascii="Calibri" w:hAnsi="Calibri" w:eastAsia="Microsoft YaHei"/>
+                <w:b/>
+                <w:color w:val="172033"/>
+                <w:sz w:val="21"/>
+              </w:rPr>
+              <w:t>输出结果</w:t>
+            </w:r>
+          </w:p>
+        </w:tc>
+        <w:tc>
+          <w:tcPr>
+            <w:tcW w:type="dxa" w:w="1960"/>
+            <w:shd w:fill="F2F4F7"/>
+            <w:vAlign w:val="center"/>
+            <w:tcMar>
+              <w:top w:w="80" w:type="dxa"/>
+              <w:bottom w:w="80" w:type="dxa"/>
+              <w:start w:w="120" w:type="dxa"/>
+              <w:end w:w="120" w:type="dxa"/>
+            </w:tcMar>
+          </w:tcPr>
+          <w:p>
+            <w:pPr>
+              <w:spacing w:before="0" w:after="0" w:line="264" w:lineRule="auto"/>
+              <w:jc w:val="center"/>
+            </w:pPr>
+            <w:r/>
+            <w:r>
+              <w:rPr>
+                <w:rFonts w:ascii="Calibri" w:hAnsi="Calibri" w:eastAsia="Microsoft YaHei"/>
+                <w:b/>
+                <w:color w:val="172033"/>
+                <w:sz w:val="21"/>
+              </w:rPr>
+              <w:t>人工确认点</w:t>
+            </w:r>
+          </w:p>
+        </w:tc>
+      </w:tr>
+      <w:tr>
+        <w:tc>
+          <w:tcPr>
+            <w:tcW w:type="dxa" w:w="1700"/>
+            <w:vAlign w:val="center"/>
+            <w:tcMar>
+              <w:top w:w="80" w:type="dxa"/>
+              <w:bottom w:w="80" w:type="dxa"/>
+              <w:start w:w="120" w:type="dxa"/>
+              <w:end w:w="120" w:type="dxa"/>
+            </w:tcMar>
+          </w:tcPr>
+          <w:p>
+            <w:pPr>
+              <w:spacing w:before="0" w:after="0" w:line="264" w:lineRule="auto"/>
+              <w:jc w:val="center"/>
+            </w:pPr>
+            <w:r/>
+            <w:r>
+              <w:rPr>
+                <w:rFonts w:ascii="Calibri" w:hAnsi="Calibri" w:eastAsia="Microsoft YaHei"/>
+                <w:b w:val="0"/>
+                <w:sz w:val="20"/>
+              </w:rPr>
+              <w:t>教学计划</w:t>
+            </w:r>
+          </w:p>
+        </w:tc>
+        <w:tc>
+          <w:tcPr>
+            <w:tcW w:type="dxa" w:w="3000"/>
+            <w:vAlign w:val="center"/>
+            <w:tcMar>
+              <w:top w:w="80" w:type="dxa"/>
+              <w:bottom w:w="80" w:type="dxa"/>
+              <w:start w:w="120" w:type="dxa"/>
+              <w:end w:w="120" w:type="dxa"/>
+            </w:tcMar>
+          </w:tcPr>
+          <w:p>
+            <w:pPr>
+              <w:spacing w:before="0" w:after="0" w:line="264" w:lineRule="auto"/>
+              <w:jc w:val="left"/>
+            </w:pPr>
+            <w:r/>
+            <w:r>
+              <w:rPr>
+                <w:rFonts w:ascii="Calibri" w:hAnsi="Calibri" w:eastAsia="Microsoft YaHei"/>
+                <w:b w:val="0"/>
+                <w:sz w:val="20"/>
+              </w:rPr>
+              <w:t>课程目标、任务进度、班级统计</w:t>
+            </w:r>
+          </w:p>
+        </w:tc>
+        <w:tc>
+          <w:tcPr>
+            <w:tcW w:type="dxa" w:w="2700"/>
+            <w:vAlign w:val="center"/>
+            <w:tcMar>
+              <w:top w:w="80" w:type="dxa"/>
+              <w:bottom w:w="80" w:type="dxa"/>
+              <w:start w:w="120" w:type="dxa"/>
+              <w:end w:w="120" w:type="dxa"/>
+            </w:tcMar>
+          </w:tcPr>
+          <w:p>
+            <w:pPr>
+              <w:spacing w:before="0" w:after="0" w:line="264" w:lineRule="auto"/>
+              <w:jc w:val="left"/>
+            </w:pPr>
+            <w:r/>
+            <w:r>
+              <w:rPr>
+                <w:rFonts w:ascii="Calibri" w:hAnsi="Calibri" w:eastAsia="Microsoft YaHei"/>
+                <w:b w:val="0"/>
+                <w:sz w:val="20"/>
+              </w:rPr>
+              <w:t>计划摘要、风险、后续动作和草稿</w:t>
+            </w:r>
+          </w:p>
+        </w:tc>
+        <w:tc>
+          <w:tcPr>
+            <w:tcW w:type="dxa" w:w="1960"/>
+            <w:vAlign w:val="center"/>
+            <w:tcMar>
+              <w:top w:w="80" w:type="dxa"/>
+              <w:bottom w:w="80" w:type="dxa"/>
+              <w:start w:w="120" w:type="dxa"/>
+              <w:end w:w="120" w:type="dxa"/>
+            </w:tcMar>
+          </w:tcPr>
+          <w:p>
+            <w:pPr>
+              <w:spacing w:before="0" w:after="0" w:line="264" w:lineRule="auto"/>
+              <w:jc w:val="left"/>
+            </w:pPr>
+            <w:r/>
+            <w:r>
+              <w:rPr>
+                <w:rFonts w:ascii="Calibri" w:hAnsi="Calibri" w:eastAsia="Microsoft YaHei"/>
+                <w:b w:val="0"/>
+                <w:sz w:val="20"/>
+              </w:rPr>
+              <w:t>教师确认是否采用为教学安排。</w:t>
+            </w:r>
+          </w:p>
+        </w:tc>
+      </w:tr>
+      <w:tr>
+        <w:tc>
+          <w:tcPr>
+            <w:tcW w:type="dxa" w:w="1700"/>
+            <w:vAlign w:val="center"/>
+            <w:tcMar>
+              <w:top w:w="80" w:type="dxa"/>
+              <w:bottom w:w="80" w:type="dxa"/>
+              <w:start w:w="120" w:type="dxa"/>
+              <w:end w:w="120" w:type="dxa"/>
+            </w:tcMar>
+          </w:tcPr>
+          <w:p>
+            <w:pPr>
+              <w:spacing w:before="0" w:after="0" w:line="264" w:lineRule="auto"/>
+              <w:jc w:val="center"/>
+            </w:pPr>
+            <w:r/>
+            <w:r>
+              <w:rPr>
+                <w:rFonts w:ascii="Calibri" w:hAnsi="Calibri" w:eastAsia="Microsoft YaHei"/>
+                <w:b w:val="0"/>
+                <w:sz w:val="20"/>
+              </w:rPr>
+              <w:t>学生干预</w:t>
+            </w:r>
+          </w:p>
+        </w:tc>
+        <w:tc>
+          <w:tcPr>
+            <w:tcW w:type="dxa" w:w="3000"/>
+            <w:vAlign w:val="center"/>
+            <w:tcMar>
+              <w:top w:w="80" w:type="dxa"/>
+              <w:bottom w:w="80" w:type="dxa"/>
+              <w:start w:w="120" w:type="dxa"/>
+              <w:end w:w="120" w:type="dxa"/>
+            </w:tcMar>
+          </w:tcPr>
+          <w:p>
+            <w:pPr>
+              <w:spacing w:before="0" w:after="0" w:line="264" w:lineRule="auto"/>
+              <w:jc w:val="left"/>
+            </w:pPr>
+            <w:r/>
+            <w:r>
+              <w:rPr>
+                <w:rFonts w:ascii="Calibri" w:hAnsi="Calibri" w:eastAsia="Microsoft YaHei"/>
+                <w:b w:val="0"/>
+                <w:sz w:val="20"/>
+              </w:rPr>
+              <w:t>学生 AI 证据、作业提交、练习和活动日志</w:t>
+            </w:r>
+          </w:p>
+        </w:tc>
+        <w:tc>
+          <w:tcPr>
+            <w:tcW w:type="dxa" w:w="2700"/>
+            <w:vAlign w:val="center"/>
+            <w:tcMar>
+              <w:top w:w="80" w:type="dxa"/>
+              <w:bottom w:w="80" w:type="dxa"/>
+              <w:start w:w="120" w:type="dxa"/>
+              <w:end w:w="120" w:type="dxa"/>
+            </w:tcMar>
+          </w:tcPr>
+          <w:p>
+            <w:pPr>
+              <w:spacing w:before="0" w:after="0" w:line="264" w:lineRule="auto"/>
+              <w:jc w:val="left"/>
+            </w:pPr>
+            <w:r/>
+            <w:r>
+              <w:rPr>
+                <w:rFonts w:ascii="Calibri" w:hAnsi="Calibri" w:eastAsia="Microsoft YaHei"/>
+                <w:b w:val="0"/>
+                <w:sz w:val="20"/>
+              </w:rPr>
+              <w:t>干预话术、建议动作和原因说明</w:t>
+            </w:r>
+          </w:p>
+        </w:tc>
+        <w:tc>
+          <w:tcPr>
+            <w:tcW w:type="dxa" w:w="1960"/>
+            <w:vAlign w:val="center"/>
+            <w:tcMar>
+              <w:top w:w="80" w:type="dxa"/>
+              <w:bottom w:w="80" w:type="dxa"/>
+              <w:start w:w="120" w:type="dxa"/>
+              <w:end w:w="120" w:type="dxa"/>
+            </w:tcMar>
+          </w:tcPr>
+          <w:p>
+            <w:pPr>
+              <w:spacing w:before="0" w:after="0" w:line="264" w:lineRule="auto"/>
+              <w:jc w:val="left"/>
+            </w:pPr>
+            <w:r/>
+            <w:r>
+              <w:rPr>
+                <w:rFonts w:ascii="Calibri" w:hAnsi="Calibri" w:eastAsia="Microsoft YaHei"/>
+                <w:b w:val="0"/>
+                <w:sz w:val="20"/>
+              </w:rPr>
+              <w:t>教师确认后才标记 sent。</w:t>
+            </w:r>
+          </w:p>
+        </w:tc>
+      </w:tr>
+      <w:tr>
+        <w:tc>
+          <w:tcPr>
+            <w:tcW w:type="dxa" w:w="1700"/>
+            <w:vAlign w:val="center"/>
+            <w:tcMar>
+              <w:top w:w="80" w:type="dxa"/>
+              <w:bottom w:w="80" w:type="dxa"/>
+              <w:start w:w="120" w:type="dxa"/>
+              <w:end w:w="120" w:type="dxa"/>
+            </w:tcMar>
+          </w:tcPr>
+          <w:p>
+            <w:pPr>
+              <w:spacing w:before="0" w:after="0" w:line="264" w:lineRule="auto"/>
+              <w:jc w:val="center"/>
+            </w:pPr>
+            <w:r/>
+            <w:r>
+              <w:rPr>
+                <w:rFonts w:ascii="Calibri" w:hAnsi="Calibri" w:eastAsia="Microsoft YaHei"/>
+                <w:b w:val="0"/>
+                <w:sz w:val="20"/>
+              </w:rPr>
+              <w:t>作业讲评</w:t>
+            </w:r>
+          </w:p>
+        </w:tc>
+        <w:tc>
+          <w:tcPr>
+            <w:tcW w:type="dxa" w:w="3000"/>
+            <w:vAlign w:val="center"/>
+            <w:tcMar>
+              <w:top w:w="80" w:type="dxa"/>
+              <w:bottom w:w="80" w:type="dxa"/>
+              <w:start w:w="120" w:type="dxa"/>
+              <w:end w:w="120" w:type="dxa"/>
+            </w:tcMar>
+          </w:tcPr>
+          <w:p>
+            <w:pPr>
+              <w:spacing w:before="0" w:after="0" w:line="264" w:lineRule="auto"/>
+              <w:jc w:val="left"/>
+            </w:pPr>
+            <w:r/>
+            <w:r>
+              <w:rPr>
+                <w:rFonts w:ascii="Calibri" w:hAnsi="Calibri" w:eastAsia="Microsoft YaHei"/>
+                <w:b w:val="0"/>
+                <w:sz w:val="20"/>
+              </w:rPr>
+              <w:t>作业、Rubric、提交分布和典型问题</w:t>
+            </w:r>
+          </w:p>
+        </w:tc>
+        <w:tc>
+          <w:tcPr>
+            <w:tcW w:type="dxa" w:w="2700"/>
+            <w:vAlign w:val="center"/>
+            <w:tcMar>
+              <w:top w:w="80" w:type="dxa"/>
+              <w:bottom w:w="80" w:type="dxa"/>
+              <w:start w:w="120" w:type="dxa"/>
+              <w:end w:w="120" w:type="dxa"/>
+            </w:tcMar>
+          </w:tcPr>
+          <w:p>
+            <w:pPr>
+              <w:spacing w:before="0" w:after="0" w:line="264" w:lineRule="auto"/>
+              <w:jc w:val="left"/>
+            </w:pPr>
+            <w:r/>
+            <w:r>
+              <w:rPr>
+                <w:rFonts w:ascii="Calibri" w:hAnsi="Calibri" w:eastAsia="Microsoft YaHei"/>
+                <w:b w:val="0"/>
+                <w:sz w:val="20"/>
+              </w:rPr>
+              <w:t>讲评草稿和改进建议</w:t>
+            </w:r>
+          </w:p>
+        </w:tc>
+        <w:tc>
+          <w:tcPr>
+            <w:tcW w:type="dxa" w:w="1960"/>
+            <w:vAlign w:val="center"/>
+            <w:tcMar>
+              <w:top w:w="80" w:type="dxa"/>
+              <w:bottom w:w="80" w:type="dxa"/>
+              <w:start w:w="120" w:type="dxa"/>
+              <w:end w:w="120" w:type="dxa"/>
+            </w:tcMar>
+          </w:tcPr>
+          <w:p>
+            <w:pPr>
+              <w:spacing w:before="0" w:after="0" w:line="264" w:lineRule="auto"/>
+              <w:jc w:val="left"/>
+            </w:pPr>
+            <w:r/>
+            <w:r>
+              <w:rPr>
+                <w:rFonts w:ascii="Calibri" w:hAnsi="Calibri" w:eastAsia="Microsoft YaHei"/>
+                <w:b w:val="0"/>
+                <w:sz w:val="20"/>
+              </w:rPr>
+              <w:t>教师可编辑后发布或保存。</w:t>
+            </w:r>
+          </w:p>
+        </w:tc>
+      </w:tr>
+      <w:tr>
+        <w:tc>
+          <w:tcPr>
+            <w:tcW w:type="dxa" w:w="1700"/>
+            <w:vAlign w:val="center"/>
+            <w:tcMar>
+              <w:top w:w="80" w:type="dxa"/>
+              <w:bottom w:w="80" w:type="dxa"/>
+              <w:start w:w="120" w:type="dxa"/>
+              <w:end w:w="120" w:type="dxa"/>
+            </w:tcMar>
+          </w:tcPr>
+          <w:p>
+            <w:pPr>
+              <w:spacing w:before="0" w:after="0" w:line="264" w:lineRule="auto"/>
+              <w:jc w:val="center"/>
+            </w:pPr>
+            <w:r/>
+            <w:r>
+              <w:rPr>
+                <w:rFonts w:ascii="Calibri" w:hAnsi="Calibri" w:eastAsia="Microsoft YaHei"/>
+                <w:b w:val="0"/>
+                <w:sz w:val="20"/>
+              </w:rPr>
+              <w:t>反馈草稿</w:t>
+            </w:r>
+          </w:p>
+        </w:tc>
+        <w:tc>
+          <w:tcPr>
+            <w:tcW w:type="dxa" w:w="3000"/>
+            <w:vAlign w:val="center"/>
+            <w:tcMar>
+              <w:top w:w="80" w:type="dxa"/>
+              <w:bottom w:w="80" w:type="dxa"/>
+              <w:start w:w="120" w:type="dxa"/>
+              <w:end w:w="120" w:type="dxa"/>
+            </w:tcMar>
+          </w:tcPr>
+          <w:p>
+            <w:pPr>
+              <w:spacing w:before="0" w:after="0" w:line="264" w:lineRule="auto"/>
+              <w:jc w:val="left"/>
+            </w:pPr>
+            <w:r/>
+            <w:r>
+              <w:rPr>
+                <w:rFonts w:ascii="Calibri" w:hAnsi="Calibri" w:eastAsia="Microsoft YaHei"/>
+                <w:b w:val="0"/>
+                <w:sz w:val="20"/>
+              </w:rPr>
+              <w:t>某次提交、Rubric 评分和 AI 初评</w:t>
+            </w:r>
+          </w:p>
+        </w:tc>
+        <w:tc>
+          <w:tcPr>
+            <w:tcW w:type="dxa" w:w="2700"/>
+            <w:vAlign w:val="center"/>
+            <w:tcMar>
+              <w:top w:w="80" w:type="dxa"/>
+              <w:bottom w:w="80" w:type="dxa"/>
+              <w:start w:w="120" w:type="dxa"/>
+              <w:end w:w="120" w:type="dxa"/>
+            </w:tcMar>
+          </w:tcPr>
+          <w:p>
+            <w:pPr>
+              <w:spacing w:before="0" w:after="0" w:line="264" w:lineRule="auto"/>
+              <w:jc w:val="left"/>
+            </w:pPr>
+            <w:r/>
+            <w:r>
+              <w:rPr>
+                <w:rFonts w:ascii="Calibri" w:hAnsi="Calibri" w:eastAsia="Microsoft YaHei"/>
+                <w:b w:val="0"/>
+                <w:sz w:val="20"/>
+              </w:rPr>
+              <w:t>个性化反馈文本</w:t>
+            </w:r>
+          </w:p>
+        </w:tc>
+        <w:tc>
+          <w:tcPr>
+            <w:tcW w:type="dxa" w:w="1960"/>
+            <w:vAlign w:val="center"/>
+            <w:tcMar>
+              <w:top w:w="80" w:type="dxa"/>
+              <w:bottom w:w="80" w:type="dxa"/>
+              <w:start w:w="120" w:type="dxa"/>
+              <w:end w:w="120" w:type="dxa"/>
+            </w:tcMar>
+          </w:tcPr>
+          <w:p>
+            <w:pPr>
+              <w:spacing w:before="0" w:after="0" w:line="264" w:lineRule="auto"/>
+              <w:jc w:val="left"/>
+            </w:pPr>
+            <w:r/>
+            <w:r>
+              <w:rPr>
+                <w:rFonts w:ascii="Calibri" w:hAnsi="Calibri" w:eastAsia="Microsoft YaHei"/>
+                <w:b w:val="0"/>
+                <w:sz w:val="20"/>
+              </w:rPr>
+              <w:t>教师批改页面确认后进入反馈流程。</w:t>
+            </w:r>
+          </w:p>
+        </w:tc>
+      </w:tr>
+      <w:tr>
+        <w:tc>
+          <w:tcPr>
+            <w:tcW w:type="dxa" w:w="1700"/>
+            <w:vAlign w:val="center"/>
+            <w:tcMar>
+              <w:top w:w="80" w:type="dxa"/>
+              <w:bottom w:w="80" w:type="dxa"/>
+              <w:start w:w="120" w:type="dxa"/>
+              <w:end w:w="120" w:type="dxa"/>
+            </w:tcMar>
+          </w:tcPr>
+          <w:p>
+            <w:pPr>
+              <w:spacing w:before="0" w:after="0" w:line="264" w:lineRule="auto"/>
+              <w:jc w:val="center"/>
+            </w:pPr>
+            <w:r/>
+            <w:r>
+              <w:rPr>
+                <w:rFonts w:ascii="Calibri" w:hAnsi="Calibri" w:eastAsia="Microsoft YaHei"/>
+                <w:b w:val="0"/>
+                <w:sz w:val="20"/>
+              </w:rPr>
+              <w:t>报告摘要</w:t>
+            </w:r>
+          </w:p>
+        </w:tc>
+        <w:tc>
+          <w:tcPr>
+            <w:tcW w:type="dxa" w:w="3000"/>
+            <w:vAlign w:val="center"/>
+            <w:tcMar>
+              <w:top w:w="80" w:type="dxa"/>
+              <w:bottom w:w="80" w:type="dxa"/>
+              <w:start w:w="120" w:type="dxa"/>
+              <w:end w:w="120" w:type="dxa"/>
+            </w:tcMar>
+          </w:tcPr>
+          <w:p>
+            <w:pPr>
+              <w:spacing w:before="0" w:after="0" w:line="264" w:lineRule="auto"/>
+              <w:jc w:val="left"/>
+            </w:pPr>
+            <w:r/>
+            <w:r>
+              <w:rPr>
+                <w:rFonts w:ascii="Calibri" w:hAnsi="Calibri" w:eastAsia="Microsoft YaHei"/>
+                <w:b w:val="0"/>
+                <w:sz w:val="20"/>
+              </w:rPr>
+              <w:t>统计数据、过程证据和协作记录</w:t>
+            </w:r>
+          </w:p>
+        </w:tc>
+        <w:tc>
+          <w:tcPr>
+            <w:tcW w:type="dxa" w:w="2700"/>
+            <w:vAlign w:val="center"/>
+            <w:tcMar>
+              <w:top w:w="80" w:type="dxa"/>
+              <w:bottom w:w="80" w:type="dxa"/>
+              <w:start w:w="120" w:type="dxa"/>
+              <w:end w:w="120" w:type="dxa"/>
+            </w:tcMar>
+          </w:tcPr>
+          <w:p>
+            <w:pPr>
+              <w:spacing w:before="0" w:after="0" w:line="264" w:lineRule="auto"/>
+              <w:jc w:val="left"/>
+            </w:pPr>
+            <w:r/>
+            <w:r>
+              <w:rPr>
+                <w:rFonts w:ascii="Calibri" w:hAnsi="Calibri" w:eastAsia="Microsoft YaHei"/>
+                <w:b w:val="0"/>
+                <w:sz w:val="20"/>
+              </w:rPr>
+              <w:t>结构化摘要和建议</w:t>
+            </w:r>
+          </w:p>
+        </w:tc>
+        <w:tc>
+          <w:tcPr>
+            <w:tcW w:type="dxa" w:w="1960"/>
+            <w:vAlign w:val="center"/>
+            <w:tcMar>
+              <w:top w:w="80" w:type="dxa"/>
+              <w:bottom w:w="80" w:type="dxa"/>
+              <w:start w:w="120" w:type="dxa"/>
+              <w:end w:w="120" w:type="dxa"/>
+            </w:tcMar>
+          </w:tcPr>
+          <w:p>
+            <w:pPr>
+              <w:spacing w:before="0" w:after="0" w:line="264" w:lineRule="auto"/>
+              <w:jc w:val="left"/>
+            </w:pPr>
+            <w:r/>
+            <w:r>
+              <w:rPr>
+                <w:rFonts w:ascii="Calibri" w:hAnsi="Calibri" w:eastAsia="Microsoft YaHei"/>
+                <w:b w:val="0"/>
+                <w:sz w:val="20"/>
+              </w:rPr>
+              <w:t>教师决定是否写入正式报告。</w:t>
+            </w:r>
+          </w:p>
+        </w:tc>
+      </w:tr>
+    </w:tbl>
+    <w:p>
+      <w:pPr>
+        <w:spacing w:before="0" w:after="40" w:line="264" w:lineRule="auto"/>
+      </w:pPr>
+    </w:p>
+    <w:p>
+      <w:pPr>
         <w:pStyle w:val="Heading1"/>
         <w:spacing w:before="0" w:after="120" w:line="264" w:lineRule="auto"/>
       </w:pPr>
@@ -7609,6 +10825,697 @@
         </w:rPr>
         <w:t>后续扩展：如果需要多进程部署，可把 SyncHub 后面的广播层替换为 Redis、消息队列或数据库事件表。</w:t>
       </w:r>
+    </w:p>
+    <w:p>
+      <w:pPr>
+        <w:pStyle w:val="Heading2"/>
+        <w:spacing w:before="0" w:after="120" w:line="264" w:lineRule="auto"/>
+      </w:pPr>
+      <w:r>
+        <w:rPr>
+          <w:rFonts w:ascii="Calibri" w:hAnsi="Calibri" w:eastAsia="Microsoft YaHei"/>
+          <w:b w:val="0"/>
+        </w:rPr>
+        <w:t>9.7 协作页面中的实时同步落点</w:t>
+      </w:r>
+    </w:p>
+    <w:p>
+      <w:pPr>
+        <w:spacing w:before="0" w:after="120" w:line="264" w:lineRule="auto"/>
+      </w:pPr>
+      <w:r>
+        <w:rPr>
+          <w:rFonts w:ascii="Calibri" w:hAnsi="Calibri" w:eastAsia="Microsoft YaHei"/>
+          <w:b w:val="0"/>
+        </w:rPr>
+        <w:t>协作页面是实时同步机制最直观的使用位置。消息、回复、协作任务、活动记录和提及提醒都属于 collaboration-service 的数据范围，SSE 负责通知页面“有变化”，页面再通过普通接口重新拉取最新数据。</w:t>
+      </w:r>
+    </w:p>
+    <w:p>
+      <w:pPr>
+        <w:jc w:val="center"/>
+      </w:pPr>
+      <w:r>
+        <w:drawing>
+          <wp:inline xmlns:a="http://schemas.openxmlformats.org/drawingml/2006/main" xmlns:pic="http://schemas.openxmlformats.org/drawingml/2006/picture">
+            <wp:extent cx="5577840" cy="3796030"/>
+            <wp:docPr id="11" name="Picture 11"/>
+            <wp:cNvGraphicFramePr>
+              <a:graphicFrameLocks noChangeAspect="1"/>
+            </wp:cNvGraphicFramePr>
+            <a:graphic>
+              <a:graphicData uri="http://schemas.openxmlformats.org/drawingml/2006/picture">
+                <pic:pic>
+                  <pic:nvPicPr>
+                    <pic:cNvPr id="0" name="live-collaboration.png"/>
+                    <pic:cNvPicPr/>
+                  </pic:nvPicPr>
+                  <pic:blipFill>
+                    <a:blip r:embed="rId20"/>
+                    <a:stretch>
+                      <a:fillRect/>
+                    </a:stretch>
+                  </pic:blipFill>
+                  <pic:spPr>
+                    <a:xfrm>
+                      <a:off x="0" y="0"/>
+                      <a:ext cx="5577840" cy="3796030"/>
+                    </a:xfrm>
+                    <a:prstGeom prst="rect"/>
+                  </pic:spPr>
+                </pic:pic>
+              </a:graphicData>
+            </a:graphic>
+          </wp:inline>
+        </w:drawing>
+      </w:r>
+    </w:p>
+    <w:p>
+      <w:pPr>
+        <w:keepNext w:val="0"/>
+        <w:spacing w:before="40" w:after="160" w:line="264" w:lineRule="auto"/>
+        <w:jc w:val="center"/>
+      </w:pPr>
+      <w:r>
+        <w:rPr>
+          <w:rFonts w:ascii="Calibri" w:hAnsi="Calibri" w:eastAsia="Microsoft YaHei"/>
+          <w:b w:val="0"/>
+          <w:color w:val="667085"/>
+          <w:sz w:val="19"/>
+        </w:rPr>
+        <w:t>图 9-1 通用协作空间界面。</w:t>
+      </w:r>
+    </w:p>
+    <w:p>
+      <w:pPr>
+        <w:spacing w:before="0" w:after="120" w:line="264" w:lineRule="auto"/>
+      </w:pPr>
+      <w:r>
+        <w:rPr>
+          <w:rFonts w:ascii="Calibri" w:hAnsi="Calibri" w:eastAsia="Microsoft YaHei"/>
+          <w:b w:val="0"/>
+        </w:rPr>
+        <w:t>协作空间界面展示房间、消息和任务等内容。用户发送消息或更新协作任务后，服务端会保存 RoomMessage、CollaborationTask 或 ActivityLog，并通过 SyncHub 向在线客户端广播事件。</w:t>
+      </w:r>
+    </w:p>
+    <w:p>
+      <w:pPr>
+        <w:jc w:val="center"/>
+      </w:pPr>
+      <w:r>
+        <w:drawing>
+          <wp:inline xmlns:a="http://schemas.openxmlformats.org/drawingml/2006/main" xmlns:pic="http://schemas.openxmlformats.org/drawingml/2006/picture">
+            <wp:extent cx="5577840" cy="3796030"/>
+            <wp:docPr id="12" name="Picture 12"/>
+            <wp:cNvGraphicFramePr>
+              <a:graphicFrameLocks noChangeAspect="1"/>
+            </wp:cNvGraphicFramePr>
+            <a:graphic>
+              <a:graphicData uri="http://schemas.openxmlformats.org/drawingml/2006/picture">
+                <pic:pic>
+                  <pic:nvPicPr>
+                    <pic:cNvPr id="0" name="live-collaboration-detail.png"/>
+                    <pic:cNvPicPr/>
+                  </pic:nvPicPr>
+                  <pic:blipFill>
+                    <a:blip r:embed="rId21"/>
+                    <a:stretch>
+                      <a:fillRect/>
+                    </a:stretch>
+                  </pic:blipFill>
+                  <pic:spPr>
+                    <a:xfrm>
+                      <a:off x="0" y="0"/>
+                      <a:ext cx="5577840" cy="3796030"/>
+                    </a:xfrm>
+                    <a:prstGeom prst="rect"/>
+                  </pic:spPr>
+                </pic:pic>
+              </a:graphicData>
+            </a:graphic>
+          </wp:inline>
+        </w:drawing>
+      </w:r>
+    </w:p>
+    <w:p>
+      <w:pPr>
+        <w:keepNext w:val="0"/>
+        <w:spacing w:before="40" w:after="160" w:line="264" w:lineRule="auto"/>
+        <w:jc w:val="center"/>
+      </w:pPr>
+      <w:r>
+        <w:rPr>
+          <w:rFonts w:ascii="Calibri" w:hAnsi="Calibri" w:eastAsia="Microsoft YaHei"/>
+          <w:b w:val="0"/>
+          <w:color w:val="667085"/>
+          <w:sz w:val="19"/>
+        </w:rPr>
+        <w:t>图 9-2 协作详情与过程记录界面。</w:t>
+      </w:r>
+    </w:p>
+    <w:p>
+      <w:pPr>
+        <w:spacing w:before="0" w:after="120" w:line="264" w:lineRule="auto"/>
+      </w:pPr>
+      <w:r>
+        <w:rPr>
+          <w:rFonts w:ascii="Calibri" w:hAnsi="Calibri" w:eastAsia="Microsoft YaHei"/>
+          <w:b w:val="0"/>
+        </w:rPr>
+        <w:t>协作详情界面体现了事件和业务数据的分离：事件只提示变化，具体消息、决策、资源、检查项和交接说明仍然保存在对应 Repository 中。这样即使 SSE 连接短暂断开，刷新页面后也能从普通 API 恢复最新状态。</w:t>
+      </w:r>
+    </w:p>
+    <w:tbl>
+      <w:tblPr>
+        <w:tblStyle w:val="TableGrid"/>
+        <w:tblW w:type="dxa" w:w="9360"/>
+        <w:jc w:val="left"/>
+        <w:tblLayout w:type="fixed"/>
+        <w:tblLook w:firstColumn="1" w:firstRow="1" w:lastColumn="0" w:lastRow="0" w:noHBand="0" w:noVBand="1" w:val="04A0"/>
+        <w:tblInd w:w="120" w:type="dxa"/>
+        <w:tblBorders>
+          <w:top w:val="single" w:sz="6" w:space="0" w:color="D8DEE9"/>
+          <w:left w:val="single" w:sz="6" w:space="0" w:color="D8DEE9"/>
+          <w:bottom w:val="single" w:sz="6" w:space="0" w:color="D8DEE9"/>
+          <w:right w:val="single" w:sz="6" w:space="0" w:color="D8DEE9"/>
+          <w:insideH w:val="single" w:sz="6" w:space="0" w:color="D8DEE9"/>
+          <w:insideV w:val="single" w:sz="6" w:space="0" w:color="D8DEE9"/>
+        </w:tblBorders>
+      </w:tblPr>
+      <w:tblGrid>
+        <w:gridCol w:w="1800"/>
+        <w:gridCol w:w="3000"/>
+        <w:gridCol w:w="4560"/>
+      </w:tblGrid>
+      <w:tr>
+        <w:tc>
+          <w:tcPr>
+            <w:tcW w:type="dxa" w:w="1800"/>
+            <w:shd w:fill="F2F4F7"/>
+            <w:vAlign w:val="center"/>
+            <w:tcMar>
+              <w:top w:w="80" w:type="dxa"/>
+              <w:bottom w:w="80" w:type="dxa"/>
+              <w:start w:w="120" w:type="dxa"/>
+              <w:end w:w="120" w:type="dxa"/>
+            </w:tcMar>
+          </w:tcPr>
+          <w:p>
+            <w:pPr>
+              <w:spacing w:before="0" w:after="0" w:line="264" w:lineRule="auto"/>
+              <w:jc w:val="center"/>
+            </w:pPr>
+            <w:r/>
+            <w:r>
+              <w:rPr>
+                <w:rFonts w:ascii="Calibri" w:hAnsi="Calibri" w:eastAsia="Microsoft YaHei"/>
+                <w:b/>
+                <w:color w:val="172033"/>
+                <w:sz w:val="21"/>
+              </w:rPr>
+              <w:t>协作界面元素</w:t>
+            </w:r>
+          </w:p>
+        </w:tc>
+        <w:tc>
+          <w:tcPr>
+            <w:tcW w:type="dxa" w:w="3000"/>
+            <w:shd w:fill="F2F4F7"/>
+            <w:vAlign w:val="center"/>
+            <w:tcMar>
+              <w:top w:w="80" w:type="dxa"/>
+              <w:bottom w:w="80" w:type="dxa"/>
+              <w:start w:w="120" w:type="dxa"/>
+              <w:end w:w="120" w:type="dxa"/>
+            </w:tcMar>
+          </w:tcPr>
+          <w:p>
+            <w:pPr>
+              <w:spacing w:before="0" w:after="0" w:line="264" w:lineRule="auto"/>
+              <w:jc w:val="center"/>
+            </w:pPr>
+            <w:r/>
+            <w:r>
+              <w:rPr>
+                <w:rFonts w:ascii="Calibri" w:hAnsi="Calibri" w:eastAsia="Microsoft YaHei"/>
+                <w:b/>
+                <w:color w:val="172033"/>
+                <w:sz w:val="21"/>
+              </w:rPr>
+              <w:t>后端对象</w:t>
+            </w:r>
+          </w:p>
+        </w:tc>
+        <w:tc>
+          <w:tcPr>
+            <w:tcW w:type="dxa" w:w="4560"/>
+            <w:shd w:fill="F2F4F7"/>
+            <w:vAlign w:val="center"/>
+            <w:tcMar>
+              <w:top w:w="80" w:type="dxa"/>
+              <w:bottom w:w="80" w:type="dxa"/>
+              <w:start w:w="120" w:type="dxa"/>
+              <w:end w:w="120" w:type="dxa"/>
+            </w:tcMar>
+          </w:tcPr>
+          <w:p>
+            <w:pPr>
+              <w:spacing w:before="0" w:after="0" w:line="264" w:lineRule="auto"/>
+              <w:jc w:val="center"/>
+            </w:pPr>
+            <w:r/>
+            <w:r>
+              <w:rPr>
+                <w:rFonts w:ascii="Calibri" w:hAnsi="Calibri" w:eastAsia="Microsoft YaHei"/>
+                <w:b/>
+                <w:color w:val="172033"/>
+                <w:sz w:val="21"/>
+              </w:rPr>
+              <w:t>同步方式</w:t>
+            </w:r>
+          </w:p>
+        </w:tc>
+      </w:tr>
+      <w:tr>
+        <w:tc>
+          <w:tcPr>
+            <w:tcW w:type="dxa" w:w="1800"/>
+            <w:vAlign w:val="center"/>
+            <w:tcMar>
+              <w:top w:w="80" w:type="dxa"/>
+              <w:bottom w:w="80" w:type="dxa"/>
+              <w:start w:w="120" w:type="dxa"/>
+              <w:end w:w="120" w:type="dxa"/>
+            </w:tcMar>
+          </w:tcPr>
+          <w:p>
+            <w:pPr>
+              <w:spacing w:before="0" w:after="0" w:line="264" w:lineRule="auto"/>
+              <w:jc w:val="center"/>
+            </w:pPr>
+            <w:r/>
+            <w:r>
+              <w:rPr>
+                <w:rFonts w:ascii="Calibri" w:hAnsi="Calibri" w:eastAsia="Microsoft YaHei"/>
+                <w:b w:val="0"/>
+                <w:sz w:val="20"/>
+              </w:rPr>
+              <w:t>房间消息</w:t>
+            </w:r>
+          </w:p>
+        </w:tc>
+        <w:tc>
+          <w:tcPr>
+            <w:tcW w:type="dxa" w:w="3000"/>
+            <w:vAlign w:val="center"/>
+            <w:tcMar>
+              <w:top w:w="80" w:type="dxa"/>
+              <w:bottom w:w="80" w:type="dxa"/>
+              <w:start w:w="120" w:type="dxa"/>
+              <w:end w:w="120" w:type="dxa"/>
+            </w:tcMar>
+          </w:tcPr>
+          <w:p>
+            <w:pPr>
+              <w:spacing w:before="0" w:after="0" w:line="264" w:lineRule="auto"/>
+              <w:jc w:val="left"/>
+            </w:pPr>
+            <w:r/>
+            <w:r>
+              <w:rPr>
+                <w:rFonts w:ascii="Calibri" w:hAnsi="Calibri" w:eastAsia="Microsoft YaHei"/>
+                <w:b w:val="0"/>
+                <w:sz w:val="20"/>
+              </w:rPr>
+              <w:t>RoomMessage、MessageReply</w:t>
+            </w:r>
+          </w:p>
+        </w:tc>
+        <w:tc>
+          <w:tcPr>
+            <w:tcW w:type="dxa" w:w="4560"/>
+            <w:vAlign w:val="center"/>
+            <w:tcMar>
+              <w:top w:w="80" w:type="dxa"/>
+              <w:bottom w:w="80" w:type="dxa"/>
+              <w:start w:w="120" w:type="dxa"/>
+              <w:end w:w="120" w:type="dxa"/>
+            </w:tcMar>
+          </w:tcPr>
+          <w:p>
+            <w:pPr>
+              <w:spacing w:before="0" w:after="0" w:line="264" w:lineRule="auto"/>
+              <w:jc w:val="left"/>
+            </w:pPr>
+            <w:r/>
+            <w:r>
+              <w:rPr>
+                <w:rFonts w:ascii="Calibri" w:hAnsi="Calibri" w:eastAsia="Microsoft YaHei"/>
+                <w:b w:val="0"/>
+                <w:sz w:val="20"/>
+              </w:rPr>
+              <w:t>消息保存后生成活动记录，并向 SSE 客户端广播 message 或 activity 类型事件。</w:t>
+            </w:r>
+          </w:p>
+        </w:tc>
+      </w:tr>
+      <w:tr>
+        <w:tc>
+          <w:tcPr>
+            <w:tcW w:type="dxa" w:w="1800"/>
+            <w:vAlign w:val="center"/>
+            <w:tcMar>
+              <w:top w:w="80" w:type="dxa"/>
+              <w:bottom w:w="80" w:type="dxa"/>
+              <w:start w:w="120" w:type="dxa"/>
+              <w:end w:w="120" w:type="dxa"/>
+            </w:tcMar>
+          </w:tcPr>
+          <w:p>
+            <w:pPr>
+              <w:spacing w:before="0" w:after="0" w:line="264" w:lineRule="auto"/>
+              <w:jc w:val="center"/>
+            </w:pPr>
+            <w:r/>
+            <w:r>
+              <w:rPr>
+                <w:rFonts w:ascii="Calibri" w:hAnsi="Calibri" w:eastAsia="Microsoft YaHei"/>
+                <w:b w:val="0"/>
+                <w:sz w:val="20"/>
+              </w:rPr>
+              <w:t>提及提醒</w:t>
+            </w:r>
+          </w:p>
+        </w:tc>
+        <w:tc>
+          <w:tcPr>
+            <w:tcW w:type="dxa" w:w="3000"/>
+            <w:vAlign w:val="center"/>
+            <w:tcMar>
+              <w:top w:w="80" w:type="dxa"/>
+              <w:bottom w:w="80" w:type="dxa"/>
+              <w:start w:w="120" w:type="dxa"/>
+              <w:end w:w="120" w:type="dxa"/>
+            </w:tcMar>
+          </w:tcPr>
+          <w:p>
+            <w:pPr>
+              <w:spacing w:before="0" w:after="0" w:line="264" w:lineRule="auto"/>
+              <w:jc w:val="left"/>
+            </w:pPr>
+            <w:r/>
+            <w:r>
+              <w:rPr>
+                <w:rFonts w:ascii="Calibri" w:hAnsi="Calibri" w:eastAsia="Microsoft YaHei"/>
+                <w:b w:val="0"/>
+                <w:sz w:val="20"/>
+              </w:rPr>
+              <w:t>Mention</w:t>
+            </w:r>
+          </w:p>
+        </w:tc>
+        <w:tc>
+          <w:tcPr>
+            <w:tcW w:type="dxa" w:w="4560"/>
+            <w:vAlign w:val="center"/>
+            <w:tcMar>
+              <w:top w:w="80" w:type="dxa"/>
+              <w:bottom w:w="80" w:type="dxa"/>
+              <w:start w:w="120" w:type="dxa"/>
+              <w:end w:w="120" w:type="dxa"/>
+            </w:tcMar>
+          </w:tcPr>
+          <w:p>
+            <w:pPr>
+              <w:spacing w:before="0" w:after="0" w:line="264" w:lineRule="auto"/>
+              <w:jc w:val="left"/>
+            </w:pPr>
+            <w:r/>
+            <w:r>
+              <w:rPr>
+                <w:rFonts w:ascii="Calibri" w:hAnsi="Calibri" w:eastAsia="Microsoft YaHei"/>
+                <w:b w:val="0"/>
+                <w:sz w:val="20"/>
+              </w:rPr>
+              <w:t>提及信息随消息保存，页面收到事件后刷新未读和提及列表。</w:t>
+            </w:r>
+          </w:p>
+        </w:tc>
+      </w:tr>
+      <w:tr>
+        <w:tc>
+          <w:tcPr>
+            <w:tcW w:type="dxa" w:w="1800"/>
+            <w:vAlign w:val="center"/>
+            <w:tcMar>
+              <w:top w:w="80" w:type="dxa"/>
+              <w:bottom w:w="80" w:type="dxa"/>
+              <w:start w:w="120" w:type="dxa"/>
+              <w:end w:w="120" w:type="dxa"/>
+            </w:tcMar>
+          </w:tcPr>
+          <w:p>
+            <w:pPr>
+              <w:spacing w:before="0" w:after="0" w:line="264" w:lineRule="auto"/>
+              <w:jc w:val="center"/>
+            </w:pPr>
+            <w:r/>
+            <w:r>
+              <w:rPr>
+                <w:rFonts w:ascii="Calibri" w:hAnsi="Calibri" w:eastAsia="Microsoft YaHei"/>
+                <w:b w:val="0"/>
+                <w:sz w:val="20"/>
+              </w:rPr>
+              <w:t>协作任务</w:t>
+            </w:r>
+          </w:p>
+        </w:tc>
+        <w:tc>
+          <w:tcPr>
+            <w:tcW w:type="dxa" w:w="3000"/>
+            <w:vAlign w:val="center"/>
+            <w:tcMar>
+              <w:top w:w="80" w:type="dxa"/>
+              <w:bottom w:w="80" w:type="dxa"/>
+              <w:start w:w="120" w:type="dxa"/>
+              <w:end w:w="120" w:type="dxa"/>
+            </w:tcMar>
+          </w:tcPr>
+          <w:p>
+            <w:pPr>
+              <w:spacing w:before="0" w:after="0" w:line="264" w:lineRule="auto"/>
+              <w:jc w:val="left"/>
+            </w:pPr>
+            <w:r/>
+            <w:r>
+              <w:rPr>
+                <w:rFonts w:ascii="Calibri" w:hAnsi="Calibri" w:eastAsia="Microsoft YaHei"/>
+                <w:b w:val="0"/>
+                <w:sz w:val="20"/>
+              </w:rPr>
+              <w:t>CollaborationTask、ChecklistItem</w:t>
+            </w:r>
+          </w:p>
+        </w:tc>
+        <w:tc>
+          <w:tcPr>
+            <w:tcW w:type="dxa" w:w="4560"/>
+            <w:vAlign w:val="center"/>
+            <w:tcMar>
+              <w:top w:w="80" w:type="dxa"/>
+              <w:bottom w:w="80" w:type="dxa"/>
+              <w:start w:w="120" w:type="dxa"/>
+              <w:end w:w="120" w:type="dxa"/>
+            </w:tcMar>
+          </w:tcPr>
+          <w:p>
+            <w:pPr>
+              <w:spacing w:before="0" w:after="0" w:line="264" w:lineRule="auto"/>
+              <w:jc w:val="left"/>
+            </w:pPr>
+            <w:r/>
+            <w:r>
+              <w:rPr>
+                <w:rFonts w:ascii="Calibri" w:hAnsi="Calibri" w:eastAsia="Microsoft YaHei"/>
+                <w:b w:val="0"/>
+                <w:sz w:val="20"/>
+              </w:rPr>
+              <w:t>任务或检查项变化后记录活动，页面刷新任务状态。</w:t>
+            </w:r>
+          </w:p>
+        </w:tc>
+      </w:tr>
+      <w:tr>
+        <w:tc>
+          <w:tcPr>
+            <w:tcW w:type="dxa" w:w="1800"/>
+            <w:vAlign w:val="center"/>
+            <w:tcMar>
+              <w:top w:w="80" w:type="dxa"/>
+              <w:bottom w:w="80" w:type="dxa"/>
+              <w:start w:w="120" w:type="dxa"/>
+              <w:end w:w="120" w:type="dxa"/>
+            </w:tcMar>
+          </w:tcPr>
+          <w:p>
+            <w:pPr>
+              <w:spacing w:before="0" w:after="0" w:line="264" w:lineRule="auto"/>
+              <w:jc w:val="center"/>
+            </w:pPr>
+            <w:r/>
+            <w:r>
+              <w:rPr>
+                <w:rFonts w:ascii="Calibri" w:hAnsi="Calibri" w:eastAsia="Microsoft YaHei"/>
+                <w:b w:val="0"/>
+                <w:sz w:val="20"/>
+              </w:rPr>
+              <w:t>阶段总结和决策</w:t>
+            </w:r>
+          </w:p>
+        </w:tc>
+        <w:tc>
+          <w:tcPr>
+            <w:tcW w:type="dxa" w:w="3000"/>
+            <w:vAlign w:val="center"/>
+            <w:tcMar>
+              <w:top w:w="80" w:type="dxa"/>
+              <w:bottom w:w="80" w:type="dxa"/>
+              <w:start w:w="120" w:type="dxa"/>
+              <w:end w:w="120" w:type="dxa"/>
+            </w:tcMar>
+          </w:tcPr>
+          <w:p>
+            <w:pPr>
+              <w:spacing w:before="0" w:after="0" w:line="264" w:lineRule="auto"/>
+              <w:jc w:val="left"/>
+            </w:pPr>
+            <w:r/>
+            <w:r>
+              <w:rPr>
+                <w:rFonts w:ascii="Calibri" w:hAnsi="Calibri" w:eastAsia="Microsoft YaHei"/>
+                <w:b w:val="0"/>
+                <w:sz w:val="20"/>
+              </w:rPr>
+              <w:t>RoomSummary、RoomDecision</w:t>
+            </w:r>
+          </w:p>
+        </w:tc>
+        <w:tc>
+          <w:tcPr>
+            <w:tcW w:type="dxa" w:w="4560"/>
+            <w:vAlign w:val="center"/>
+            <w:tcMar>
+              <w:top w:w="80" w:type="dxa"/>
+              <w:bottom w:w="80" w:type="dxa"/>
+              <w:start w:w="120" w:type="dxa"/>
+              <w:end w:w="120" w:type="dxa"/>
+            </w:tcMar>
+          </w:tcPr>
+          <w:p>
+            <w:pPr>
+              <w:spacing w:before="0" w:after="0" w:line="264" w:lineRule="auto"/>
+              <w:jc w:val="left"/>
+            </w:pPr>
+            <w:r/>
+            <w:r>
+              <w:rPr>
+                <w:rFonts w:ascii="Calibri" w:hAnsi="Calibri" w:eastAsia="Microsoft YaHei"/>
+                <w:b w:val="0"/>
+                <w:sz w:val="20"/>
+              </w:rPr>
+              <w:t>作为协作过程证据保存，不依赖 SSE 持久化。</w:t>
+            </w:r>
+          </w:p>
+        </w:tc>
+      </w:tr>
+      <w:tr>
+        <w:tc>
+          <w:tcPr>
+            <w:tcW w:type="dxa" w:w="1800"/>
+            <w:vAlign w:val="center"/>
+            <w:tcMar>
+              <w:top w:w="80" w:type="dxa"/>
+              <w:bottom w:w="80" w:type="dxa"/>
+              <w:start w:w="120" w:type="dxa"/>
+              <w:end w:w="120" w:type="dxa"/>
+            </w:tcMar>
+          </w:tcPr>
+          <w:p>
+            <w:pPr>
+              <w:spacing w:before="0" w:after="0" w:line="264" w:lineRule="auto"/>
+              <w:jc w:val="center"/>
+            </w:pPr>
+            <w:r/>
+            <w:r>
+              <w:rPr>
+                <w:rFonts w:ascii="Calibri" w:hAnsi="Calibri" w:eastAsia="Microsoft YaHei"/>
+                <w:b w:val="0"/>
+                <w:sz w:val="20"/>
+              </w:rPr>
+              <w:t>活动流</w:t>
+            </w:r>
+          </w:p>
+        </w:tc>
+        <w:tc>
+          <w:tcPr>
+            <w:tcW w:type="dxa" w:w="3000"/>
+            <w:vAlign w:val="center"/>
+            <w:tcMar>
+              <w:top w:w="80" w:type="dxa"/>
+              <w:bottom w:w="80" w:type="dxa"/>
+              <w:start w:w="120" w:type="dxa"/>
+              <w:end w:w="120" w:type="dxa"/>
+            </w:tcMar>
+          </w:tcPr>
+          <w:p>
+            <w:pPr>
+              <w:spacing w:before="0" w:after="0" w:line="264" w:lineRule="auto"/>
+              <w:jc w:val="left"/>
+            </w:pPr>
+            <w:r/>
+            <w:r>
+              <w:rPr>
+                <w:rFonts w:ascii="Calibri" w:hAnsi="Calibri" w:eastAsia="Microsoft YaHei"/>
+                <w:b w:val="0"/>
+                <w:sz w:val="20"/>
+              </w:rPr>
+              <w:t>ActivityLog、CollaborationEvent</w:t>
+            </w:r>
+          </w:p>
+        </w:tc>
+        <w:tc>
+          <w:tcPr>
+            <w:tcW w:type="dxa" w:w="4560"/>
+            <w:vAlign w:val="center"/>
+            <w:tcMar>
+              <w:top w:w="80" w:type="dxa"/>
+              <w:bottom w:w="80" w:type="dxa"/>
+              <w:start w:w="120" w:type="dxa"/>
+              <w:end w:w="120" w:type="dxa"/>
+            </w:tcMar>
+          </w:tcPr>
+          <w:p>
+            <w:pPr>
+              <w:spacing w:before="0" w:after="0" w:line="264" w:lineRule="auto"/>
+              <w:jc w:val="left"/>
+            </w:pPr>
+            <w:r/>
+            <w:r>
+              <w:rPr>
+                <w:rFonts w:ascii="Calibri" w:hAnsi="Calibri" w:eastAsia="Microsoft YaHei"/>
+                <w:b w:val="0"/>
+                <w:sz w:val="20"/>
+              </w:rPr>
+              <w:t>既用于 Dashboard 展示，也作为 SSE 广播的数据来源。</w:t>
+            </w:r>
+          </w:p>
+        </w:tc>
+      </w:tr>
+    </w:tbl>
+    <w:p>
+      <w:pPr>
+        <w:spacing w:before="0" w:after="40" w:line="264" w:lineRule="auto"/>
+      </w:pPr>
     </w:p>
     <w:p>
       <w:pPr>
@@ -12996,6 +16903,1679 @@
         </w:rPr>
         <w:t>shared/http 中定义了统一响应和错误结构。正常响应返回 ok/data/meta，异常响应返回 ok=false、code、message 和 details。测试中覆盖了登录、服务健康、内部 key、跨用户访问、Provider fallback、下游服务不可用和 Gateway 转发等场景，用来验证接口边界是否稳定。</w:t>
       </w:r>
+    </w:p>
+    <w:p>
+      <w:pPr>
+        <w:pStyle w:val="Heading2"/>
+        <w:spacing w:before="0" w:after="120" w:line="264" w:lineRule="auto"/>
+      </w:pPr>
+      <w:r>
+        <w:rPr>
+          <w:rFonts w:ascii="Calibri" w:hAnsi="Calibri" w:eastAsia="Microsoft YaHei"/>
+          <w:b w:val="0"/>
+        </w:rPr>
+        <w:t>12.10 作业提交与批改流程界面</w:t>
+      </w:r>
+    </w:p>
+    <w:p>
+      <w:pPr>
+        <w:spacing w:before="0" w:after="120" w:line="264" w:lineRule="auto"/>
+      </w:pPr>
+      <w:r>
+        <w:rPr>
+          <w:rFonts w:ascii="Calibri" w:hAnsi="Calibri" w:eastAsia="Microsoft YaHei"/>
+          <w:b w:val="0"/>
+        </w:rPr>
+        <w:t>作业流程贯穿学生端和教师端。学生端负责查看作业要求、提交内容和接收反馈；教师端负责查看提交、Rubric 评分、AI 初评建议和最终反馈。两端共享 assessment-service 中的 Assignment、Submission、Rubric 和 Feedback 等数据对象。</w:t>
+      </w:r>
+    </w:p>
+    <w:p>
+      <w:pPr>
+        <w:jc w:val="center"/>
+      </w:pPr>
+      <w:r>
+        <w:drawing>
+          <wp:inline xmlns:a="http://schemas.openxmlformats.org/drawingml/2006/main" xmlns:pic="http://schemas.openxmlformats.org/drawingml/2006/picture">
+            <wp:extent cx="5577840" cy="3796030"/>
+            <wp:docPr id="13" name="Picture 13"/>
+            <wp:cNvGraphicFramePr>
+              <a:graphicFrameLocks noChangeAspect="1"/>
+            </wp:cNvGraphicFramePr>
+            <a:graphic>
+              <a:graphicData uri="http://schemas.openxmlformats.org/drawingml/2006/picture">
+                <pic:pic>
+                  <pic:nvPicPr>
+                    <pic:cNvPr id="0" name="live-student-assignment-preview.png"/>
+                    <pic:cNvPicPr/>
+                  </pic:nvPicPr>
+                  <pic:blipFill>
+                    <a:blip r:embed="rId22"/>
+                    <a:stretch>
+                      <a:fillRect/>
+                    </a:stretch>
+                  </pic:blipFill>
+                  <pic:spPr>
+                    <a:xfrm>
+                      <a:off x="0" y="0"/>
+                      <a:ext cx="5577840" cy="3796030"/>
+                    </a:xfrm>
+                    <a:prstGeom prst="rect"/>
+                  </pic:spPr>
+                </pic:pic>
+              </a:graphicData>
+            </a:graphic>
+          </wp:inline>
+        </w:drawing>
+      </w:r>
+    </w:p>
+    <w:p>
+      <w:pPr>
+        <w:keepNext w:val="0"/>
+        <w:spacing w:before="40" w:after="160" w:line="264" w:lineRule="auto"/>
+        <w:jc w:val="center"/>
+      </w:pPr>
+      <w:r>
+        <w:rPr>
+          <w:rFonts w:ascii="Calibri" w:hAnsi="Calibri" w:eastAsia="Microsoft YaHei"/>
+          <w:b w:val="0"/>
+          <w:color w:val="667085"/>
+          <w:sz w:val="19"/>
+        </w:rPr>
+        <w:t>图 12-1 学生端作业提交预览界面。</w:t>
+      </w:r>
+    </w:p>
+    <w:p>
+      <w:pPr>
+        <w:spacing w:before="0" w:after="120" w:line="264" w:lineRule="auto"/>
+      </w:pPr>
+      <w:r>
+        <w:rPr>
+          <w:rFonts w:ascii="Calibri" w:hAnsi="Calibri" w:eastAsia="Microsoft YaHei"/>
+          <w:b w:val="0"/>
+        </w:rPr>
+        <w:t>学生端作业预览界面对应作业详情和提交前检查流程。页面读取 Assignment、Rubric 和已有 Submission，并可调用 student-ai 的 assignment_guide 或 submission_check 工作流生成检查清单，但最终提交仍由 assessment-service 保存。</w:t>
+      </w:r>
+    </w:p>
+    <w:p>
+      <w:pPr>
+        <w:jc w:val="center"/>
+      </w:pPr>
+      <w:r>
+        <w:drawing>
+          <wp:inline xmlns:a="http://schemas.openxmlformats.org/drawingml/2006/main" xmlns:pic="http://schemas.openxmlformats.org/drawingml/2006/picture">
+            <wp:extent cx="5577840" cy="3796030"/>
+            <wp:docPr id="14" name="Picture 14"/>
+            <wp:cNvGraphicFramePr>
+              <a:graphicFrameLocks noChangeAspect="1"/>
+            </wp:cNvGraphicFramePr>
+            <a:graphic>
+              <a:graphicData uri="http://schemas.openxmlformats.org/drawingml/2006/picture">
+                <pic:pic>
+                  <pic:nvPicPr>
+                    <pic:cNvPr id="0" name="live-teacher-grading.png"/>
+                    <pic:cNvPicPr/>
+                  </pic:nvPicPr>
+                  <pic:blipFill>
+                    <a:blip r:embed="rId23"/>
+                    <a:stretch>
+                      <a:fillRect/>
+                    </a:stretch>
+                  </pic:blipFill>
+                  <pic:spPr>
+                    <a:xfrm>
+                      <a:off x="0" y="0"/>
+                      <a:ext cx="5577840" cy="3796030"/>
+                    </a:xfrm>
+                    <a:prstGeom prst="rect"/>
+                  </pic:spPr>
+                </pic:pic>
+              </a:graphicData>
+            </a:graphic>
+          </wp:inline>
+        </w:drawing>
+      </w:r>
+    </w:p>
+    <w:p>
+      <w:pPr>
+        <w:keepNext w:val="0"/>
+        <w:spacing w:before="40" w:after="160" w:line="264" w:lineRule="auto"/>
+        <w:jc w:val="center"/>
+      </w:pPr>
+      <w:r>
+        <w:rPr>
+          <w:rFonts w:ascii="Calibri" w:hAnsi="Calibri" w:eastAsia="Microsoft YaHei"/>
+          <w:b w:val="0"/>
+          <w:color w:val="667085"/>
+          <w:sz w:val="19"/>
+        </w:rPr>
+        <w:t>图 12-2 教师端作业批改详情界面。</w:t>
+      </w:r>
+    </w:p>
+    <w:p>
+      <w:pPr>
+        <w:spacing w:before="0" w:after="120" w:line="264" w:lineRule="auto"/>
+      </w:pPr>
+      <w:r>
+        <w:rPr>
+          <w:rFonts w:ascii="Calibri" w:hAnsi="Calibri" w:eastAsia="Microsoft YaHei"/>
+          <w:b w:val="0"/>
+        </w:rPr>
+        <w:t>教师端批改详情界面对应 assessment-service 的评分和反馈流程。AI 初评可以作为参考信息进入页面，但教师评分、Rubric 结论和反馈发布仍由教师确认，避免把模型输出直接当作最终成绩。</w:t>
+      </w:r>
+    </w:p>
+    <w:tbl>
+      <w:tblPr>
+        <w:tblStyle w:val="TableGrid"/>
+        <w:tblW w:type="dxa" w:w="9360"/>
+        <w:jc w:val="left"/>
+        <w:tblLayout w:type="fixed"/>
+        <w:tblLook w:firstColumn="1" w:firstRow="1" w:lastColumn="0" w:lastRow="0" w:noHBand="0" w:noVBand="1" w:val="04A0"/>
+        <w:tblInd w:w="120" w:type="dxa"/>
+        <w:tblBorders>
+          <w:top w:val="single" w:sz="6" w:space="0" w:color="D8DEE9"/>
+          <w:left w:val="single" w:sz="6" w:space="0" w:color="D8DEE9"/>
+          <w:bottom w:val="single" w:sz="6" w:space="0" w:color="D8DEE9"/>
+          <w:right w:val="single" w:sz="6" w:space="0" w:color="D8DEE9"/>
+          <w:insideH w:val="single" w:sz="6" w:space="0" w:color="D8DEE9"/>
+          <w:insideV w:val="single" w:sz="6" w:space="0" w:color="D8DEE9"/>
+        </w:tblBorders>
+      </w:tblPr>
+      <w:tblGrid>
+        <w:gridCol w:w="1400"/>
+        <w:gridCol w:w="2300"/>
+        <w:gridCol w:w="2500"/>
+        <w:gridCol w:w="3160"/>
+      </w:tblGrid>
+      <w:tr>
+        <w:tc>
+          <w:tcPr>
+            <w:tcW w:type="dxa" w:w="1400"/>
+            <w:shd w:fill="F2F4F7"/>
+            <w:vAlign w:val="center"/>
+            <w:tcMar>
+              <w:top w:w="80" w:type="dxa"/>
+              <w:bottom w:w="80" w:type="dxa"/>
+              <w:start w:w="120" w:type="dxa"/>
+              <w:end w:w="120" w:type="dxa"/>
+            </w:tcMar>
+          </w:tcPr>
+          <w:p>
+            <w:pPr>
+              <w:spacing w:before="0" w:after="0" w:line="264" w:lineRule="auto"/>
+              <w:jc w:val="center"/>
+            </w:pPr>
+            <w:r/>
+            <w:r>
+              <w:rPr>
+                <w:rFonts w:ascii="Calibri" w:hAnsi="Calibri" w:eastAsia="Microsoft YaHei"/>
+                <w:b/>
+                <w:color w:val="172033"/>
+                <w:sz w:val="21"/>
+              </w:rPr>
+              <w:t>流程步骤</w:t>
+            </w:r>
+          </w:p>
+        </w:tc>
+        <w:tc>
+          <w:tcPr>
+            <w:tcW w:type="dxa" w:w="2300"/>
+            <w:shd w:fill="F2F4F7"/>
+            <w:vAlign w:val="center"/>
+            <w:tcMar>
+              <w:top w:w="80" w:type="dxa"/>
+              <w:bottom w:w="80" w:type="dxa"/>
+              <w:start w:w="120" w:type="dxa"/>
+              <w:end w:w="120" w:type="dxa"/>
+            </w:tcMar>
+          </w:tcPr>
+          <w:p>
+            <w:pPr>
+              <w:spacing w:before="0" w:after="0" w:line="264" w:lineRule="auto"/>
+              <w:jc w:val="center"/>
+            </w:pPr>
+            <w:r/>
+            <w:r>
+              <w:rPr>
+                <w:rFonts w:ascii="Calibri" w:hAnsi="Calibri" w:eastAsia="Microsoft YaHei"/>
+                <w:b/>
+                <w:color w:val="172033"/>
+                <w:sz w:val="21"/>
+              </w:rPr>
+              <w:t>涉及服务</w:t>
+            </w:r>
+          </w:p>
+        </w:tc>
+        <w:tc>
+          <w:tcPr>
+            <w:tcW w:type="dxa" w:w="2500"/>
+            <w:shd w:fill="F2F4F7"/>
+            <w:vAlign w:val="center"/>
+            <w:tcMar>
+              <w:top w:w="80" w:type="dxa"/>
+              <w:bottom w:w="80" w:type="dxa"/>
+              <w:start w:w="120" w:type="dxa"/>
+              <w:end w:w="120" w:type="dxa"/>
+            </w:tcMar>
+          </w:tcPr>
+          <w:p>
+            <w:pPr>
+              <w:spacing w:before="0" w:after="0" w:line="264" w:lineRule="auto"/>
+              <w:jc w:val="center"/>
+            </w:pPr>
+            <w:r/>
+            <w:r>
+              <w:rPr>
+                <w:rFonts w:ascii="Calibri" w:hAnsi="Calibri" w:eastAsia="Microsoft YaHei"/>
+                <w:b/>
+                <w:color w:val="172033"/>
+                <w:sz w:val="21"/>
+              </w:rPr>
+              <w:t>关键对象</w:t>
+            </w:r>
+          </w:p>
+        </w:tc>
+        <w:tc>
+          <w:tcPr>
+            <w:tcW w:type="dxa" w:w="3160"/>
+            <w:shd w:fill="F2F4F7"/>
+            <w:vAlign w:val="center"/>
+            <w:tcMar>
+              <w:top w:w="80" w:type="dxa"/>
+              <w:bottom w:w="80" w:type="dxa"/>
+              <w:start w:w="120" w:type="dxa"/>
+              <w:end w:w="120" w:type="dxa"/>
+            </w:tcMar>
+          </w:tcPr>
+          <w:p>
+            <w:pPr>
+              <w:spacing w:before="0" w:after="0" w:line="264" w:lineRule="auto"/>
+              <w:jc w:val="center"/>
+            </w:pPr>
+            <w:r/>
+            <w:r>
+              <w:rPr>
+                <w:rFonts w:ascii="Calibri" w:hAnsi="Calibri" w:eastAsia="Microsoft YaHei"/>
+                <w:b/>
+                <w:color w:val="172033"/>
+                <w:sz w:val="21"/>
+              </w:rPr>
+              <w:t>设计要点</w:t>
+            </w:r>
+          </w:p>
+        </w:tc>
+      </w:tr>
+      <w:tr>
+        <w:tc>
+          <w:tcPr>
+            <w:tcW w:type="dxa" w:w="1400"/>
+            <w:vAlign w:val="center"/>
+            <w:tcMar>
+              <w:top w:w="80" w:type="dxa"/>
+              <w:bottom w:w="80" w:type="dxa"/>
+              <w:start w:w="120" w:type="dxa"/>
+              <w:end w:w="120" w:type="dxa"/>
+            </w:tcMar>
+          </w:tcPr>
+          <w:p>
+            <w:pPr>
+              <w:spacing w:before="0" w:after="0" w:line="264" w:lineRule="auto"/>
+              <w:jc w:val="center"/>
+            </w:pPr>
+            <w:r/>
+            <w:r>
+              <w:rPr>
+                <w:rFonts w:ascii="Calibri" w:hAnsi="Calibri" w:eastAsia="Microsoft YaHei"/>
+                <w:b w:val="0"/>
+                <w:sz w:val="20"/>
+              </w:rPr>
+              <w:t>作业查看</w:t>
+            </w:r>
+          </w:p>
+        </w:tc>
+        <w:tc>
+          <w:tcPr>
+            <w:tcW w:type="dxa" w:w="2300"/>
+            <w:vAlign w:val="center"/>
+            <w:tcMar>
+              <w:top w:w="80" w:type="dxa"/>
+              <w:bottom w:w="80" w:type="dxa"/>
+              <w:start w:w="120" w:type="dxa"/>
+              <w:end w:w="120" w:type="dxa"/>
+            </w:tcMar>
+          </w:tcPr>
+          <w:p>
+            <w:pPr>
+              <w:spacing w:before="0" w:after="0" w:line="264" w:lineRule="auto"/>
+              <w:jc w:val="left"/>
+            </w:pPr>
+            <w:r/>
+            <w:r>
+              <w:rPr>
+                <w:rFonts w:ascii="Calibri" w:hAnsi="Calibri" w:eastAsia="Microsoft YaHei"/>
+                <w:b w:val="0"/>
+                <w:sz w:val="20"/>
+              </w:rPr>
+              <w:t>assessment-service</w:t>
+            </w:r>
+          </w:p>
+        </w:tc>
+        <w:tc>
+          <w:tcPr>
+            <w:tcW w:type="dxa" w:w="2500"/>
+            <w:vAlign w:val="center"/>
+            <w:tcMar>
+              <w:top w:w="80" w:type="dxa"/>
+              <w:bottom w:w="80" w:type="dxa"/>
+              <w:start w:w="120" w:type="dxa"/>
+              <w:end w:w="120" w:type="dxa"/>
+            </w:tcMar>
+          </w:tcPr>
+          <w:p>
+            <w:pPr>
+              <w:spacing w:before="0" w:after="0" w:line="264" w:lineRule="auto"/>
+              <w:jc w:val="left"/>
+            </w:pPr>
+            <w:r/>
+            <w:r>
+              <w:rPr>
+                <w:rFonts w:ascii="Calibri" w:hAnsi="Calibri" w:eastAsia="Microsoft YaHei"/>
+                <w:b w:val="0"/>
+                <w:sz w:val="20"/>
+              </w:rPr>
+              <w:t>Assignment、Rubric</w:t>
+            </w:r>
+          </w:p>
+        </w:tc>
+        <w:tc>
+          <w:tcPr>
+            <w:tcW w:type="dxa" w:w="3160"/>
+            <w:vAlign w:val="center"/>
+            <w:tcMar>
+              <w:top w:w="80" w:type="dxa"/>
+              <w:bottom w:w="80" w:type="dxa"/>
+              <w:start w:w="120" w:type="dxa"/>
+              <w:end w:w="120" w:type="dxa"/>
+            </w:tcMar>
+          </w:tcPr>
+          <w:p>
+            <w:pPr>
+              <w:spacing w:before="0" w:after="0" w:line="264" w:lineRule="auto"/>
+              <w:jc w:val="left"/>
+            </w:pPr>
+            <w:r/>
+            <w:r>
+              <w:rPr>
+                <w:rFonts w:ascii="Calibri" w:hAnsi="Calibri" w:eastAsia="Microsoft YaHei"/>
+                <w:b w:val="0"/>
+                <w:sz w:val="20"/>
+              </w:rPr>
+              <w:t>学生端读取作业要求、截止时间、评分标准和提交状态。</w:t>
+            </w:r>
+          </w:p>
+        </w:tc>
+      </w:tr>
+      <w:tr>
+        <w:tc>
+          <w:tcPr>
+            <w:tcW w:type="dxa" w:w="1400"/>
+            <w:vAlign w:val="center"/>
+            <w:tcMar>
+              <w:top w:w="80" w:type="dxa"/>
+              <w:bottom w:w="80" w:type="dxa"/>
+              <w:start w:w="120" w:type="dxa"/>
+              <w:end w:w="120" w:type="dxa"/>
+            </w:tcMar>
+          </w:tcPr>
+          <w:p>
+            <w:pPr>
+              <w:spacing w:before="0" w:after="0" w:line="264" w:lineRule="auto"/>
+              <w:jc w:val="center"/>
+            </w:pPr>
+            <w:r/>
+            <w:r>
+              <w:rPr>
+                <w:rFonts w:ascii="Calibri" w:hAnsi="Calibri" w:eastAsia="Microsoft YaHei"/>
+                <w:b w:val="0"/>
+                <w:sz w:val="20"/>
+              </w:rPr>
+              <w:t>提交前自检</w:t>
+            </w:r>
+          </w:p>
+        </w:tc>
+        <w:tc>
+          <w:tcPr>
+            <w:tcW w:type="dxa" w:w="2300"/>
+            <w:vAlign w:val="center"/>
+            <w:tcMar>
+              <w:top w:w="80" w:type="dxa"/>
+              <w:bottom w:w="80" w:type="dxa"/>
+              <w:start w:w="120" w:type="dxa"/>
+              <w:end w:w="120" w:type="dxa"/>
+            </w:tcMar>
+          </w:tcPr>
+          <w:p>
+            <w:pPr>
+              <w:spacing w:before="0" w:after="0" w:line="264" w:lineRule="auto"/>
+              <w:jc w:val="left"/>
+            </w:pPr>
+            <w:r/>
+            <w:r>
+              <w:rPr>
+                <w:rFonts w:ascii="Calibri" w:hAnsi="Calibri" w:eastAsia="Microsoft YaHei"/>
+                <w:b w:val="0"/>
+                <w:sz w:val="20"/>
+              </w:rPr>
+              <w:t>ai-service、assessment-service</w:t>
+            </w:r>
+          </w:p>
+        </w:tc>
+        <w:tc>
+          <w:tcPr>
+            <w:tcW w:type="dxa" w:w="2500"/>
+            <w:vAlign w:val="center"/>
+            <w:tcMar>
+              <w:top w:w="80" w:type="dxa"/>
+              <w:bottom w:w="80" w:type="dxa"/>
+              <w:start w:w="120" w:type="dxa"/>
+              <w:end w:w="120" w:type="dxa"/>
+            </w:tcMar>
+          </w:tcPr>
+          <w:p>
+            <w:pPr>
+              <w:spacing w:before="0" w:after="0" w:line="264" w:lineRule="auto"/>
+              <w:jc w:val="left"/>
+            </w:pPr>
+            <w:r/>
+            <w:r>
+              <w:rPr>
+                <w:rFonts w:ascii="Calibri" w:hAnsi="Calibri" w:eastAsia="Microsoft YaHei"/>
+                <w:b w:val="0"/>
+                <w:sz w:val="20"/>
+              </w:rPr>
+              <w:t>SubmissionCheckResult、Submission</w:t>
+            </w:r>
+          </w:p>
+        </w:tc>
+        <w:tc>
+          <w:tcPr>
+            <w:tcW w:type="dxa" w:w="3160"/>
+            <w:vAlign w:val="center"/>
+            <w:tcMar>
+              <w:top w:w="80" w:type="dxa"/>
+              <w:bottom w:w="80" w:type="dxa"/>
+              <w:start w:w="120" w:type="dxa"/>
+              <w:end w:w="120" w:type="dxa"/>
+            </w:tcMar>
+          </w:tcPr>
+          <w:p>
+            <w:pPr>
+              <w:spacing w:before="0" w:after="0" w:line="264" w:lineRule="auto"/>
+              <w:jc w:val="left"/>
+            </w:pPr>
+            <w:r/>
+            <w:r>
+              <w:rPr>
+                <w:rFonts w:ascii="Calibri" w:hAnsi="Calibri" w:eastAsia="Microsoft YaHei"/>
+                <w:b w:val="0"/>
+                <w:sz w:val="20"/>
+              </w:rPr>
+              <w:t>AI 根据作业要求和草稿内容给出遗漏提示，结果只作为辅助建议。</w:t>
+            </w:r>
+          </w:p>
+        </w:tc>
+      </w:tr>
+      <w:tr>
+        <w:tc>
+          <w:tcPr>
+            <w:tcW w:type="dxa" w:w="1400"/>
+            <w:vAlign w:val="center"/>
+            <w:tcMar>
+              <w:top w:w="80" w:type="dxa"/>
+              <w:bottom w:w="80" w:type="dxa"/>
+              <w:start w:w="120" w:type="dxa"/>
+              <w:end w:w="120" w:type="dxa"/>
+            </w:tcMar>
+          </w:tcPr>
+          <w:p>
+            <w:pPr>
+              <w:spacing w:before="0" w:after="0" w:line="264" w:lineRule="auto"/>
+              <w:jc w:val="center"/>
+            </w:pPr>
+            <w:r/>
+            <w:r>
+              <w:rPr>
+                <w:rFonts w:ascii="Calibri" w:hAnsi="Calibri" w:eastAsia="Microsoft YaHei"/>
+                <w:b w:val="0"/>
+                <w:sz w:val="20"/>
+              </w:rPr>
+              <w:t>正式提交</w:t>
+            </w:r>
+          </w:p>
+        </w:tc>
+        <w:tc>
+          <w:tcPr>
+            <w:tcW w:type="dxa" w:w="2300"/>
+            <w:vAlign w:val="center"/>
+            <w:tcMar>
+              <w:top w:w="80" w:type="dxa"/>
+              <w:bottom w:w="80" w:type="dxa"/>
+              <w:start w:w="120" w:type="dxa"/>
+              <w:end w:w="120" w:type="dxa"/>
+            </w:tcMar>
+          </w:tcPr>
+          <w:p>
+            <w:pPr>
+              <w:spacing w:before="0" w:after="0" w:line="264" w:lineRule="auto"/>
+              <w:jc w:val="left"/>
+            </w:pPr>
+            <w:r/>
+            <w:r>
+              <w:rPr>
+                <w:rFonts w:ascii="Calibri" w:hAnsi="Calibri" w:eastAsia="Microsoft YaHei"/>
+                <w:b w:val="0"/>
+                <w:sz w:val="20"/>
+              </w:rPr>
+              <w:t>assessment-service</w:t>
+            </w:r>
+          </w:p>
+        </w:tc>
+        <w:tc>
+          <w:tcPr>
+            <w:tcW w:type="dxa" w:w="2500"/>
+            <w:vAlign w:val="center"/>
+            <w:tcMar>
+              <w:top w:w="80" w:type="dxa"/>
+              <w:bottom w:w="80" w:type="dxa"/>
+              <w:start w:w="120" w:type="dxa"/>
+              <w:end w:w="120" w:type="dxa"/>
+            </w:tcMar>
+          </w:tcPr>
+          <w:p>
+            <w:pPr>
+              <w:spacing w:before="0" w:after="0" w:line="264" w:lineRule="auto"/>
+              <w:jc w:val="left"/>
+            </w:pPr>
+            <w:r/>
+            <w:r>
+              <w:rPr>
+                <w:rFonts w:ascii="Calibri" w:hAnsi="Calibri" w:eastAsia="Microsoft YaHei"/>
+                <w:b w:val="0"/>
+                <w:sz w:val="20"/>
+              </w:rPr>
+              <w:t>Submission</w:t>
+            </w:r>
+          </w:p>
+        </w:tc>
+        <w:tc>
+          <w:tcPr>
+            <w:tcW w:type="dxa" w:w="3160"/>
+            <w:vAlign w:val="center"/>
+            <w:tcMar>
+              <w:top w:w="80" w:type="dxa"/>
+              <w:bottom w:w="80" w:type="dxa"/>
+              <w:start w:w="120" w:type="dxa"/>
+              <w:end w:w="120" w:type="dxa"/>
+            </w:tcMar>
+          </w:tcPr>
+          <w:p>
+            <w:pPr>
+              <w:spacing w:before="0" w:after="0" w:line="264" w:lineRule="auto"/>
+              <w:jc w:val="left"/>
+            </w:pPr>
+            <w:r/>
+            <w:r>
+              <w:rPr>
+                <w:rFonts w:ascii="Calibri" w:hAnsi="Calibri" w:eastAsia="Microsoft YaHei"/>
+                <w:b w:val="0"/>
+                <w:sz w:val="20"/>
+              </w:rPr>
+              <w:t>服务端保存提交记录和学生快照，后续教师批改复用同一份证据。</w:t>
+            </w:r>
+          </w:p>
+        </w:tc>
+      </w:tr>
+      <w:tr>
+        <w:tc>
+          <w:tcPr>
+            <w:tcW w:type="dxa" w:w="1400"/>
+            <w:vAlign w:val="center"/>
+            <w:tcMar>
+              <w:top w:w="80" w:type="dxa"/>
+              <w:bottom w:w="80" w:type="dxa"/>
+              <w:start w:w="120" w:type="dxa"/>
+              <w:end w:w="120" w:type="dxa"/>
+            </w:tcMar>
+          </w:tcPr>
+          <w:p>
+            <w:pPr>
+              <w:spacing w:before="0" w:after="0" w:line="264" w:lineRule="auto"/>
+              <w:jc w:val="center"/>
+            </w:pPr>
+            <w:r/>
+            <w:r>
+              <w:rPr>
+                <w:rFonts w:ascii="Calibri" w:hAnsi="Calibri" w:eastAsia="Microsoft YaHei"/>
+                <w:b w:val="0"/>
+                <w:sz w:val="20"/>
+              </w:rPr>
+              <w:t>AI 初评</w:t>
+            </w:r>
+          </w:p>
+        </w:tc>
+        <w:tc>
+          <w:tcPr>
+            <w:tcW w:type="dxa" w:w="2300"/>
+            <w:vAlign w:val="center"/>
+            <w:tcMar>
+              <w:top w:w="80" w:type="dxa"/>
+              <w:bottom w:w="80" w:type="dxa"/>
+              <w:start w:w="120" w:type="dxa"/>
+              <w:end w:w="120" w:type="dxa"/>
+            </w:tcMar>
+          </w:tcPr>
+          <w:p>
+            <w:pPr>
+              <w:spacing w:before="0" w:after="0" w:line="264" w:lineRule="auto"/>
+              <w:jc w:val="left"/>
+            </w:pPr>
+            <w:r/>
+            <w:r>
+              <w:rPr>
+                <w:rFonts w:ascii="Calibri" w:hAnsi="Calibri" w:eastAsia="Microsoft YaHei"/>
+                <w:b w:val="0"/>
+                <w:sz w:val="20"/>
+              </w:rPr>
+              <w:t>ai-service、assessment-service</w:t>
+            </w:r>
+          </w:p>
+        </w:tc>
+        <w:tc>
+          <w:tcPr>
+            <w:tcW w:type="dxa" w:w="2500"/>
+            <w:vAlign w:val="center"/>
+            <w:tcMar>
+              <w:top w:w="80" w:type="dxa"/>
+              <w:bottom w:w="80" w:type="dxa"/>
+              <w:start w:w="120" w:type="dxa"/>
+              <w:end w:w="120" w:type="dxa"/>
+            </w:tcMar>
+          </w:tcPr>
+          <w:p>
+            <w:pPr>
+              <w:spacing w:before="0" w:after="0" w:line="264" w:lineRule="auto"/>
+              <w:jc w:val="left"/>
+            </w:pPr>
+            <w:r/>
+            <w:r>
+              <w:rPr>
+                <w:rFonts w:ascii="Calibri" w:hAnsi="Calibri" w:eastAsia="Microsoft YaHei"/>
+                <w:b w:val="0"/>
+                <w:sz w:val="20"/>
+              </w:rPr>
+              <w:t>AIResponseRecord、Rubric</w:t>
+            </w:r>
+          </w:p>
+        </w:tc>
+        <w:tc>
+          <w:tcPr>
+            <w:tcW w:type="dxa" w:w="3160"/>
+            <w:vAlign w:val="center"/>
+            <w:tcMar>
+              <w:top w:w="80" w:type="dxa"/>
+              <w:bottom w:w="80" w:type="dxa"/>
+              <w:start w:w="120" w:type="dxa"/>
+              <w:end w:w="120" w:type="dxa"/>
+            </w:tcMar>
+          </w:tcPr>
+          <w:p>
+            <w:pPr>
+              <w:spacing w:before="0" w:after="0" w:line="264" w:lineRule="auto"/>
+              <w:jc w:val="left"/>
+            </w:pPr>
+            <w:r/>
+            <w:r>
+              <w:rPr>
+                <w:rFonts w:ascii="Calibri" w:hAnsi="Calibri" w:eastAsia="Microsoft YaHei"/>
+                <w:b w:val="0"/>
+                <w:sz w:val="20"/>
+              </w:rPr>
+              <w:t>AI 结合 Rubric 生成初步反馈或问题提示，异常时返回明确错误或 fallback。</w:t>
+            </w:r>
+          </w:p>
+        </w:tc>
+      </w:tr>
+      <w:tr>
+        <w:tc>
+          <w:tcPr>
+            <w:tcW w:type="dxa" w:w="1400"/>
+            <w:vAlign w:val="center"/>
+            <w:tcMar>
+              <w:top w:w="80" w:type="dxa"/>
+              <w:bottom w:w="80" w:type="dxa"/>
+              <w:start w:w="120" w:type="dxa"/>
+              <w:end w:w="120" w:type="dxa"/>
+            </w:tcMar>
+          </w:tcPr>
+          <w:p>
+            <w:pPr>
+              <w:spacing w:before="0" w:after="0" w:line="264" w:lineRule="auto"/>
+              <w:jc w:val="center"/>
+            </w:pPr>
+            <w:r/>
+            <w:r>
+              <w:rPr>
+                <w:rFonts w:ascii="Calibri" w:hAnsi="Calibri" w:eastAsia="Microsoft YaHei"/>
+                <w:b w:val="0"/>
+                <w:sz w:val="20"/>
+              </w:rPr>
+              <w:t>教师确认</w:t>
+            </w:r>
+          </w:p>
+        </w:tc>
+        <w:tc>
+          <w:tcPr>
+            <w:tcW w:type="dxa" w:w="2300"/>
+            <w:vAlign w:val="center"/>
+            <w:tcMar>
+              <w:top w:w="80" w:type="dxa"/>
+              <w:bottom w:w="80" w:type="dxa"/>
+              <w:start w:w="120" w:type="dxa"/>
+              <w:end w:w="120" w:type="dxa"/>
+            </w:tcMar>
+          </w:tcPr>
+          <w:p>
+            <w:pPr>
+              <w:spacing w:before="0" w:after="0" w:line="264" w:lineRule="auto"/>
+              <w:jc w:val="left"/>
+            </w:pPr>
+            <w:r/>
+            <w:r>
+              <w:rPr>
+                <w:rFonts w:ascii="Calibri" w:hAnsi="Calibri" w:eastAsia="Microsoft YaHei"/>
+                <w:b w:val="0"/>
+                <w:sz w:val="20"/>
+              </w:rPr>
+              <w:t>assessment-service</w:t>
+            </w:r>
+          </w:p>
+        </w:tc>
+        <w:tc>
+          <w:tcPr>
+            <w:tcW w:type="dxa" w:w="2500"/>
+            <w:vAlign w:val="center"/>
+            <w:tcMar>
+              <w:top w:w="80" w:type="dxa"/>
+              <w:bottom w:w="80" w:type="dxa"/>
+              <w:start w:w="120" w:type="dxa"/>
+              <w:end w:w="120" w:type="dxa"/>
+            </w:tcMar>
+          </w:tcPr>
+          <w:p>
+            <w:pPr>
+              <w:spacing w:before="0" w:after="0" w:line="264" w:lineRule="auto"/>
+              <w:jc w:val="left"/>
+            </w:pPr>
+            <w:r/>
+            <w:r>
+              <w:rPr>
+                <w:rFonts w:ascii="Calibri" w:hAnsi="Calibri" w:eastAsia="Microsoft YaHei"/>
+                <w:b w:val="0"/>
+                <w:sz w:val="20"/>
+              </w:rPr>
+              <w:t>Grade、Feedback</w:t>
+            </w:r>
+          </w:p>
+        </w:tc>
+        <w:tc>
+          <w:tcPr>
+            <w:tcW w:type="dxa" w:w="3160"/>
+            <w:vAlign w:val="center"/>
+            <w:tcMar>
+              <w:top w:w="80" w:type="dxa"/>
+              <w:bottom w:w="80" w:type="dxa"/>
+              <w:start w:w="120" w:type="dxa"/>
+              <w:end w:w="120" w:type="dxa"/>
+            </w:tcMar>
+          </w:tcPr>
+          <w:p>
+            <w:pPr>
+              <w:spacing w:before="0" w:after="0" w:line="264" w:lineRule="auto"/>
+              <w:jc w:val="left"/>
+            </w:pPr>
+            <w:r/>
+            <w:r>
+              <w:rPr>
+                <w:rFonts w:ascii="Calibri" w:hAnsi="Calibri" w:eastAsia="Microsoft YaHei"/>
+                <w:b w:val="0"/>
+                <w:sz w:val="20"/>
+              </w:rPr>
+              <w:t>教师确认评分和反馈后才形成最终批改结果。</w:t>
+            </w:r>
+          </w:p>
+        </w:tc>
+      </w:tr>
+      <w:tr>
+        <w:tc>
+          <w:tcPr>
+            <w:tcW w:type="dxa" w:w="1400"/>
+            <w:vAlign w:val="center"/>
+            <w:tcMar>
+              <w:top w:w="80" w:type="dxa"/>
+              <w:bottom w:w="80" w:type="dxa"/>
+              <w:start w:w="120" w:type="dxa"/>
+              <w:end w:w="120" w:type="dxa"/>
+            </w:tcMar>
+          </w:tcPr>
+          <w:p>
+            <w:pPr>
+              <w:spacing w:before="0" w:after="0" w:line="264" w:lineRule="auto"/>
+              <w:jc w:val="center"/>
+            </w:pPr>
+            <w:r/>
+            <w:r>
+              <w:rPr>
+                <w:rFonts w:ascii="Calibri" w:hAnsi="Calibri" w:eastAsia="Microsoft YaHei"/>
+                <w:b w:val="0"/>
+                <w:sz w:val="20"/>
+              </w:rPr>
+              <w:t>活动记录</w:t>
+            </w:r>
+          </w:p>
+        </w:tc>
+        <w:tc>
+          <w:tcPr>
+            <w:tcW w:type="dxa" w:w="2300"/>
+            <w:vAlign w:val="center"/>
+            <w:tcMar>
+              <w:top w:w="80" w:type="dxa"/>
+              <w:bottom w:w="80" w:type="dxa"/>
+              <w:start w:w="120" w:type="dxa"/>
+              <w:end w:w="120" w:type="dxa"/>
+            </w:tcMar>
+          </w:tcPr>
+          <w:p>
+            <w:pPr>
+              <w:spacing w:before="0" w:after="0" w:line="264" w:lineRule="auto"/>
+              <w:jc w:val="left"/>
+            </w:pPr>
+            <w:r/>
+            <w:r>
+              <w:rPr>
+                <w:rFonts w:ascii="Calibri" w:hAnsi="Calibri" w:eastAsia="Microsoft YaHei"/>
+                <w:b w:val="0"/>
+                <w:sz w:val="20"/>
+              </w:rPr>
+              <w:t>collaboration-service</w:t>
+            </w:r>
+          </w:p>
+        </w:tc>
+        <w:tc>
+          <w:tcPr>
+            <w:tcW w:type="dxa" w:w="2500"/>
+            <w:vAlign w:val="center"/>
+            <w:tcMar>
+              <w:top w:w="80" w:type="dxa"/>
+              <w:bottom w:w="80" w:type="dxa"/>
+              <w:start w:w="120" w:type="dxa"/>
+              <w:end w:w="120" w:type="dxa"/>
+            </w:tcMar>
+          </w:tcPr>
+          <w:p>
+            <w:pPr>
+              <w:spacing w:before="0" w:after="0" w:line="264" w:lineRule="auto"/>
+              <w:jc w:val="left"/>
+            </w:pPr>
+            <w:r/>
+            <w:r>
+              <w:rPr>
+                <w:rFonts w:ascii="Calibri" w:hAnsi="Calibri" w:eastAsia="Microsoft YaHei"/>
+                <w:b w:val="0"/>
+                <w:sz w:val="20"/>
+              </w:rPr>
+              <w:t>ActivityLog、CollaborationEvent</w:t>
+            </w:r>
+          </w:p>
+        </w:tc>
+        <w:tc>
+          <w:tcPr>
+            <w:tcW w:type="dxa" w:w="3160"/>
+            <w:vAlign w:val="center"/>
+            <w:tcMar>
+              <w:top w:w="80" w:type="dxa"/>
+              <w:bottom w:w="80" w:type="dxa"/>
+              <w:start w:w="120" w:type="dxa"/>
+              <w:end w:w="120" w:type="dxa"/>
+            </w:tcMar>
+          </w:tcPr>
+          <w:p>
+            <w:pPr>
+              <w:spacing w:before="0" w:after="0" w:line="264" w:lineRule="auto"/>
+              <w:jc w:val="left"/>
+            </w:pPr>
+            <w:r/>
+            <w:r>
+              <w:rPr>
+                <w:rFonts w:ascii="Calibri" w:hAnsi="Calibri" w:eastAsia="Microsoft YaHei"/>
+                <w:b w:val="0"/>
+                <w:sz w:val="20"/>
+              </w:rPr>
+              <w:t>提交、批改或反馈发布可形成活动流，供 Dashboard 和协作页展示。</w:t>
+            </w:r>
+          </w:p>
+        </w:tc>
+      </w:tr>
+    </w:tbl>
+    <w:p>
+      <w:pPr>
+        <w:spacing w:before="0" w:after="40" w:line="264" w:lineRule="auto"/>
+      </w:pPr>
+    </w:p>
+    <w:p>
+      <w:pPr>
+        <w:pStyle w:val="Heading2"/>
+        <w:spacing w:before="0" w:after="120" w:line="264" w:lineRule="auto"/>
+      </w:pPr>
+      <w:r>
+        <w:rPr>
+          <w:rFonts w:ascii="Calibri" w:hAnsi="Calibri" w:eastAsia="Microsoft YaHei"/>
+          <w:b w:val="0"/>
+        </w:rPr>
+        <w:t>12.11 数据分析与报告界面</w:t>
+      </w:r>
+    </w:p>
+    <w:p>
+      <w:pPr>
+        <w:spacing w:before="0" w:after="120" w:line="264" w:lineRule="auto"/>
+      </w:pPr>
+      <w:r>
+        <w:rPr>
+          <w:rFonts w:ascii="Calibri" w:hAnsi="Calibri" w:eastAsia="Microsoft YaHei"/>
+          <w:b w:val="0"/>
+        </w:rPr>
+        <w:t>数据分析和报告功能用于把学习任务、作业结果、练习掌握度、AI 过程证据和协作活动整理成教师可读的信息。当前实现属于课程项目阶段的统计分析和报告导出能力，不写成完整的数据仓库或商业 BI 平台。</w:t>
+      </w:r>
+    </w:p>
+    <w:p>
+      <w:pPr>
+        <w:jc w:val="center"/>
+      </w:pPr>
+      <w:r>
+        <w:drawing>
+          <wp:inline xmlns:a="http://schemas.openxmlformats.org/drawingml/2006/main" xmlns:pic="http://schemas.openxmlformats.org/drawingml/2006/picture">
+            <wp:extent cx="5577840" cy="3796030"/>
+            <wp:docPr id="15" name="Picture 15"/>
+            <wp:cNvGraphicFramePr>
+              <a:graphicFrameLocks noChangeAspect="1"/>
+            </wp:cNvGraphicFramePr>
+            <a:graphic>
+              <a:graphicData uri="http://schemas.openxmlformats.org/drawingml/2006/picture">
+                <pic:pic>
+                  <pic:nvPicPr>
+                    <pic:cNvPr id="0" name="live-report.png"/>
+                    <pic:cNvPicPr/>
+                  </pic:nvPicPr>
+                  <pic:blipFill>
+                    <a:blip r:embed="rId24"/>
+                    <a:stretch>
+                      <a:fillRect/>
+                    </a:stretch>
+                  </pic:blipFill>
+                  <pic:spPr>
+                    <a:xfrm>
+                      <a:off x="0" y="0"/>
+                      <a:ext cx="5577840" cy="3796030"/>
+                    </a:xfrm>
+                    <a:prstGeom prst="rect"/>
+                  </pic:spPr>
+                </pic:pic>
+              </a:graphicData>
+            </a:graphic>
+          </wp:inline>
+        </w:drawing>
+      </w:r>
+    </w:p>
+    <w:p>
+      <w:pPr>
+        <w:keepNext w:val="0"/>
+        <w:spacing w:before="40" w:after="160" w:line="264" w:lineRule="auto"/>
+        <w:jc w:val="center"/>
+      </w:pPr>
+      <w:r>
+        <w:rPr>
+          <w:rFonts w:ascii="Calibri" w:hAnsi="Calibri" w:eastAsia="Microsoft YaHei"/>
+          <w:b w:val="0"/>
+          <w:color w:val="667085"/>
+          <w:sz w:val="19"/>
+        </w:rPr>
+        <w:t>图 12-3 报告与导出界面。</w:t>
+      </w:r>
+    </w:p>
+    <w:p>
+      <w:pPr>
+        <w:spacing w:before="0" w:after="120" w:line="264" w:lineRule="auto"/>
+      </w:pPr>
+      <w:r>
+        <w:rPr>
+          <w:rFonts w:ascii="Calibri" w:hAnsi="Calibri" w:eastAsia="Microsoft YaHei"/>
+          <w:b w:val="0"/>
+        </w:rPr>
+        <w:t>报告与导出界面主要对应 report-service，并使用 analytics-service、learning-service、assessment-service、ai-service 和 collaboration-service 形成的过程数据。页面把课程周报、作业评阅、AI 使用报告等材料组织成可生成、可预览和可导出的报告条目。</w:t>
+      </w:r>
+    </w:p>
+    <w:tbl>
+      <w:tblPr>
+        <w:tblStyle w:val="TableGrid"/>
+        <w:tblW w:type="dxa" w:w="9360"/>
+        <w:jc w:val="left"/>
+        <w:tblLayout w:type="fixed"/>
+        <w:tblLook w:firstColumn="1" w:firstRow="1" w:lastColumn="0" w:lastRow="0" w:noHBand="0" w:noVBand="1" w:val="04A0"/>
+        <w:tblInd w:w="120" w:type="dxa"/>
+        <w:tblBorders>
+          <w:top w:val="single" w:sz="6" w:space="0" w:color="D8DEE9"/>
+          <w:left w:val="single" w:sz="6" w:space="0" w:color="D8DEE9"/>
+          <w:bottom w:val="single" w:sz="6" w:space="0" w:color="D8DEE9"/>
+          <w:right w:val="single" w:sz="6" w:space="0" w:color="D8DEE9"/>
+          <w:insideH w:val="single" w:sz="6" w:space="0" w:color="D8DEE9"/>
+          <w:insideV w:val="single" w:sz="6" w:space="0" w:color="D8DEE9"/>
+        </w:tblBorders>
+      </w:tblPr>
+      <w:tblGrid>
+        <w:gridCol w:w="2100"/>
+        <w:gridCol w:w="3500"/>
+        <w:gridCol w:w="3760"/>
+      </w:tblGrid>
+      <w:tr>
+        <w:tc>
+          <w:tcPr>
+            <w:tcW w:type="dxa" w:w="2100"/>
+            <w:shd w:fill="F2F4F7"/>
+            <w:vAlign w:val="center"/>
+            <w:tcMar>
+              <w:top w:w="80" w:type="dxa"/>
+              <w:bottom w:w="80" w:type="dxa"/>
+              <w:start w:w="120" w:type="dxa"/>
+              <w:end w:w="120" w:type="dxa"/>
+            </w:tcMar>
+          </w:tcPr>
+          <w:p>
+            <w:pPr>
+              <w:spacing w:before="0" w:after="0" w:line="264" w:lineRule="auto"/>
+              <w:jc w:val="center"/>
+            </w:pPr>
+            <w:r/>
+            <w:r>
+              <w:rPr>
+                <w:rFonts w:ascii="Calibri" w:hAnsi="Calibri" w:eastAsia="Microsoft YaHei"/>
+                <w:b/>
+                <w:color w:val="172033"/>
+                <w:sz w:val="21"/>
+              </w:rPr>
+              <w:t>分析内容</w:t>
+            </w:r>
+          </w:p>
+        </w:tc>
+        <w:tc>
+          <w:tcPr>
+            <w:tcW w:type="dxa" w:w="3500"/>
+            <w:shd w:fill="F2F4F7"/>
+            <w:vAlign w:val="center"/>
+            <w:tcMar>
+              <w:top w:w="80" w:type="dxa"/>
+              <w:bottom w:w="80" w:type="dxa"/>
+              <w:start w:w="120" w:type="dxa"/>
+              <w:end w:w="120" w:type="dxa"/>
+            </w:tcMar>
+          </w:tcPr>
+          <w:p>
+            <w:pPr>
+              <w:spacing w:before="0" w:after="0" w:line="264" w:lineRule="auto"/>
+              <w:jc w:val="center"/>
+            </w:pPr>
+            <w:r/>
+            <w:r>
+              <w:rPr>
+                <w:rFonts w:ascii="Calibri" w:hAnsi="Calibri" w:eastAsia="Microsoft YaHei"/>
+                <w:b/>
+                <w:color w:val="172033"/>
+                <w:sz w:val="21"/>
+              </w:rPr>
+              <w:t>数据来源</w:t>
+            </w:r>
+          </w:p>
+        </w:tc>
+        <w:tc>
+          <w:tcPr>
+            <w:tcW w:type="dxa" w:w="3760"/>
+            <w:shd w:fill="F2F4F7"/>
+            <w:vAlign w:val="center"/>
+            <w:tcMar>
+              <w:top w:w="80" w:type="dxa"/>
+              <w:bottom w:w="80" w:type="dxa"/>
+              <w:start w:w="120" w:type="dxa"/>
+              <w:end w:w="120" w:type="dxa"/>
+            </w:tcMar>
+          </w:tcPr>
+          <w:p>
+            <w:pPr>
+              <w:spacing w:before="0" w:after="0" w:line="264" w:lineRule="auto"/>
+              <w:jc w:val="center"/>
+            </w:pPr>
+            <w:r/>
+            <w:r>
+              <w:rPr>
+                <w:rFonts w:ascii="Calibri" w:hAnsi="Calibri" w:eastAsia="Microsoft YaHei"/>
+                <w:b/>
+                <w:color w:val="172033"/>
+                <w:sz w:val="21"/>
+              </w:rPr>
+              <w:t>实现意义</w:t>
+            </w:r>
+          </w:p>
+        </w:tc>
+      </w:tr>
+      <w:tr>
+        <w:tc>
+          <w:tcPr>
+            <w:tcW w:type="dxa" w:w="2100"/>
+            <w:vAlign w:val="center"/>
+            <w:tcMar>
+              <w:top w:w="80" w:type="dxa"/>
+              <w:bottom w:w="80" w:type="dxa"/>
+              <w:start w:w="120" w:type="dxa"/>
+              <w:end w:w="120" w:type="dxa"/>
+            </w:tcMar>
+          </w:tcPr>
+          <w:p>
+            <w:pPr>
+              <w:spacing w:before="0" w:after="0" w:line="264" w:lineRule="auto"/>
+              <w:jc w:val="center"/>
+            </w:pPr>
+            <w:r/>
+            <w:r>
+              <w:rPr>
+                <w:rFonts w:ascii="Calibri" w:hAnsi="Calibri" w:eastAsia="Microsoft YaHei"/>
+                <w:b w:val="0"/>
+                <w:sz w:val="20"/>
+              </w:rPr>
+              <w:t>学习进度</w:t>
+            </w:r>
+          </w:p>
+        </w:tc>
+        <w:tc>
+          <w:tcPr>
+            <w:tcW w:type="dxa" w:w="3500"/>
+            <w:vAlign w:val="center"/>
+            <w:tcMar>
+              <w:top w:w="80" w:type="dxa"/>
+              <w:bottom w:w="80" w:type="dxa"/>
+              <w:start w:w="120" w:type="dxa"/>
+              <w:end w:w="120" w:type="dxa"/>
+            </w:tcMar>
+          </w:tcPr>
+          <w:p>
+            <w:pPr>
+              <w:spacing w:before="0" w:after="0" w:line="264" w:lineRule="auto"/>
+              <w:jc w:val="left"/>
+            </w:pPr>
+            <w:r/>
+            <w:r>
+              <w:rPr>
+                <w:rFonts w:ascii="Calibri" w:hAnsi="Calibri" w:eastAsia="Microsoft YaHei"/>
+                <w:b w:val="0"/>
+                <w:sz w:val="20"/>
+              </w:rPr>
+              <w:t>LearningGoal、StudyTask、LearningPath</w:t>
+            </w:r>
+          </w:p>
+        </w:tc>
+        <w:tc>
+          <w:tcPr>
+            <w:tcW w:type="dxa" w:w="3760"/>
+            <w:vAlign w:val="center"/>
+            <w:tcMar>
+              <w:top w:w="80" w:type="dxa"/>
+              <w:bottom w:w="80" w:type="dxa"/>
+              <w:start w:w="120" w:type="dxa"/>
+              <w:end w:w="120" w:type="dxa"/>
+            </w:tcMar>
+          </w:tcPr>
+          <w:p>
+            <w:pPr>
+              <w:spacing w:before="0" w:after="0" w:line="264" w:lineRule="auto"/>
+              <w:jc w:val="left"/>
+            </w:pPr>
+            <w:r/>
+            <w:r>
+              <w:rPr>
+                <w:rFonts w:ascii="Calibri" w:hAnsi="Calibri" w:eastAsia="Microsoft YaHei"/>
+                <w:b w:val="0"/>
+                <w:sz w:val="20"/>
+              </w:rPr>
+              <w:t>反映课程目标完成情况和学生当前任务推进状态。</w:t>
+            </w:r>
+          </w:p>
+        </w:tc>
+      </w:tr>
+      <w:tr>
+        <w:tc>
+          <w:tcPr>
+            <w:tcW w:type="dxa" w:w="2100"/>
+            <w:vAlign w:val="center"/>
+            <w:tcMar>
+              <w:top w:w="80" w:type="dxa"/>
+              <w:bottom w:w="80" w:type="dxa"/>
+              <w:start w:w="120" w:type="dxa"/>
+              <w:end w:w="120" w:type="dxa"/>
+            </w:tcMar>
+          </w:tcPr>
+          <w:p>
+            <w:pPr>
+              <w:spacing w:before="0" w:after="0" w:line="264" w:lineRule="auto"/>
+              <w:jc w:val="center"/>
+            </w:pPr>
+            <w:r/>
+            <w:r>
+              <w:rPr>
+                <w:rFonts w:ascii="Calibri" w:hAnsi="Calibri" w:eastAsia="Microsoft YaHei"/>
+                <w:b w:val="0"/>
+                <w:sz w:val="20"/>
+              </w:rPr>
+              <w:t>作业表现</w:t>
+            </w:r>
+          </w:p>
+        </w:tc>
+        <w:tc>
+          <w:tcPr>
+            <w:tcW w:type="dxa" w:w="3500"/>
+            <w:vAlign w:val="center"/>
+            <w:tcMar>
+              <w:top w:w="80" w:type="dxa"/>
+              <w:bottom w:w="80" w:type="dxa"/>
+              <w:start w:w="120" w:type="dxa"/>
+              <w:end w:w="120" w:type="dxa"/>
+            </w:tcMar>
+          </w:tcPr>
+          <w:p>
+            <w:pPr>
+              <w:spacing w:before="0" w:after="0" w:line="264" w:lineRule="auto"/>
+              <w:jc w:val="left"/>
+            </w:pPr>
+            <w:r/>
+            <w:r>
+              <w:rPr>
+                <w:rFonts w:ascii="Calibri" w:hAnsi="Calibri" w:eastAsia="Microsoft YaHei"/>
+                <w:b w:val="0"/>
+                <w:sz w:val="20"/>
+              </w:rPr>
+              <w:t>Assignment、Submission、Rubric、Grade</w:t>
+            </w:r>
+          </w:p>
+        </w:tc>
+        <w:tc>
+          <w:tcPr>
+            <w:tcW w:type="dxa" w:w="3760"/>
+            <w:vAlign w:val="center"/>
+            <w:tcMar>
+              <w:top w:w="80" w:type="dxa"/>
+              <w:bottom w:w="80" w:type="dxa"/>
+              <w:start w:w="120" w:type="dxa"/>
+              <w:end w:w="120" w:type="dxa"/>
+            </w:tcMar>
+          </w:tcPr>
+          <w:p>
+            <w:pPr>
+              <w:spacing w:before="0" w:after="0" w:line="264" w:lineRule="auto"/>
+              <w:jc w:val="left"/>
+            </w:pPr>
+            <w:r/>
+            <w:r>
+              <w:rPr>
+                <w:rFonts w:ascii="Calibri" w:hAnsi="Calibri" w:eastAsia="Microsoft YaHei"/>
+                <w:b w:val="0"/>
+                <w:sz w:val="20"/>
+              </w:rPr>
+              <w:t>帮助教师识别作业中的共性问题和个体差异。</w:t>
+            </w:r>
+          </w:p>
+        </w:tc>
+      </w:tr>
+      <w:tr>
+        <w:tc>
+          <w:tcPr>
+            <w:tcW w:type="dxa" w:w="2100"/>
+            <w:vAlign w:val="center"/>
+            <w:tcMar>
+              <w:top w:w="80" w:type="dxa"/>
+              <w:bottom w:w="80" w:type="dxa"/>
+              <w:start w:w="120" w:type="dxa"/>
+              <w:end w:w="120" w:type="dxa"/>
+            </w:tcMar>
+          </w:tcPr>
+          <w:p>
+            <w:pPr>
+              <w:spacing w:before="0" w:after="0" w:line="264" w:lineRule="auto"/>
+              <w:jc w:val="center"/>
+            </w:pPr>
+            <w:r/>
+            <w:r>
+              <w:rPr>
+                <w:rFonts w:ascii="Calibri" w:hAnsi="Calibri" w:eastAsia="Microsoft YaHei"/>
+                <w:b w:val="0"/>
+                <w:sz w:val="20"/>
+              </w:rPr>
+              <w:t>练习掌握度</w:t>
+            </w:r>
+          </w:p>
+        </w:tc>
+        <w:tc>
+          <w:tcPr>
+            <w:tcW w:type="dxa" w:w="3500"/>
+            <w:vAlign w:val="center"/>
+            <w:tcMar>
+              <w:top w:w="80" w:type="dxa"/>
+              <w:bottom w:w="80" w:type="dxa"/>
+              <w:start w:w="120" w:type="dxa"/>
+              <w:end w:w="120" w:type="dxa"/>
+            </w:tcMar>
+          </w:tcPr>
+          <w:p>
+            <w:pPr>
+              <w:spacing w:before="0" w:after="0" w:line="264" w:lineRule="auto"/>
+              <w:jc w:val="left"/>
+            </w:pPr>
+            <w:r/>
+            <w:r>
+              <w:rPr>
+                <w:rFonts w:ascii="Calibri" w:hAnsi="Calibri" w:eastAsia="Microsoft YaHei"/>
+                <w:b w:val="0"/>
+                <w:sz w:val="20"/>
+              </w:rPr>
+              <w:t>PracticeSession、AnswerRecord、MistakeItem、MasteryRecord</w:t>
+            </w:r>
+          </w:p>
+        </w:tc>
+        <w:tc>
+          <w:tcPr>
+            <w:tcW w:type="dxa" w:w="3760"/>
+            <w:vAlign w:val="center"/>
+            <w:tcMar>
+              <w:top w:w="80" w:type="dxa"/>
+              <w:bottom w:w="80" w:type="dxa"/>
+              <w:start w:w="120" w:type="dxa"/>
+              <w:end w:w="120" w:type="dxa"/>
+            </w:tcMar>
+          </w:tcPr>
+          <w:p>
+            <w:pPr>
+              <w:spacing w:before="0" w:after="0" w:line="264" w:lineRule="auto"/>
+              <w:jc w:val="left"/>
+            </w:pPr>
+            <w:r/>
+            <w:r>
+              <w:rPr>
+                <w:rFonts w:ascii="Calibri" w:hAnsi="Calibri" w:eastAsia="Microsoft YaHei"/>
+                <w:b w:val="0"/>
+                <w:sz w:val="20"/>
+              </w:rPr>
+              <w:t>把错题和知识点掌握情况转成后续补练依据。</w:t>
+            </w:r>
+          </w:p>
+        </w:tc>
+      </w:tr>
+      <w:tr>
+        <w:tc>
+          <w:tcPr>
+            <w:tcW w:type="dxa" w:w="2100"/>
+            <w:vAlign w:val="center"/>
+            <w:tcMar>
+              <w:top w:w="80" w:type="dxa"/>
+              <w:bottom w:w="80" w:type="dxa"/>
+              <w:start w:w="120" w:type="dxa"/>
+              <w:end w:w="120" w:type="dxa"/>
+            </w:tcMar>
+          </w:tcPr>
+          <w:p>
+            <w:pPr>
+              <w:spacing w:before="0" w:after="0" w:line="264" w:lineRule="auto"/>
+              <w:jc w:val="center"/>
+            </w:pPr>
+            <w:r/>
+            <w:r>
+              <w:rPr>
+                <w:rFonts w:ascii="Calibri" w:hAnsi="Calibri" w:eastAsia="Microsoft YaHei"/>
+                <w:b w:val="0"/>
+                <w:sz w:val="20"/>
+              </w:rPr>
+              <w:t>AI 过程证据</w:t>
+            </w:r>
+          </w:p>
+        </w:tc>
+        <w:tc>
+          <w:tcPr>
+            <w:tcW w:type="dxa" w:w="3500"/>
+            <w:vAlign w:val="center"/>
+            <w:tcMar>
+              <w:top w:w="80" w:type="dxa"/>
+              <w:bottom w:w="80" w:type="dxa"/>
+              <w:start w:w="120" w:type="dxa"/>
+              <w:end w:w="120" w:type="dxa"/>
+            </w:tcMar>
+          </w:tcPr>
+          <w:p>
+            <w:pPr>
+              <w:spacing w:before="0" w:after="0" w:line="264" w:lineRule="auto"/>
+              <w:jc w:val="left"/>
+            </w:pPr>
+            <w:r/>
+            <w:r>
+              <w:rPr>
+                <w:rFonts w:ascii="Calibri" w:hAnsi="Calibri" w:eastAsia="Microsoft YaHei"/>
+                <w:b w:val="0"/>
+                <w:sz w:val="20"/>
+              </w:rPr>
+              <w:t>StudentAiResult、TeacherAiResult、AIRequestRecord</w:t>
+            </w:r>
+          </w:p>
+        </w:tc>
+        <w:tc>
+          <w:tcPr>
+            <w:tcW w:type="dxa" w:w="3760"/>
+            <w:vAlign w:val="center"/>
+            <w:tcMar>
+              <w:top w:w="80" w:type="dxa"/>
+              <w:bottom w:w="80" w:type="dxa"/>
+              <w:start w:w="120" w:type="dxa"/>
+              <w:end w:w="120" w:type="dxa"/>
+            </w:tcMar>
+          </w:tcPr>
+          <w:p>
+            <w:pPr>
+              <w:spacing w:before="0" w:after="0" w:line="264" w:lineRule="auto"/>
+              <w:jc w:val="left"/>
+            </w:pPr>
+            <w:r/>
+            <w:r>
+              <w:rPr>
+                <w:rFonts w:ascii="Calibri" w:hAnsi="Calibri" w:eastAsia="Microsoft YaHei"/>
+                <w:b w:val="0"/>
+                <w:sz w:val="20"/>
+              </w:rPr>
+              <w:t>辅助判断学生是否使用过计划、自检、笔记整理等 AI 支持。</w:t>
+            </w:r>
+          </w:p>
+        </w:tc>
+      </w:tr>
+      <w:tr>
+        <w:tc>
+          <w:tcPr>
+            <w:tcW w:type="dxa" w:w="2100"/>
+            <w:vAlign w:val="center"/>
+            <w:tcMar>
+              <w:top w:w="80" w:type="dxa"/>
+              <w:bottom w:w="80" w:type="dxa"/>
+              <w:start w:w="120" w:type="dxa"/>
+              <w:end w:w="120" w:type="dxa"/>
+            </w:tcMar>
+          </w:tcPr>
+          <w:p>
+            <w:pPr>
+              <w:spacing w:before="0" w:after="0" w:line="264" w:lineRule="auto"/>
+              <w:jc w:val="center"/>
+            </w:pPr>
+            <w:r/>
+            <w:r>
+              <w:rPr>
+                <w:rFonts w:ascii="Calibri" w:hAnsi="Calibri" w:eastAsia="Microsoft YaHei"/>
+                <w:b w:val="0"/>
+                <w:sz w:val="20"/>
+              </w:rPr>
+              <w:t>协作活动</w:t>
+            </w:r>
+          </w:p>
+        </w:tc>
+        <w:tc>
+          <w:tcPr>
+            <w:tcW w:type="dxa" w:w="3500"/>
+            <w:vAlign w:val="center"/>
+            <w:tcMar>
+              <w:top w:w="80" w:type="dxa"/>
+              <w:bottom w:w="80" w:type="dxa"/>
+              <w:start w:w="120" w:type="dxa"/>
+              <w:end w:w="120" w:type="dxa"/>
+            </w:tcMar>
+          </w:tcPr>
+          <w:p>
+            <w:pPr>
+              <w:spacing w:before="0" w:after="0" w:line="264" w:lineRule="auto"/>
+              <w:jc w:val="left"/>
+            </w:pPr>
+            <w:r/>
+            <w:r>
+              <w:rPr>
+                <w:rFonts w:ascii="Calibri" w:hAnsi="Calibri" w:eastAsia="Microsoft YaHei"/>
+                <w:b w:val="0"/>
+                <w:sz w:val="20"/>
+              </w:rPr>
+              <w:t>ActivityLog、RoomMessage、CollaborationTask</w:t>
+            </w:r>
+          </w:p>
+        </w:tc>
+        <w:tc>
+          <w:tcPr>
+            <w:tcW w:type="dxa" w:w="3760"/>
+            <w:vAlign w:val="center"/>
+            <w:tcMar>
+              <w:top w:w="80" w:type="dxa"/>
+              <w:bottom w:w="80" w:type="dxa"/>
+              <w:start w:w="120" w:type="dxa"/>
+              <w:end w:w="120" w:type="dxa"/>
+            </w:tcMar>
+          </w:tcPr>
+          <w:p>
+            <w:pPr>
+              <w:spacing w:before="0" w:after="0" w:line="264" w:lineRule="auto"/>
+              <w:jc w:val="left"/>
+            </w:pPr>
+            <w:r/>
+            <w:r>
+              <w:rPr>
+                <w:rFonts w:ascii="Calibri" w:hAnsi="Calibri" w:eastAsia="Microsoft YaHei"/>
+                <w:b w:val="0"/>
+                <w:sz w:val="20"/>
+              </w:rPr>
+              <w:t>展示小组协作和课程过程记录，支持项目文档中的过程证明。</w:t>
+            </w:r>
+          </w:p>
+        </w:tc>
+      </w:tr>
+      <w:tr>
+        <w:tc>
+          <w:tcPr>
+            <w:tcW w:type="dxa" w:w="2100"/>
+            <w:vAlign w:val="center"/>
+            <w:tcMar>
+              <w:top w:w="80" w:type="dxa"/>
+              <w:bottom w:w="80" w:type="dxa"/>
+              <w:start w:w="120" w:type="dxa"/>
+              <w:end w:w="120" w:type="dxa"/>
+            </w:tcMar>
+          </w:tcPr>
+          <w:p>
+            <w:pPr>
+              <w:spacing w:before="0" w:after="0" w:line="264" w:lineRule="auto"/>
+              <w:jc w:val="center"/>
+            </w:pPr>
+            <w:r/>
+            <w:r>
+              <w:rPr>
+                <w:rFonts w:ascii="Calibri" w:hAnsi="Calibri" w:eastAsia="Microsoft YaHei"/>
+                <w:b w:val="0"/>
+                <w:sz w:val="20"/>
+              </w:rPr>
+              <w:t>报告输出</w:t>
+            </w:r>
+          </w:p>
+        </w:tc>
+        <w:tc>
+          <w:tcPr>
+            <w:tcW w:type="dxa" w:w="3500"/>
+            <w:vAlign w:val="center"/>
+            <w:tcMar>
+              <w:top w:w="80" w:type="dxa"/>
+              <w:bottom w:w="80" w:type="dxa"/>
+              <w:start w:w="120" w:type="dxa"/>
+              <w:end w:w="120" w:type="dxa"/>
+            </w:tcMar>
+          </w:tcPr>
+          <w:p>
+            <w:pPr>
+              <w:spacing w:before="0" w:after="0" w:line="264" w:lineRule="auto"/>
+              <w:jc w:val="left"/>
+            </w:pPr>
+            <w:r/>
+            <w:r>
+              <w:rPr>
+                <w:rFonts w:ascii="Calibri" w:hAnsi="Calibri" w:eastAsia="Microsoft YaHei"/>
+                <w:b w:val="0"/>
+                <w:sz w:val="20"/>
+              </w:rPr>
+              <w:t>Report、ReportSection、summary payload</w:t>
+            </w:r>
+          </w:p>
+        </w:tc>
+        <w:tc>
+          <w:tcPr>
+            <w:tcW w:type="dxa" w:w="3760"/>
+            <w:vAlign w:val="center"/>
+            <w:tcMar>
+              <w:top w:w="80" w:type="dxa"/>
+              <w:bottom w:w="80" w:type="dxa"/>
+              <w:start w:w="120" w:type="dxa"/>
+              <w:end w:w="120" w:type="dxa"/>
+            </w:tcMar>
+          </w:tcPr>
+          <w:p>
+            <w:pPr>
+              <w:spacing w:before="0" w:after="0" w:line="264" w:lineRule="auto"/>
+              <w:jc w:val="left"/>
+            </w:pPr>
+            <w:r/>
+            <w:r>
+              <w:rPr>
+                <w:rFonts w:ascii="Calibri" w:hAnsi="Calibri" w:eastAsia="Microsoft YaHei"/>
+                <w:b w:val="0"/>
+                <w:sz w:val="20"/>
+              </w:rPr>
+              <w:t>把统计结论整理为可提交或可查看的报告摘要。</w:t>
+            </w:r>
+          </w:p>
+        </w:tc>
+      </w:tr>
+    </w:tbl>
+    <w:p>
+      <w:pPr>
+        <w:spacing w:before="0" w:after="40" w:line="264" w:lineRule="auto"/>
+      </w:pPr>
     </w:p>
     <w:sectPr>
       <w:headerReference w:type="default" r:id="rId9"/>
